--- a/flutter_more_documents/part_two_of_flutter_more_docs/f54_flutter_testing_unit_widget_and_integration.docx
+++ b/flutter_more_documents/part_two_of_flutter_more_docs/f54_flutter_testing_unit_widget_and_integration.docx
@@ -200,7 +200,95 @@
           <w:sz w:val="32"/>
           <w:szCs w:val="32"/>
         </w:rPr>
-        <w:t>Timer, Debounce, Stream Testing………………………………….30</w:t>
+        <w:t>Timer</w:t>
+      </w:r>
+      <w:r>
+        <w:rPr>
+          <w:sz w:val="32"/>
+          <w:szCs w:val="32"/>
+        </w:rPr>
+        <w:t xml:space="preserve"> &amp;</w:t>
+      </w:r>
+      <w:r>
+        <w:rPr>
+          <w:sz w:val="32"/>
+          <w:szCs w:val="32"/>
+        </w:rPr>
+        <w:t xml:space="preserve"> Debounce</w:t>
+      </w:r>
+      <w:r>
+        <w:rPr>
+          <w:sz w:val="32"/>
+          <w:szCs w:val="32"/>
+        </w:rPr>
+        <w:t xml:space="preserve">d </w:t>
+      </w:r>
+      <w:r>
+        <w:rPr>
+          <w:sz w:val="32"/>
+          <w:szCs w:val="32"/>
+        </w:rPr>
+        <w:t>Testing……………………………</w:t>
+      </w:r>
+      <w:r>
+        <w:rPr>
+          <w:sz w:val="32"/>
+          <w:szCs w:val="32"/>
+        </w:rPr>
+        <w:t>…</w:t>
+      </w:r>
+      <w:proofErr w:type="gramStart"/>
+      <w:r>
+        <w:rPr>
+          <w:sz w:val="32"/>
+          <w:szCs w:val="32"/>
+        </w:rPr>
+        <w:t>…..</w:t>
+      </w:r>
+      <w:proofErr w:type="gramEnd"/>
+      <w:r>
+        <w:rPr>
+          <w:sz w:val="32"/>
+          <w:szCs w:val="32"/>
+        </w:rPr>
+        <w:t>…….30</w:t>
+      </w:r>
+    </w:p>
+    <w:p>
+      <w:pPr>
+        <w:pStyle w:val="ListParagraph"/>
+        <w:numPr>
+          <w:ilvl w:val="0"/>
+          <w:numId w:val="5"/>
+        </w:numPr>
+        <w:jc w:val="both"/>
+        <w:rPr>
+          <w:sz w:val="32"/>
+          <w:szCs w:val="32"/>
+        </w:rPr>
+      </w:pPr>
+      <w:r>
+        <w:rPr>
+          <w:sz w:val="32"/>
+          <w:szCs w:val="32"/>
+        </w:rPr>
+        <w:t>Stream Testing………………………………………………………</w:t>
+      </w:r>
+      <w:proofErr w:type="gramStart"/>
+      <w:r>
+        <w:rPr>
+          <w:sz w:val="32"/>
+          <w:szCs w:val="32"/>
+        </w:rPr>
+        <w:t>…..</w:t>
+      </w:r>
+      <w:proofErr w:type="gramEnd"/>
+      <w:r>
+        <w:rPr>
+          <w:sz w:val="32"/>
+          <w:szCs w:val="32"/>
+        </w:rPr>
+        <w:t>35</w:t>
       </w:r>
     </w:p>
     <w:p>
@@ -8728,7 +8816,44 @@
           <w:sz w:val="32"/>
           <w:szCs w:val="32"/>
         </w:rPr>
-        <w:t># Song class:</w:t>
+        <w:t>#</w:t>
+      </w:r>
+      <w:r>
+        <w:rPr>
+          <w:sz w:val="32"/>
+          <w:szCs w:val="32"/>
+        </w:rPr>
+        <w:t xml:space="preserve"> Testing</w:t>
+      </w:r>
+      <w:r>
+        <w:rPr>
+          <w:sz w:val="32"/>
+          <w:szCs w:val="32"/>
+        </w:rPr>
+        <w:t xml:space="preserve"> </w:t>
+      </w:r>
+      <w:r>
+        <w:rPr>
+          <w:b/>
+          <w:bCs/>
+          <w:sz w:val="32"/>
+          <w:szCs w:val="32"/>
+        </w:rPr>
+        <w:t>Song</w:t>
+      </w:r>
+      <w:r>
+        <w:rPr>
+          <w:sz w:val="32"/>
+          <w:szCs w:val="32"/>
+        </w:rPr>
+        <w:t xml:space="preserve"> model</w:t>
+      </w:r>
+      <w:r>
+        <w:rPr>
+          <w:sz w:val="32"/>
+          <w:szCs w:val="32"/>
+        </w:rPr>
+        <w:t xml:space="preserve"> class:</w:t>
       </w:r>
     </w:p>
     <w:p>
@@ -12411,9 +12536,8 @@
           <w:sz w:val="32"/>
           <w:szCs w:val="32"/>
         </w:rPr>
-        <w:t xml:space="preserve">flutter pub </w:t>
-      </w:r>
-      <w:proofErr w:type="gramStart"/>
+        <w:t>flutter pub add</w:t>
+      </w:r>
       <w:r>
         <w:rPr>
           <w:b/>
@@ -12422,9 +12546,8 @@
           <w:sz w:val="32"/>
           <w:szCs w:val="32"/>
         </w:rPr>
-        <w:t>add</w:t>
-      </w:r>
-      <w:proofErr w:type="gramEnd"/>
+        <w:t xml:space="preserve"> --dev</w:t>
+      </w:r>
       <w:r>
         <w:rPr>
           <w:b/>
@@ -12455,9 +12578,8 @@
           <w:sz w:val="32"/>
           <w:szCs w:val="32"/>
         </w:rPr>
-        <w:t xml:space="preserve">dart pub </w:t>
-      </w:r>
-      <w:proofErr w:type="gramStart"/>
+        <w:t>dart pub add</w:t>
+      </w:r>
       <w:r>
         <w:rPr>
           <w:b/>
@@ -12466,9 +12588,8 @@
           <w:sz w:val="32"/>
           <w:szCs w:val="32"/>
         </w:rPr>
-        <w:t>add</w:t>
-      </w:r>
-      <w:proofErr w:type="gramEnd"/>
+        <w:t xml:space="preserve"> --dev</w:t>
+      </w:r>
       <w:r>
         <w:rPr>
           <w:b/>
@@ -17886,14 +18007,7 @@
           <w:sz w:val="32"/>
           <w:szCs w:val="32"/>
         </w:rPr>
-        <w:t>H</w:t>
-      </w:r>
-      <w:r>
-        <w:rPr>
-          <w:sz w:val="32"/>
-          <w:szCs w:val="32"/>
-        </w:rPr>
-        <w:t>ow many times,</w:t>
+        <w:t>How many times,</w:t>
       </w:r>
     </w:p>
     <w:p>
@@ -17914,14 +18028,7 @@
           <w:sz w:val="32"/>
           <w:szCs w:val="32"/>
         </w:rPr>
-        <w:t>A</w:t>
-      </w:r>
-      <w:r>
-        <w:rPr>
-          <w:sz w:val="32"/>
-          <w:szCs w:val="32"/>
-        </w:rPr>
-        <w:t xml:space="preserve">nd with what arguments. </w:t>
+        <w:t xml:space="preserve">And with what arguments. </w:t>
       </w:r>
     </w:p>
     <w:p>
@@ -21903,16 +22010,43 @@
           <w:sz w:val="32"/>
           <w:szCs w:val="32"/>
         </w:rPr>
-        <w:t>r, Debounce,</w:t>
-      </w:r>
-      <w:r>
-        <w:rPr>
-          <w:b/>
-          <w:bCs/>
-          <w:sz w:val="32"/>
-          <w:szCs w:val="32"/>
-        </w:rPr>
-        <w:t xml:space="preserve"> Stream Testing:</w:t>
+        <w:t>r</w:t>
+      </w:r>
+      <w:r>
+        <w:rPr>
+          <w:b/>
+          <w:bCs/>
+          <w:sz w:val="32"/>
+          <w:szCs w:val="32"/>
+        </w:rPr>
+        <w:t xml:space="preserve"> &amp;</w:t>
+      </w:r>
+      <w:r>
+        <w:rPr>
+          <w:b/>
+          <w:bCs/>
+          <w:sz w:val="32"/>
+          <w:szCs w:val="32"/>
+        </w:rPr>
+        <w:t xml:space="preserve"> Debounce</w:t>
+      </w:r>
+      <w:r>
+        <w:rPr>
+          <w:b/>
+          <w:bCs/>
+          <w:sz w:val="32"/>
+          <w:szCs w:val="32"/>
+        </w:rPr>
+        <w:t>d</w:t>
+      </w:r>
+      <w:r>
+        <w:rPr>
+          <w:b/>
+          <w:bCs/>
+          <w:sz w:val="32"/>
+          <w:szCs w:val="32"/>
+        </w:rPr>
+        <w:t xml:space="preserve"> Testing:</w:t>
       </w:r>
     </w:p>
     <w:p>
@@ -21930,24 +22064,4745 @@
         </w:rPr>
         <w:t xml:space="preserve"># </w:t>
       </w:r>
-    </w:p>
-    <w:p>
-      <w:pPr>
-        <w:jc w:val="both"/>
-        <w:rPr>
-          <w:sz w:val="32"/>
-          <w:szCs w:val="32"/>
-        </w:rPr>
-      </w:pPr>
-    </w:p>
-    <w:p>
-      <w:pPr>
-        <w:jc w:val="both"/>
-        <w:rPr>
-          <w:sz w:val="32"/>
-          <w:szCs w:val="32"/>
-        </w:rPr>
-      </w:pPr>
+      <w:r>
+        <w:rPr>
+          <w:sz w:val="32"/>
+          <w:szCs w:val="32"/>
+        </w:rPr>
+        <w:t xml:space="preserve">Real-time is the enemy of fast tests. A huge amount of real app logic depends on </w:t>
+      </w:r>
+      <w:proofErr w:type="gramStart"/>
+      <w:r>
+        <w:rPr>
+          <w:b/>
+          <w:bCs/>
+          <w:sz w:val="32"/>
+          <w:szCs w:val="32"/>
+        </w:rPr>
+        <w:t>Duration(</w:t>
+      </w:r>
+      <w:proofErr w:type="gramEnd"/>
+      <w:r>
+        <w:rPr>
+          <w:b/>
+          <w:bCs/>
+          <w:sz w:val="32"/>
+          <w:szCs w:val="32"/>
+        </w:rPr>
+        <w:t>)</w:t>
+      </w:r>
+      <w:r>
+        <w:rPr>
+          <w:sz w:val="32"/>
+          <w:szCs w:val="32"/>
+        </w:rPr>
+        <w:t xml:space="preserve"> class like debounced search bars, retry with-backoff, splash screen minimum display time, auto-save timers</w:t>
+      </w:r>
+    </w:p>
+    <w:p>
+      <w:pPr>
+        <w:jc w:val="both"/>
+        <w:rPr>
+          <w:sz w:val="32"/>
+          <w:szCs w:val="32"/>
+        </w:rPr>
+      </w:pPr>
+      <w:r>
+        <w:rPr>
+          <w:sz w:val="32"/>
+          <w:szCs w:val="32"/>
+        </w:rPr>
+        <w:t># If we test this the old way,</w:t>
+      </w:r>
+      <w:r>
+        <w:rPr>
+          <w:sz w:val="32"/>
+          <w:szCs w:val="32"/>
+        </w:rPr>
+        <w:t xml:space="preserve"> we have to wait for some time (300ms) not instant and it’s</w:t>
+      </w:r>
+      <w:r>
+        <w:rPr>
+          <w:sz w:val="32"/>
+          <w:szCs w:val="32"/>
+        </w:rPr>
+        <w:t xml:space="preserve"> pointless</w:t>
+      </w:r>
+      <w:r>
+        <w:rPr>
+          <w:sz w:val="32"/>
+          <w:szCs w:val="32"/>
+        </w:rPr>
+        <w:t>.</w:t>
+      </w:r>
+    </w:p>
+    <w:p>
+      <w:pPr>
+        <w:jc w:val="both"/>
+        <w:rPr>
+          <w:sz w:val="32"/>
+          <w:szCs w:val="32"/>
+        </w:rPr>
+      </w:pPr>
+      <w:r>
+        <w:rPr>
+          <w:sz w:val="32"/>
+          <w:szCs w:val="32"/>
+        </w:rPr>
+        <w:t># So,</w:t>
+      </w:r>
+      <w:r>
+        <w:rPr>
+          <w:b/>
+          <w:bCs/>
+          <w:sz w:val="32"/>
+          <w:szCs w:val="32"/>
+        </w:rPr>
+        <w:t xml:space="preserve"> </w:t>
+      </w:r>
+      <w:proofErr w:type="gramStart"/>
+      <w:r>
+        <w:rPr>
+          <w:b/>
+          <w:bCs/>
+          <w:sz w:val="32"/>
+          <w:szCs w:val="32"/>
+        </w:rPr>
+        <w:t>test(</w:t>
+      </w:r>
+      <w:proofErr w:type="gramEnd"/>
+      <w:r>
+        <w:rPr>
+          <w:b/>
+          <w:bCs/>
+          <w:sz w:val="32"/>
+          <w:szCs w:val="32"/>
+        </w:rPr>
+        <w:t>)</w:t>
+      </w:r>
+      <w:r>
+        <w:rPr>
+          <w:sz w:val="32"/>
+          <w:szCs w:val="32"/>
+        </w:rPr>
+        <w:t xml:space="preserve"> can’t have </w:t>
+      </w:r>
+      <w:r>
+        <w:rPr>
+          <w:b/>
+          <w:bCs/>
+          <w:sz w:val="32"/>
+          <w:szCs w:val="32"/>
+        </w:rPr>
+        <w:t xml:space="preserve">await </w:t>
+      </w:r>
+      <w:proofErr w:type="spellStart"/>
+      <w:r>
+        <w:rPr>
+          <w:b/>
+          <w:bCs/>
+          <w:sz w:val="32"/>
+          <w:szCs w:val="32"/>
+        </w:rPr>
+        <w:t>Future.delayed</w:t>
+      </w:r>
+      <w:proofErr w:type="spellEnd"/>
+      <w:r>
+        <w:rPr>
+          <w:b/>
+          <w:bCs/>
+          <w:sz w:val="32"/>
+          <w:szCs w:val="32"/>
+        </w:rPr>
+        <w:t xml:space="preserve">() </w:t>
+      </w:r>
+      <w:r>
+        <w:rPr>
+          <w:sz w:val="32"/>
+          <w:szCs w:val="32"/>
+        </w:rPr>
+        <w:t>inside it</w:t>
+      </w:r>
+    </w:p>
+    <w:p>
+      <w:pPr>
+        <w:jc w:val="both"/>
+        <w:rPr>
+          <w:sz w:val="32"/>
+          <w:szCs w:val="32"/>
+        </w:rPr>
+      </w:pPr>
+    </w:p>
+    <w:p>
+      <w:pPr>
+        <w:jc w:val="both"/>
+        <w:rPr>
+          <w:sz w:val="32"/>
+          <w:szCs w:val="32"/>
+        </w:rPr>
+      </w:pPr>
+      <w:r>
+        <w:rPr>
+          <w:sz w:val="32"/>
+          <w:szCs w:val="32"/>
+        </w:rPr>
+        <w:t>Mental Model (Stopwatch vs Time Machine)</w:t>
+      </w:r>
+    </w:p>
+    <w:p>
+      <w:pPr>
+        <w:jc w:val="both"/>
+        <w:rPr>
+          <w:sz w:val="32"/>
+          <w:szCs w:val="32"/>
+        </w:rPr>
+      </w:pPr>
+      <w:r>
+        <w:rPr>
+          <w:sz w:val="32"/>
+          <w:szCs w:val="32"/>
+        </w:rPr>
+        <w:t>#</w:t>
+      </w:r>
+      <w:r>
+        <w:rPr>
+          <w:b/>
+          <w:bCs/>
+          <w:sz w:val="32"/>
+          <w:szCs w:val="32"/>
+        </w:rPr>
+        <w:t xml:space="preserve"> </w:t>
+      </w:r>
+      <w:proofErr w:type="spellStart"/>
+      <w:r>
+        <w:rPr>
+          <w:b/>
+          <w:bCs/>
+          <w:sz w:val="32"/>
+          <w:szCs w:val="32"/>
+        </w:rPr>
+        <w:t>fake_async</w:t>
+      </w:r>
+      <w:proofErr w:type="spellEnd"/>
+      <w:r>
+        <w:rPr>
+          <w:sz w:val="32"/>
+          <w:szCs w:val="32"/>
+        </w:rPr>
+        <w:t xml:space="preserve"> (a </w:t>
+      </w:r>
+      <w:r>
+        <w:rPr>
+          <w:b/>
+          <w:bCs/>
+          <w:sz w:val="32"/>
+          <w:szCs w:val="32"/>
+        </w:rPr>
+        <w:t>Dart</w:t>
+      </w:r>
+      <w:r>
+        <w:rPr>
+          <w:sz w:val="32"/>
+          <w:szCs w:val="32"/>
+        </w:rPr>
+        <w:t xml:space="preserve"> package) creates a fake</w:t>
+      </w:r>
+      <w:r>
+        <w:rPr>
+          <w:b/>
+          <w:bCs/>
+          <w:sz w:val="32"/>
+          <w:szCs w:val="32"/>
+        </w:rPr>
+        <w:t xml:space="preserve"> Zone</w:t>
+      </w:r>
+      <w:r>
+        <w:rPr>
+          <w:sz w:val="32"/>
+          <w:szCs w:val="32"/>
+        </w:rPr>
+        <w:t xml:space="preserve"> where </w:t>
+      </w:r>
+      <w:r>
+        <w:rPr>
+          <w:b/>
+          <w:bCs/>
+          <w:sz w:val="32"/>
+          <w:szCs w:val="32"/>
+        </w:rPr>
+        <w:t>Timer</w:t>
+      </w:r>
+      <w:r>
+        <w:rPr>
+          <w:sz w:val="32"/>
+          <w:szCs w:val="32"/>
+        </w:rPr>
+        <w:t xml:space="preserve">, </w:t>
+      </w:r>
+      <w:proofErr w:type="spellStart"/>
+      <w:r>
+        <w:rPr>
+          <w:b/>
+          <w:bCs/>
+          <w:sz w:val="32"/>
+          <w:szCs w:val="32"/>
+        </w:rPr>
+        <w:t>Future.delayed</w:t>
+      </w:r>
+      <w:proofErr w:type="spellEnd"/>
+      <w:r>
+        <w:rPr>
+          <w:sz w:val="32"/>
+          <w:szCs w:val="32"/>
+        </w:rPr>
+        <w:t xml:space="preserve"> and</w:t>
+      </w:r>
+      <w:r>
+        <w:rPr>
+          <w:b/>
+          <w:bCs/>
+          <w:sz w:val="32"/>
+          <w:szCs w:val="32"/>
+        </w:rPr>
+        <w:t xml:space="preserve"> Duration</w:t>
+      </w:r>
+      <w:r>
+        <w:rPr>
+          <w:sz w:val="32"/>
+          <w:szCs w:val="32"/>
+        </w:rPr>
+        <w:t xml:space="preserve"> based scheduling all run against a virtual clock we control by </w:t>
+      </w:r>
+      <w:proofErr w:type="gramStart"/>
+      <w:r>
+        <w:rPr>
+          <w:sz w:val="32"/>
+          <w:szCs w:val="32"/>
+        </w:rPr>
+        <w:t xml:space="preserve">calling </w:t>
+      </w:r>
+      <w:r>
+        <w:rPr>
+          <w:b/>
+          <w:bCs/>
+          <w:sz w:val="32"/>
+          <w:szCs w:val="32"/>
+        </w:rPr>
+        <w:t>.elapse</w:t>
+      </w:r>
+      <w:proofErr w:type="gramEnd"/>
+      <w:r>
+        <w:rPr>
+          <w:b/>
+          <w:bCs/>
+          <w:sz w:val="32"/>
+          <w:szCs w:val="32"/>
+        </w:rPr>
+        <w:t>()</w:t>
+      </w:r>
+      <w:r>
+        <w:rPr>
+          <w:sz w:val="32"/>
+          <w:szCs w:val="32"/>
+        </w:rPr>
+        <w:t>. No real time passes. Our 300ms debounce test runs in microseconds</w:t>
+      </w:r>
+    </w:p>
+    <w:p>
+      <w:pPr>
+        <w:jc w:val="both"/>
+        <w:rPr>
+          <w:sz w:val="32"/>
+          <w:szCs w:val="32"/>
+        </w:rPr>
+      </w:pPr>
+    </w:p>
+    <w:p>
+      <w:pPr>
+        <w:jc w:val="both"/>
+        <w:rPr>
+          <w:sz w:val="32"/>
+          <w:szCs w:val="32"/>
+        </w:rPr>
+      </w:pPr>
+      <w:proofErr w:type="spellStart"/>
+      <w:r>
+        <w:rPr>
+          <w:sz w:val="32"/>
+          <w:szCs w:val="32"/>
+        </w:rPr>
+        <w:t>fake_async</w:t>
+      </w:r>
+      <w:proofErr w:type="spellEnd"/>
+      <w:r>
+        <w:rPr>
+          <w:sz w:val="32"/>
+          <w:szCs w:val="32"/>
+        </w:rPr>
+        <w:t xml:space="preserve"> API’s:</w:t>
+      </w:r>
+    </w:p>
+    <w:p>
+      <w:pPr>
+        <w:jc w:val="both"/>
+        <w:rPr>
+          <w:sz w:val="32"/>
+          <w:szCs w:val="32"/>
+        </w:rPr>
+      </w:pPr>
+      <w:r>
+        <w:rPr>
+          <w:sz w:val="32"/>
+          <w:szCs w:val="32"/>
+        </w:rPr>
+        <w:t># Add the package:</w:t>
+      </w:r>
+    </w:p>
+    <w:p>
+      <w:pPr>
+        <w:jc w:val="both"/>
+        <w:rPr>
+          <w:b/>
+          <w:bCs/>
+          <w:color w:val="60CAF3" w:themeColor="accent4" w:themeTint="99"/>
+          <w:sz w:val="32"/>
+          <w:szCs w:val="32"/>
+        </w:rPr>
+      </w:pPr>
+      <w:proofErr w:type="spellStart"/>
+      <w:r>
+        <w:rPr>
+          <w:b/>
+          <w:bCs/>
+          <w:color w:val="60CAF3" w:themeColor="accent4" w:themeTint="99"/>
+          <w:sz w:val="32"/>
+          <w:szCs w:val="32"/>
+        </w:rPr>
+        <w:t>dev_dependencies</w:t>
+      </w:r>
+      <w:proofErr w:type="spellEnd"/>
+      <w:r>
+        <w:rPr>
+          <w:b/>
+          <w:bCs/>
+          <w:color w:val="60CAF3" w:themeColor="accent4" w:themeTint="99"/>
+          <w:sz w:val="32"/>
+          <w:szCs w:val="32"/>
+        </w:rPr>
+        <w:t>:</w:t>
+      </w:r>
+    </w:p>
+    <w:p>
+      <w:pPr>
+        <w:jc w:val="both"/>
+        <w:rPr>
+          <w:b/>
+          <w:bCs/>
+          <w:color w:val="60CAF3" w:themeColor="accent4" w:themeTint="99"/>
+          <w:sz w:val="32"/>
+          <w:szCs w:val="32"/>
+        </w:rPr>
+      </w:pPr>
+      <w:r>
+        <w:rPr>
+          <w:b/>
+          <w:bCs/>
+          <w:color w:val="60CAF3" w:themeColor="accent4" w:themeTint="99"/>
+          <w:sz w:val="32"/>
+          <w:szCs w:val="32"/>
+        </w:rPr>
+        <w:t xml:space="preserve">  </w:t>
+      </w:r>
+      <w:proofErr w:type="spellStart"/>
+      <w:r>
+        <w:rPr>
+          <w:b/>
+          <w:bCs/>
+          <w:color w:val="60CAF3" w:themeColor="accent4" w:themeTint="99"/>
+          <w:sz w:val="32"/>
+          <w:szCs w:val="32"/>
+        </w:rPr>
+        <w:t>fake_async</w:t>
+      </w:r>
+      <w:proofErr w:type="spellEnd"/>
+      <w:r>
+        <w:rPr>
+          <w:b/>
+          <w:bCs/>
+          <w:color w:val="60CAF3" w:themeColor="accent4" w:themeTint="99"/>
+          <w:sz w:val="32"/>
+          <w:szCs w:val="32"/>
+        </w:rPr>
+        <w:t>: ^1.3.0</w:t>
+      </w:r>
+    </w:p>
+    <w:p>
+      <w:pPr>
+        <w:jc w:val="both"/>
+        <w:rPr>
+          <w:b/>
+          <w:bCs/>
+          <w:color w:val="60CAF3" w:themeColor="accent4" w:themeTint="99"/>
+          <w:sz w:val="32"/>
+          <w:szCs w:val="32"/>
+        </w:rPr>
+      </w:pPr>
+      <w:r>
+        <w:rPr>
+          <w:b/>
+          <w:bCs/>
+          <w:color w:val="60CAF3" w:themeColor="accent4" w:themeTint="99"/>
+          <w:sz w:val="32"/>
+          <w:szCs w:val="32"/>
+        </w:rPr>
+        <w:t xml:space="preserve">flutter pub add --dev </w:t>
+      </w:r>
+      <w:proofErr w:type="spellStart"/>
+      <w:r>
+        <w:rPr>
+          <w:b/>
+          <w:bCs/>
+          <w:color w:val="60CAF3" w:themeColor="accent4" w:themeTint="99"/>
+          <w:sz w:val="32"/>
+          <w:szCs w:val="32"/>
+        </w:rPr>
+        <w:t>fake_async</w:t>
+      </w:r>
+      <w:proofErr w:type="spellEnd"/>
+    </w:p>
+    <w:p>
+      <w:pPr>
+        <w:jc w:val="both"/>
+        <w:rPr>
+          <w:sz w:val="32"/>
+          <w:szCs w:val="32"/>
+        </w:rPr>
+      </w:pPr>
+      <w:r>
+        <w:rPr>
+          <w:sz w:val="32"/>
+          <w:szCs w:val="32"/>
+        </w:rPr>
+        <w:t># APIs and properties:</w:t>
+      </w:r>
+    </w:p>
+    <w:p>
+      <w:pPr>
+        <w:pStyle w:val="ListParagraph"/>
+        <w:numPr>
+          <w:ilvl w:val="0"/>
+          <w:numId w:val="14"/>
+        </w:numPr>
+        <w:jc w:val="both"/>
+        <w:rPr>
+          <w:sz w:val="32"/>
+          <w:szCs w:val="32"/>
+        </w:rPr>
+      </w:pPr>
+      <w:proofErr w:type="spellStart"/>
+      <w:r>
+        <w:rPr>
+          <w:b/>
+          <w:bCs/>
+          <w:sz w:val="32"/>
+          <w:szCs w:val="32"/>
+        </w:rPr>
+        <w:t>fakeAsync</w:t>
+      </w:r>
+      <w:proofErr w:type="spellEnd"/>
+      <w:r>
+        <w:rPr>
+          <w:b/>
+          <w:bCs/>
+          <w:sz w:val="32"/>
+          <w:szCs w:val="32"/>
+        </w:rPr>
+        <w:t>((async) {…})</w:t>
+      </w:r>
+      <w:r>
+        <w:rPr>
+          <w:sz w:val="32"/>
+          <w:szCs w:val="32"/>
+        </w:rPr>
+        <w:t xml:space="preserve"> </w:t>
+      </w:r>
+      <w:r>
+        <w:sym w:font="Wingdings" w:char="F0E0"/>
+      </w:r>
+      <w:r>
+        <w:rPr>
+          <w:sz w:val="32"/>
+          <w:szCs w:val="32"/>
+        </w:rPr>
+        <w:t xml:space="preserve"> Wraps our test body in a fake </w:t>
+      </w:r>
+      <w:r>
+        <w:rPr>
+          <w:b/>
+          <w:bCs/>
+          <w:sz w:val="32"/>
+          <w:szCs w:val="32"/>
+        </w:rPr>
+        <w:t>Zone</w:t>
+      </w:r>
+      <w:r>
+        <w:rPr>
+          <w:sz w:val="32"/>
+          <w:szCs w:val="32"/>
+        </w:rPr>
+        <w:t xml:space="preserve"> with a virtual clock. async here is the </w:t>
+      </w:r>
+      <w:proofErr w:type="spellStart"/>
+      <w:r>
+        <w:rPr>
+          <w:b/>
+          <w:bCs/>
+          <w:sz w:val="32"/>
+          <w:szCs w:val="32"/>
+        </w:rPr>
+        <w:t>FakeAsync</w:t>
+      </w:r>
+      <w:proofErr w:type="spellEnd"/>
+      <w:r>
+        <w:rPr>
+          <w:sz w:val="32"/>
+          <w:szCs w:val="32"/>
+        </w:rPr>
+        <w:t xml:space="preserve"> controller, not the</w:t>
+      </w:r>
+      <w:r>
+        <w:rPr>
+          <w:b/>
+          <w:bCs/>
+          <w:sz w:val="32"/>
+          <w:szCs w:val="32"/>
+        </w:rPr>
+        <w:t xml:space="preserve"> Dart</w:t>
+      </w:r>
+      <w:r>
+        <w:rPr>
+          <w:sz w:val="32"/>
+          <w:szCs w:val="32"/>
+        </w:rPr>
+        <w:t xml:space="preserve"> keyword</w:t>
+      </w:r>
+    </w:p>
+    <w:p>
+      <w:pPr>
+        <w:pStyle w:val="ListParagraph"/>
+        <w:numPr>
+          <w:ilvl w:val="0"/>
+          <w:numId w:val="14"/>
+        </w:numPr>
+        <w:jc w:val="both"/>
+        <w:rPr>
+          <w:sz w:val="32"/>
+          <w:szCs w:val="32"/>
+        </w:rPr>
+      </w:pPr>
+      <w:proofErr w:type="spellStart"/>
+      <w:proofErr w:type="gramStart"/>
+      <w:r>
+        <w:rPr>
+          <w:b/>
+          <w:bCs/>
+          <w:sz w:val="32"/>
+          <w:szCs w:val="32"/>
+        </w:rPr>
+        <w:lastRenderedPageBreak/>
+        <w:t>async.elapse</w:t>
+      </w:r>
+      <w:proofErr w:type="spellEnd"/>
+      <w:proofErr w:type="gramEnd"/>
+      <w:r>
+        <w:rPr>
+          <w:b/>
+          <w:bCs/>
+          <w:sz w:val="32"/>
+          <w:szCs w:val="32"/>
+        </w:rPr>
+        <w:t>(Duration)</w:t>
+      </w:r>
+      <w:r>
+        <w:rPr>
+          <w:sz w:val="32"/>
+          <w:szCs w:val="32"/>
+        </w:rPr>
+        <w:t xml:space="preserve"> </w:t>
+      </w:r>
+      <w:r>
+        <w:sym w:font="Wingdings" w:char="F0E0"/>
+      </w:r>
+      <w:r>
+        <w:rPr>
+          <w:sz w:val="32"/>
+          <w:szCs w:val="32"/>
+        </w:rPr>
+        <w:t xml:space="preserve"> Moves the virtual clock forward by exactly this much</w:t>
+      </w:r>
+      <w:r>
+        <w:rPr>
+          <w:sz w:val="32"/>
+          <w:szCs w:val="32"/>
+        </w:rPr>
+        <w:t xml:space="preserve"> specified</w:t>
+      </w:r>
+      <w:r>
+        <w:rPr>
+          <w:sz w:val="32"/>
+          <w:szCs w:val="32"/>
+        </w:rPr>
+        <w:t>, firing any due timers along the way</w:t>
+      </w:r>
+    </w:p>
+    <w:p>
+      <w:pPr>
+        <w:pStyle w:val="ListParagraph"/>
+        <w:numPr>
+          <w:ilvl w:val="0"/>
+          <w:numId w:val="14"/>
+        </w:numPr>
+        <w:jc w:val="both"/>
+        <w:rPr>
+          <w:sz w:val="32"/>
+          <w:szCs w:val="32"/>
+        </w:rPr>
+      </w:pPr>
+      <w:proofErr w:type="spellStart"/>
+      <w:proofErr w:type="gramStart"/>
+      <w:r>
+        <w:rPr>
+          <w:b/>
+          <w:bCs/>
+          <w:sz w:val="32"/>
+          <w:szCs w:val="32"/>
+        </w:rPr>
+        <w:t>async.flushMicrotasks</w:t>
+      </w:r>
+      <w:proofErr w:type="spellEnd"/>
+      <w:proofErr w:type="gramEnd"/>
+      <w:r>
+        <w:rPr>
+          <w:b/>
+          <w:bCs/>
+          <w:sz w:val="32"/>
+          <w:szCs w:val="32"/>
+        </w:rPr>
+        <w:t>()</w:t>
+      </w:r>
+      <w:r>
+        <w:rPr>
+          <w:sz w:val="32"/>
+          <w:szCs w:val="32"/>
+        </w:rPr>
+        <w:t xml:space="preserve"> </w:t>
+      </w:r>
+      <w:r>
+        <w:sym w:font="Wingdings" w:char="F0E0"/>
+      </w:r>
+      <w:r>
+        <w:rPr>
+          <w:sz w:val="32"/>
+          <w:szCs w:val="32"/>
+        </w:rPr>
+        <w:t xml:space="preserve"> Runs pending microtask WITHOUT moving the clock, useful when we have</w:t>
+      </w:r>
+      <w:r>
+        <w:rPr>
+          <w:b/>
+          <w:bCs/>
+          <w:sz w:val="32"/>
+          <w:szCs w:val="32"/>
+        </w:rPr>
+        <w:t xml:space="preserve"> await</w:t>
+      </w:r>
+      <w:r>
+        <w:rPr>
+          <w:sz w:val="32"/>
+          <w:szCs w:val="32"/>
+        </w:rPr>
+        <w:t xml:space="preserve"> chained work but no more timers to fire</w:t>
+      </w:r>
+    </w:p>
+    <w:p>
+      <w:pPr>
+        <w:pStyle w:val="ListParagraph"/>
+        <w:numPr>
+          <w:ilvl w:val="0"/>
+          <w:numId w:val="14"/>
+        </w:numPr>
+        <w:jc w:val="both"/>
+        <w:rPr>
+          <w:sz w:val="32"/>
+          <w:szCs w:val="32"/>
+        </w:rPr>
+      </w:pPr>
+      <w:proofErr w:type="spellStart"/>
+      <w:proofErr w:type="gramStart"/>
+      <w:r>
+        <w:rPr>
+          <w:b/>
+          <w:bCs/>
+          <w:sz w:val="32"/>
+          <w:szCs w:val="32"/>
+        </w:rPr>
+        <w:t>async</w:t>
+      </w:r>
+      <w:r>
+        <w:rPr>
+          <w:b/>
+          <w:bCs/>
+          <w:sz w:val="32"/>
+          <w:szCs w:val="32"/>
+        </w:rPr>
+        <w:t>.flushTimers</w:t>
+      </w:r>
+      <w:proofErr w:type="spellEnd"/>
+      <w:proofErr w:type="gramEnd"/>
+      <w:r>
+        <w:rPr>
+          <w:b/>
+          <w:bCs/>
+          <w:sz w:val="32"/>
+          <w:szCs w:val="32"/>
+        </w:rPr>
+        <w:t xml:space="preserve">({Duration? </w:t>
+      </w:r>
+      <w:proofErr w:type="spellStart"/>
+      <w:r>
+        <w:rPr>
+          <w:b/>
+          <w:bCs/>
+          <w:sz w:val="32"/>
+          <w:szCs w:val="32"/>
+        </w:rPr>
+        <w:t>flushPeriodicTimers</w:t>
+      </w:r>
+      <w:proofErr w:type="spellEnd"/>
+      <w:r>
+        <w:rPr>
+          <w:b/>
+          <w:bCs/>
+          <w:sz w:val="32"/>
+          <w:szCs w:val="32"/>
+        </w:rPr>
+        <w:t>, Duration? timeout})</w:t>
+      </w:r>
+      <w:r>
+        <w:rPr>
+          <w:sz w:val="32"/>
+          <w:szCs w:val="32"/>
+        </w:rPr>
+        <w:t xml:space="preserve"> </w:t>
+      </w:r>
+      <w:r>
+        <w:sym w:font="Wingdings" w:char="F0E0"/>
+      </w:r>
+      <w:r>
+        <w:rPr>
+          <w:sz w:val="32"/>
+          <w:szCs w:val="32"/>
+        </w:rPr>
+        <w:t xml:space="preserve"> </w:t>
+      </w:r>
+      <w:r>
+        <w:rPr>
+          <w:sz w:val="32"/>
+          <w:szCs w:val="32"/>
+        </w:rPr>
+        <w:t>Keeps advancing the clock automatically until no timers remain pending</w:t>
+      </w:r>
+      <w:r>
+        <w:rPr>
+          <w:sz w:val="32"/>
+          <w:szCs w:val="32"/>
+        </w:rPr>
+        <w:t>.</w:t>
+      </w:r>
+      <w:r>
+        <w:rPr>
+          <w:sz w:val="32"/>
+          <w:szCs w:val="32"/>
+        </w:rPr>
+        <w:t xml:space="preserve"> </w:t>
+      </w:r>
+      <w:r>
+        <w:rPr>
+          <w:sz w:val="32"/>
+          <w:szCs w:val="32"/>
+        </w:rPr>
+        <w:t>H</w:t>
+      </w:r>
+      <w:r>
+        <w:rPr>
+          <w:sz w:val="32"/>
+          <w:szCs w:val="32"/>
+        </w:rPr>
+        <w:t xml:space="preserve">andy for retry-with-backoff logic instead of manually </w:t>
+      </w:r>
+      <w:proofErr w:type="gramStart"/>
+      <w:r>
+        <w:rPr>
+          <w:sz w:val="32"/>
+          <w:szCs w:val="32"/>
+        </w:rPr>
+        <w:t xml:space="preserve">chaining </w:t>
+      </w:r>
+      <w:r>
+        <w:rPr>
+          <w:b/>
+          <w:bCs/>
+          <w:sz w:val="32"/>
+          <w:szCs w:val="32"/>
+        </w:rPr>
+        <w:t>.elapse</w:t>
+      </w:r>
+      <w:proofErr w:type="gramEnd"/>
+      <w:r>
+        <w:rPr>
+          <w:b/>
+          <w:bCs/>
+          <w:sz w:val="32"/>
+          <w:szCs w:val="32"/>
+        </w:rPr>
+        <w:t>()</w:t>
+      </w:r>
+      <w:r>
+        <w:rPr>
+          <w:sz w:val="32"/>
+          <w:szCs w:val="32"/>
+        </w:rPr>
+        <w:t xml:space="preserve"> cal</w:t>
+      </w:r>
+      <w:r>
+        <w:rPr>
+          <w:sz w:val="32"/>
+          <w:szCs w:val="32"/>
+        </w:rPr>
+        <w:t>ls</w:t>
+      </w:r>
+    </w:p>
+    <w:p>
+      <w:pPr>
+        <w:pStyle w:val="ListParagraph"/>
+        <w:numPr>
+          <w:ilvl w:val="0"/>
+          <w:numId w:val="14"/>
+        </w:numPr>
+        <w:jc w:val="both"/>
+        <w:rPr>
+          <w:sz w:val="32"/>
+          <w:szCs w:val="32"/>
+        </w:rPr>
+      </w:pPr>
+      <w:proofErr w:type="spellStart"/>
+      <w:proofErr w:type="gramStart"/>
+      <w:r>
+        <w:rPr>
+          <w:b/>
+          <w:bCs/>
+          <w:sz w:val="32"/>
+          <w:szCs w:val="32"/>
+        </w:rPr>
+        <w:t>async.pendingTimers</w:t>
+      </w:r>
+      <w:proofErr w:type="spellEnd"/>
+      <w:proofErr w:type="gramEnd"/>
+      <w:r>
+        <w:rPr>
+          <w:sz w:val="32"/>
+          <w:szCs w:val="32"/>
+        </w:rPr>
+        <w:t xml:space="preserve"> </w:t>
+      </w:r>
+      <w:r>
+        <w:sym w:font="Wingdings" w:char="F0E0"/>
+      </w:r>
+      <w:r>
+        <w:rPr>
+          <w:sz w:val="32"/>
+          <w:szCs w:val="32"/>
+        </w:rPr>
+        <w:t xml:space="preserve"> </w:t>
+      </w:r>
+      <w:r>
+        <w:rPr>
+          <w:sz w:val="32"/>
+          <w:szCs w:val="32"/>
+        </w:rPr>
+        <w:t>Inspect how many timers are still scheduled</w:t>
+      </w:r>
+      <w:r>
+        <w:rPr>
+          <w:sz w:val="32"/>
+          <w:szCs w:val="32"/>
+        </w:rPr>
+        <w:t>. G</w:t>
+      </w:r>
+      <w:r>
+        <w:rPr>
+          <w:sz w:val="32"/>
+          <w:szCs w:val="32"/>
+        </w:rPr>
+        <w:t>ood for debugging a test that won't complete</w:t>
+      </w:r>
+    </w:p>
+    <w:p>
+      <w:pPr>
+        <w:jc w:val="both"/>
+        <w:rPr>
+          <w:sz w:val="32"/>
+          <w:szCs w:val="32"/>
+        </w:rPr>
+      </w:pPr>
+    </w:p>
+    <w:p>
+      <w:pPr>
+        <w:jc w:val="both"/>
+        <w:rPr>
+          <w:sz w:val="32"/>
+          <w:szCs w:val="32"/>
+        </w:rPr>
+      </w:pPr>
+      <w:r>
+        <w:rPr>
+          <w:sz w:val="32"/>
+          <w:szCs w:val="32"/>
+        </w:rPr>
+        <w:t>Basic Usage (Testing a Debounced Search Controller):</w:t>
+      </w:r>
+    </w:p>
+    <w:p>
+      <w:pPr>
+        <w:jc w:val="both"/>
+        <w:rPr>
+          <w:sz w:val="32"/>
+          <w:szCs w:val="32"/>
+        </w:rPr>
+      </w:pPr>
+      <w:r>
+        <w:rPr>
+          <w:sz w:val="32"/>
+          <w:szCs w:val="32"/>
+        </w:rPr>
+        <w:t xml:space="preserve"># </w:t>
+      </w:r>
+      <w:r>
+        <w:rPr>
+          <w:sz w:val="32"/>
+          <w:szCs w:val="32"/>
+        </w:rPr>
+        <w:t xml:space="preserve">Imagine a music-app search box that debounces user typing </w:t>
+      </w:r>
+      <w:r>
+        <w:rPr>
+          <w:sz w:val="32"/>
+          <w:szCs w:val="32"/>
+        </w:rPr>
+        <w:t>and</w:t>
+      </w:r>
+      <w:r>
+        <w:rPr>
+          <w:sz w:val="32"/>
+          <w:szCs w:val="32"/>
+        </w:rPr>
+        <w:t xml:space="preserve"> waits 300ms of silence before actually calling the API, so</w:t>
+      </w:r>
+      <w:r>
+        <w:rPr>
+          <w:sz w:val="32"/>
+          <w:szCs w:val="32"/>
+        </w:rPr>
+        <w:t xml:space="preserve"> it’s</w:t>
+      </w:r>
+      <w:r>
+        <w:rPr>
+          <w:sz w:val="32"/>
+          <w:szCs w:val="32"/>
+        </w:rPr>
+        <w:t xml:space="preserve"> not hitting the backend on every keystroke:</w:t>
+      </w:r>
+    </w:p>
+    <w:p>
+      <w:pPr>
+        <w:jc w:val="both"/>
+        <w:rPr>
+          <w:b/>
+          <w:bCs/>
+          <w:color w:val="D86DCB" w:themeColor="accent5" w:themeTint="99"/>
+          <w:sz w:val="32"/>
+          <w:szCs w:val="32"/>
+        </w:rPr>
+      </w:pPr>
+      <w:r>
+        <w:rPr>
+          <w:b/>
+          <w:bCs/>
+          <w:color w:val="D86DCB" w:themeColor="accent5" w:themeTint="99"/>
+          <w:sz w:val="32"/>
+          <w:szCs w:val="32"/>
+        </w:rPr>
+        <w:t>// lib/</w:t>
+      </w:r>
+      <w:r>
+        <w:rPr>
+          <w:b/>
+          <w:bCs/>
+          <w:color w:val="D86DCB" w:themeColor="accent5" w:themeTint="99"/>
+          <w:sz w:val="32"/>
+          <w:szCs w:val="32"/>
+        </w:rPr>
+        <w:t>data/services</w:t>
+      </w:r>
+      <w:r>
+        <w:rPr>
+          <w:b/>
+          <w:bCs/>
+          <w:color w:val="D86DCB" w:themeColor="accent5" w:themeTint="99"/>
+          <w:sz w:val="32"/>
+          <w:szCs w:val="32"/>
+        </w:rPr>
+        <w:t>/</w:t>
+      </w:r>
+      <w:proofErr w:type="spellStart"/>
+      <w:r>
+        <w:rPr>
+          <w:b/>
+          <w:bCs/>
+          <w:color w:val="D86DCB" w:themeColor="accent5" w:themeTint="99"/>
+          <w:sz w:val="32"/>
+          <w:szCs w:val="32"/>
+        </w:rPr>
+        <w:t>s</w:t>
+      </w:r>
+      <w:r>
+        <w:rPr>
+          <w:b/>
+          <w:bCs/>
+          <w:color w:val="D86DCB" w:themeColor="accent5" w:themeTint="99"/>
+          <w:sz w:val="32"/>
+          <w:szCs w:val="32"/>
+        </w:rPr>
+        <w:t>earch_api</w:t>
+      </w:r>
+      <w:r>
+        <w:rPr>
+          <w:b/>
+          <w:bCs/>
+          <w:color w:val="D86DCB" w:themeColor="accent5" w:themeTint="99"/>
+          <w:sz w:val="32"/>
+          <w:szCs w:val="32"/>
+        </w:rPr>
+        <w:t>.dart</w:t>
+      </w:r>
+      <w:proofErr w:type="spellEnd"/>
+    </w:p>
+    <w:p>
+      <w:pPr>
+        <w:jc w:val="both"/>
+        <w:rPr>
+          <w:b/>
+          <w:bCs/>
+          <w:color w:val="D86DCB" w:themeColor="accent5" w:themeTint="99"/>
+          <w:sz w:val="32"/>
+          <w:szCs w:val="32"/>
+        </w:rPr>
+      </w:pPr>
+      <w:r>
+        <w:rPr>
+          <w:b/>
+          <w:bCs/>
+          <w:color w:val="D86DCB" w:themeColor="accent5" w:themeTint="99"/>
+          <w:sz w:val="32"/>
+          <w:szCs w:val="32"/>
+        </w:rPr>
+        <w:t xml:space="preserve">abstract class </w:t>
+      </w:r>
+      <w:proofErr w:type="spellStart"/>
+      <w:r>
+        <w:rPr>
+          <w:b/>
+          <w:bCs/>
+          <w:color w:val="D86DCB" w:themeColor="accent5" w:themeTint="99"/>
+          <w:sz w:val="32"/>
+          <w:szCs w:val="32"/>
+        </w:rPr>
+        <w:t>SearchApi</w:t>
+      </w:r>
+      <w:proofErr w:type="spellEnd"/>
+      <w:r>
+        <w:rPr>
+          <w:b/>
+          <w:bCs/>
+          <w:color w:val="D86DCB" w:themeColor="accent5" w:themeTint="99"/>
+          <w:sz w:val="32"/>
+          <w:szCs w:val="32"/>
+        </w:rPr>
+        <w:t xml:space="preserve"> {</w:t>
+      </w:r>
+    </w:p>
+    <w:p>
+      <w:pPr>
+        <w:jc w:val="both"/>
+        <w:rPr>
+          <w:b/>
+          <w:bCs/>
+          <w:color w:val="D86DCB" w:themeColor="accent5" w:themeTint="99"/>
+          <w:sz w:val="32"/>
+          <w:szCs w:val="32"/>
+        </w:rPr>
+      </w:pPr>
+      <w:r>
+        <w:rPr>
+          <w:b/>
+          <w:bCs/>
+          <w:color w:val="D86DCB" w:themeColor="accent5" w:themeTint="99"/>
+          <w:sz w:val="32"/>
+          <w:szCs w:val="32"/>
+        </w:rPr>
+        <w:t xml:space="preserve">  Future&lt;List&lt;Song&gt;&gt; </w:t>
+      </w:r>
+      <w:proofErr w:type="spellStart"/>
+      <w:proofErr w:type="gramStart"/>
+      <w:r>
+        <w:rPr>
+          <w:b/>
+          <w:bCs/>
+          <w:color w:val="D86DCB" w:themeColor="accent5" w:themeTint="99"/>
+          <w:sz w:val="32"/>
+          <w:szCs w:val="32"/>
+        </w:rPr>
+        <w:t>searchSongs</w:t>
+      </w:r>
+      <w:proofErr w:type="spellEnd"/>
+      <w:r>
+        <w:rPr>
+          <w:b/>
+          <w:bCs/>
+          <w:color w:val="D86DCB" w:themeColor="accent5" w:themeTint="99"/>
+          <w:sz w:val="32"/>
+          <w:szCs w:val="32"/>
+        </w:rPr>
+        <w:t>(</w:t>
+      </w:r>
+      <w:proofErr w:type="gramEnd"/>
+      <w:r>
+        <w:rPr>
+          <w:b/>
+          <w:bCs/>
+          <w:color w:val="D86DCB" w:themeColor="accent5" w:themeTint="99"/>
+          <w:sz w:val="32"/>
+          <w:szCs w:val="32"/>
+        </w:rPr>
+        <w:t>String query);</w:t>
+      </w:r>
+    </w:p>
+    <w:p>
+      <w:pPr>
+        <w:jc w:val="both"/>
+        <w:rPr>
+          <w:b/>
+          <w:bCs/>
+          <w:color w:val="D86DCB" w:themeColor="accent5" w:themeTint="99"/>
+          <w:sz w:val="32"/>
+          <w:szCs w:val="32"/>
+        </w:rPr>
+      </w:pPr>
+      <w:r>
+        <w:rPr>
+          <w:b/>
+          <w:bCs/>
+          <w:color w:val="D86DCB" w:themeColor="accent5" w:themeTint="99"/>
+          <w:sz w:val="32"/>
+          <w:szCs w:val="32"/>
+        </w:rPr>
+        <w:t>}</w:t>
+      </w:r>
+    </w:p>
+    <w:p>
+      <w:pPr>
+        <w:jc w:val="both"/>
+        <w:rPr>
+          <w:b/>
+          <w:bCs/>
+          <w:color w:val="D86DCB" w:themeColor="accent5" w:themeTint="99"/>
+          <w:sz w:val="32"/>
+          <w:szCs w:val="32"/>
+        </w:rPr>
+      </w:pPr>
+      <w:r>
+        <w:rPr>
+          <w:b/>
+          <w:bCs/>
+          <w:color w:val="D86DCB" w:themeColor="accent5" w:themeTint="99"/>
+          <w:sz w:val="32"/>
+          <w:szCs w:val="32"/>
+        </w:rPr>
+        <w:t>// lib/</w:t>
+      </w:r>
+      <w:r>
+        <w:rPr>
+          <w:b/>
+          <w:bCs/>
+          <w:color w:val="D86DCB" w:themeColor="accent5" w:themeTint="99"/>
+          <w:sz w:val="32"/>
+          <w:szCs w:val="32"/>
+        </w:rPr>
+        <w:t>core/</w:t>
+      </w:r>
+      <w:r>
+        <w:rPr>
+          <w:b/>
+          <w:bCs/>
+          <w:color w:val="D86DCB" w:themeColor="accent5" w:themeTint="99"/>
+          <w:sz w:val="32"/>
+          <w:szCs w:val="32"/>
+        </w:rPr>
+        <w:t>controllers/</w:t>
+      </w:r>
+      <w:proofErr w:type="spellStart"/>
+      <w:r>
+        <w:rPr>
+          <w:b/>
+          <w:bCs/>
+          <w:color w:val="D86DCB" w:themeColor="accent5" w:themeTint="99"/>
+          <w:sz w:val="32"/>
+          <w:szCs w:val="32"/>
+        </w:rPr>
+        <w:t>song_search_controller.dart</w:t>
+      </w:r>
+      <w:proofErr w:type="spellEnd"/>
+    </w:p>
+    <w:p>
+      <w:pPr>
+        <w:jc w:val="both"/>
+        <w:rPr>
+          <w:b/>
+          <w:bCs/>
+          <w:color w:val="D86DCB" w:themeColor="accent5" w:themeTint="99"/>
+          <w:sz w:val="32"/>
+          <w:szCs w:val="32"/>
+        </w:rPr>
+      </w:pPr>
+      <w:r>
+        <w:rPr>
+          <w:b/>
+          <w:bCs/>
+          <w:color w:val="D86DCB" w:themeColor="accent5" w:themeTint="99"/>
+          <w:sz w:val="32"/>
+          <w:szCs w:val="32"/>
+        </w:rPr>
+        <w:t xml:space="preserve">class </w:t>
+      </w:r>
+      <w:proofErr w:type="spellStart"/>
+      <w:r>
+        <w:rPr>
+          <w:b/>
+          <w:bCs/>
+          <w:color w:val="D86DCB" w:themeColor="accent5" w:themeTint="99"/>
+          <w:sz w:val="32"/>
+          <w:szCs w:val="32"/>
+        </w:rPr>
+        <w:t>SongSearchController</w:t>
+      </w:r>
+      <w:proofErr w:type="spellEnd"/>
+      <w:r>
+        <w:rPr>
+          <w:b/>
+          <w:bCs/>
+          <w:color w:val="D86DCB" w:themeColor="accent5" w:themeTint="99"/>
+          <w:sz w:val="32"/>
+          <w:szCs w:val="32"/>
+        </w:rPr>
+        <w:t xml:space="preserve"> {</w:t>
+      </w:r>
+    </w:p>
+    <w:p>
+      <w:pPr>
+        <w:jc w:val="both"/>
+        <w:rPr>
+          <w:b/>
+          <w:bCs/>
+          <w:color w:val="D86DCB" w:themeColor="accent5" w:themeTint="99"/>
+          <w:sz w:val="32"/>
+          <w:szCs w:val="32"/>
+        </w:rPr>
+      </w:pPr>
+      <w:r>
+        <w:rPr>
+          <w:b/>
+          <w:bCs/>
+          <w:color w:val="D86DCB" w:themeColor="accent5" w:themeTint="99"/>
+          <w:sz w:val="32"/>
+          <w:szCs w:val="32"/>
+        </w:rPr>
+        <w:t xml:space="preserve">  final </w:t>
+      </w:r>
+      <w:proofErr w:type="spellStart"/>
+      <w:r>
+        <w:rPr>
+          <w:b/>
+          <w:bCs/>
+          <w:color w:val="D86DCB" w:themeColor="accent5" w:themeTint="99"/>
+          <w:sz w:val="32"/>
+          <w:szCs w:val="32"/>
+        </w:rPr>
+        <w:t>SearchApi</w:t>
+      </w:r>
+      <w:proofErr w:type="spellEnd"/>
+      <w:r>
+        <w:rPr>
+          <w:b/>
+          <w:bCs/>
+          <w:color w:val="D86DCB" w:themeColor="accent5" w:themeTint="99"/>
+          <w:sz w:val="32"/>
+          <w:szCs w:val="32"/>
+        </w:rPr>
+        <w:t xml:space="preserve"> </w:t>
+      </w:r>
+      <w:proofErr w:type="spellStart"/>
+      <w:r>
+        <w:rPr>
+          <w:b/>
+          <w:bCs/>
+          <w:color w:val="D86DCB" w:themeColor="accent5" w:themeTint="99"/>
+          <w:sz w:val="32"/>
+          <w:szCs w:val="32"/>
+        </w:rPr>
+        <w:t>api</w:t>
+      </w:r>
+      <w:proofErr w:type="spellEnd"/>
+      <w:r>
+        <w:rPr>
+          <w:b/>
+          <w:bCs/>
+          <w:color w:val="D86DCB" w:themeColor="accent5" w:themeTint="99"/>
+          <w:sz w:val="32"/>
+          <w:szCs w:val="32"/>
+        </w:rPr>
+        <w:t>;</w:t>
+      </w:r>
+    </w:p>
+    <w:p>
+      <w:pPr>
+        <w:jc w:val="both"/>
+        <w:rPr>
+          <w:b/>
+          <w:bCs/>
+          <w:color w:val="D86DCB" w:themeColor="accent5" w:themeTint="99"/>
+          <w:sz w:val="32"/>
+          <w:szCs w:val="32"/>
+        </w:rPr>
+      </w:pPr>
+      <w:r>
+        <w:rPr>
+          <w:b/>
+          <w:bCs/>
+          <w:color w:val="D86DCB" w:themeColor="accent5" w:themeTint="99"/>
+          <w:sz w:val="32"/>
+          <w:szCs w:val="32"/>
+        </w:rPr>
+        <w:t xml:space="preserve">  Timer? _debounce;</w:t>
+      </w:r>
+    </w:p>
+    <w:p>
+      <w:pPr>
+        <w:jc w:val="both"/>
+        <w:rPr>
+          <w:b/>
+          <w:bCs/>
+          <w:color w:val="D86DCB" w:themeColor="accent5" w:themeTint="99"/>
+          <w:sz w:val="32"/>
+          <w:szCs w:val="32"/>
+        </w:rPr>
+      </w:pPr>
+    </w:p>
+    <w:p>
+      <w:pPr>
+        <w:jc w:val="both"/>
+        <w:rPr>
+          <w:b/>
+          <w:bCs/>
+          <w:color w:val="D86DCB" w:themeColor="accent5" w:themeTint="99"/>
+          <w:sz w:val="32"/>
+          <w:szCs w:val="32"/>
+        </w:rPr>
+      </w:pPr>
+      <w:r>
+        <w:rPr>
+          <w:b/>
+          <w:bCs/>
+          <w:color w:val="D86DCB" w:themeColor="accent5" w:themeTint="99"/>
+          <w:sz w:val="32"/>
+          <w:szCs w:val="32"/>
+        </w:rPr>
+        <w:t xml:space="preserve">  </w:t>
+      </w:r>
+      <w:proofErr w:type="spellStart"/>
+      <w:proofErr w:type="gramStart"/>
+      <w:r>
+        <w:rPr>
+          <w:b/>
+          <w:bCs/>
+          <w:color w:val="D86DCB" w:themeColor="accent5" w:themeTint="99"/>
+          <w:sz w:val="32"/>
+          <w:szCs w:val="32"/>
+        </w:rPr>
+        <w:t>SongSearchController</w:t>
+      </w:r>
+      <w:proofErr w:type="spellEnd"/>
+      <w:r>
+        <w:rPr>
+          <w:b/>
+          <w:bCs/>
+          <w:color w:val="D86DCB" w:themeColor="accent5" w:themeTint="99"/>
+          <w:sz w:val="32"/>
+          <w:szCs w:val="32"/>
+        </w:rPr>
+        <w:t>(</w:t>
+      </w:r>
+      <w:proofErr w:type="gramEnd"/>
+      <w:r>
+        <w:rPr>
+          <w:b/>
+          <w:bCs/>
+          <w:color w:val="D86DCB" w:themeColor="accent5" w:themeTint="99"/>
+          <w:sz w:val="32"/>
+          <w:szCs w:val="32"/>
+        </w:rPr>
+        <w:t xml:space="preserve">{required </w:t>
+      </w:r>
+      <w:proofErr w:type="spellStart"/>
+      <w:r>
+        <w:rPr>
+          <w:b/>
+          <w:bCs/>
+          <w:color w:val="D86DCB" w:themeColor="accent5" w:themeTint="99"/>
+          <w:sz w:val="32"/>
+          <w:szCs w:val="32"/>
+        </w:rPr>
+        <w:t>this.api</w:t>
+      </w:r>
+      <w:proofErr w:type="spellEnd"/>
+      <w:r>
+        <w:rPr>
+          <w:b/>
+          <w:bCs/>
+          <w:color w:val="D86DCB" w:themeColor="accent5" w:themeTint="99"/>
+          <w:sz w:val="32"/>
+          <w:szCs w:val="32"/>
+        </w:rPr>
+        <w:t>});</w:t>
+      </w:r>
+    </w:p>
+    <w:p>
+      <w:pPr>
+        <w:jc w:val="both"/>
+        <w:rPr>
+          <w:b/>
+          <w:bCs/>
+          <w:color w:val="D86DCB" w:themeColor="accent5" w:themeTint="99"/>
+          <w:sz w:val="32"/>
+          <w:szCs w:val="32"/>
+        </w:rPr>
+      </w:pPr>
+    </w:p>
+    <w:p>
+      <w:pPr>
+        <w:jc w:val="both"/>
+        <w:rPr>
+          <w:b/>
+          <w:bCs/>
+          <w:color w:val="D86DCB" w:themeColor="accent5" w:themeTint="99"/>
+          <w:sz w:val="32"/>
+          <w:szCs w:val="32"/>
+        </w:rPr>
+      </w:pPr>
+      <w:r>
+        <w:rPr>
+          <w:b/>
+          <w:bCs/>
+          <w:color w:val="D86DCB" w:themeColor="accent5" w:themeTint="99"/>
+          <w:sz w:val="32"/>
+          <w:szCs w:val="32"/>
+        </w:rPr>
+        <w:t xml:space="preserve">  void </w:t>
+      </w:r>
+      <w:proofErr w:type="spellStart"/>
+      <w:proofErr w:type="gramStart"/>
+      <w:r>
+        <w:rPr>
+          <w:b/>
+          <w:bCs/>
+          <w:color w:val="D86DCB" w:themeColor="accent5" w:themeTint="99"/>
+          <w:sz w:val="32"/>
+          <w:szCs w:val="32"/>
+        </w:rPr>
+        <w:t>onQueryChanged</w:t>
+      </w:r>
+      <w:proofErr w:type="spellEnd"/>
+      <w:r>
+        <w:rPr>
+          <w:b/>
+          <w:bCs/>
+          <w:color w:val="D86DCB" w:themeColor="accent5" w:themeTint="99"/>
+          <w:sz w:val="32"/>
+          <w:szCs w:val="32"/>
+        </w:rPr>
+        <w:t>(</w:t>
+      </w:r>
+      <w:proofErr w:type="gramEnd"/>
+      <w:r>
+        <w:rPr>
+          <w:b/>
+          <w:bCs/>
+          <w:color w:val="D86DCB" w:themeColor="accent5" w:themeTint="99"/>
+          <w:sz w:val="32"/>
+          <w:szCs w:val="32"/>
+        </w:rPr>
+        <w:t xml:space="preserve">String query, void Function(List&lt;Song&gt;) </w:t>
+      </w:r>
+      <w:proofErr w:type="spellStart"/>
+      <w:r>
+        <w:rPr>
+          <w:b/>
+          <w:bCs/>
+          <w:color w:val="D86DCB" w:themeColor="accent5" w:themeTint="99"/>
+          <w:sz w:val="32"/>
+          <w:szCs w:val="32"/>
+        </w:rPr>
+        <w:t>onResult</w:t>
+      </w:r>
+      <w:proofErr w:type="spellEnd"/>
+      <w:r>
+        <w:rPr>
+          <w:b/>
+          <w:bCs/>
+          <w:color w:val="D86DCB" w:themeColor="accent5" w:themeTint="99"/>
+          <w:sz w:val="32"/>
+          <w:szCs w:val="32"/>
+        </w:rPr>
+        <w:t>) {</w:t>
+      </w:r>
+    </w:p>
+    <w:p>
+      <w:pPr>
+        <w:jc w:val="both"/>
+        <w:rPr>
+          <w:b/>
+          <w:bCs/>
+          <w:color w:val="D86DCB" w:themeColor="accent5" w:themeTint="99"/>
+          <w:sz w:val="32"/>
+          <w:szCs w:val="32"/>
+        </w:rPr>
+      </w:pPr>
+      <w:r>
+        <w:rPr>
+          <w:b/>
+          <w:bCs/>
+          <w:color w:val="D86DCB" w:themeColor="accent5" w:themeTint="99"/>
+          <w:sz w:val="32"/>
+          <w:szCs w:val="32"/>
+        </w:rPr>
+        <w:t xml:space="preserve">    _</w:t>
+      </w:r>
+      <w:proofErr w:type="spellStart"/>
+      <w:proofErr w:type="gramStart"/>
+      <w:r>
+        <w:rPr>
+          <w:b/>
+          <w:bCs/>
+          <w:color w:val="D86DCB" w:themeColor="accent5" w:themeTint="99"/>
+          <w:sz w:val="32"/>
+          <w:szCs w:val="32"/>
+        </w:rPr>
+        <w:t>debounce?.</w:t>
+      </w:r>
+      <w:proofErr w:type="gramEnd"/>
+      <w:r>
+        <w:rPr>
+          <w:b/>
+          <w:bCs/>
+          <w:color w:val="D86DCB" w:themeColor="accent5" w:themeTint="99"/>
+          <w:sz w:val="32"/>
+          <w:szCs w:val="32"/>
+        </w:rPr>
+        <w:t>cancel</w:t>
+      </w:r>
+      <w:proofErr w:type="spellEnd"/>
+      <w:r>
+        <w:rPr>
+          <w:b/>
+          <w:bCs/>
+          <w:color w:val="D86DCB" w:themeColor="accent5" w:themeTint="99"/>
+          <w:sz w:val="32"/>
+          <w:szCs w:val="32"/>
+        </w:rPr>
+        <w:t>();</w:t>
+      </w:r>
+    </w:p>
+    <w:p>
+      <w:pPr>
+        <w:jc w:val="both"/>
+        <w:rPr>
+          <w:b/>
+          <w:bCs/>
+          <w:color w:val="D86DCB" w:themeColor="accent5" w:themeTint="99"/>
+          <w:sz w:val="32"/>
+          <w:szCs w:val="32"/>
+        </w:rPr>
+      </w:pPr>
+      <w:r>
+        <w:rPr>
+          <w:b/>
+          <w:bCs/>
+          <w:color w:val="D86DCB" w:themeColor="accent5" w:themeTint="99"/>
+          <w:sz w:val="32"/>
+          <w:szCs w:val="32"/>
+        </w:rPr>
+        <w:t xml:space="preserve">    _debounce = </w:t>
+      </w:r>
+      <w:proofErr w:type="gramStart"/>
+      <w:r>
+        <w:rPr>
+          <w:b/>
+          <w:bCs/>
+          <w:color w:val="D86DCB" w:themeColor="accent5" w:themeTint="99"/>
+          <w:sz w:val="32"/>
+          <w:szCs w:val="32"/>
+        </w:rPr>
+        <w:t>Timer(</w:t>
+      </w:r>
+      <w:proofErr w:type="gramEnd"/>
+      <w:r>
+        <w:rPr>
+          <w:b/>
+          <w:bCs/>
+          <w:color w:val="D86DCB" w:themeColor="accent5" w:themeTint="99"/>
+          <w:sz w:val="32"/>
+          <w:szCs w:val="32"/>
+        </w:rPr>
+        <w:t>const Duration(milliseconds: 300), () async {</w:t>
+      </w:r>
+    </w:p>
+    <w:p>
+      <w:pPr>
+        <w:jc w:val="both"/>
+        <w:rPr>
+          <w:b/>
+          <w:bCs/>
+          <w:color w:val="D86DCB" w:themeColor="accent5" w:themeTint="99"/>
+          <w:sz w:val="32"/>
+          <w:szCs w:val="32"/>
+        </w:rPr>
+      </w:pPr>
+      <w:r>
+        <w:rPr>
+          <w:b/>
+          <w:bCs/>
+          <w:color w:val="D86DCB" w:themeColor="accent5" w:themeTint="99"/>
+          <w:sz w:val="32"/>
+          <w:szCs w:val="32"/>
+        </w:rPr>
+        <w:t xml:space="preserve">      final results = await </w:t>
+      </w:r>
+      <w:proofErr w:type="spellStart"/>
+      <w:proofErr w:type="gramStart"/>
+      <w:r>
+        <w:rPr>
+          <w:b/>
+          <w:bCs/>
+          <w:color w:val="D86DCB" w:themeColor="accent5" w:themeTint="99"/>
+          <w:sz w:val="32"/>
+          <w:szCs w:val="32"/>
+        </w:rPr>
+        <w:t>api.searchSongs</w:t>
+      </w:r>
+      <w:proofErr w:type="spellEnd"/>
+      <w:proofErr w:type="gramEnd"/>
+      <w:r>
+        <w:rPr>
+          <w:b/>
+          <w:bCs/>
+          <w:color w:val="D86DCB" w:themeColor="accent5" w:themeTint="99"/>
+          <w:sz w:val="32"/>
+          <w:szCs w:val="32"/>
+        </w:rPr>
+        <w:t>(query);</w:t>
+      </w:r>
+    </w:p>
+    <w:p>
+      <w:pPr>
+        <w:jc w:val="both"/>
+        <w:rPr>
+          <w:b/>
+          <w:bCs/>
+          <w:color w:val="D86DCB" w:themeColor="accent5" w:themeTint="99"/>
+          <w:sz w:val="32"/>
+          <w:szCs w:val="32"/>
+        </w:rPr>
+      </w:pPr>
+      <w:r>
+        <w:rPr>
+          <w:b/>
+          <w:bCs/>
+          <w:color w:val="D86DCB" w:themeColor="accent5" w:themeTint="99"/>
+          <w:sz w:val="32"/>
+          <w:szCs w:val="32"/>
+        </w:rPr>
+        <w:t xml:space="preserve">      </w:t>
+      </w:r>
+      <w:proofErr w:type="spellStart"/>
+      <w:r>
+        <w:rPr>
+          <w:b/>
+          <w:bCs/>
+          <w:color w:val="D86DCB" w:themeColor="accent5" w:themeTint="99"/>
+          <w:sz w:val="32"/>
+          <w:szCs w:val="32"/>
+        </w:rPr>
+        <w:t>onResult</w:t>
+      </w:r>
+      <w:proofErr w:type="spellEnd"/>
+      <w:r>
+        <w:rPr>
+          <w:b/>
+          <w:bCs/>
+          <w:color w:val="D86DCB" w:themeColor="accent5" w:themeTint="99"/>
+          <w:sz w:val="32"/>
+          <w:szCs w:val="32"/>
+        </w:rPr>
+        <w:t>(results);</w:t>
+      </w:r>
+    </w:p>
+    <w:p>
+      <w:pPr>
+        <w:jc w:val="both"/>
+        <w:rPr>
+          <w:b/>
+          <w:bCs/>
+          <w:color w:val="D86DCB" w:themeColor="accent5" w:themeTint="99"/>
+          <w:sz w:val="32"/>
+          <w:szCs w:val="32"/>
+        </w:rPr>
+      </w:pPr>
+      <w:r>
+        <w:rPr>
+          <w:b/>
+          <w:bCs/>
+          <w:color w:val="D86DCB" w:themeColor="accent5" w:themeTint="99"/>
+          <w:sz w:val="32"/>
+          <w:szCs w:val="32"/>
+        </w:rPr>
+        <w:t xml:space="preserve">    });</w:t>
+      </w:r>
+    </w:p>
+    <w:p>
+      <w:pPr>
+        <w:jc w:val="both"/>
+        <w:rPr>
+          <w:b/>
+          <w:bCs/>
+          <w:color w:val="D86DCB" w:themeColor="accent5" w:themeTint="99"/>
+          <w:sz w:val="32"/>
+          <w:szCs w:val="32"/>
+        </w:rPr>
+      </w:pPr>
+      <w:r>
+        <w:rPr>
+          <w:b/>
+          <w:bCs/>
+          <w:color w:val="D86DCB" w:themeColor="accent5" w:themeTint="99"/>
+          <w:sz w:val="32"/>
+          <w:szCs w:val="32"/>
+        </w:rPr>
+        <w:t xml:space="preserve">  }</w:t>
+      </w:r>
+    </w:p>
+    <w:p>
+      <w:pPr>
+        <w:jc w:val="both"/>
+        <w:rPr>
+          <w:b/>
+          <w:bCs/>
+          <w:color w:val="D86DCB" w:themeColor="accent5" w:themeTint="99"/>
+          <w:sz w:val="32"/>
+          <w:szCs w:val="32"/>
+        </w:rPr>
+      </w:pPr>
+    </w:p>
+    <w:p>
+      <w:pPr>
+        <w:jc w:val="both"/>
+        <w:rPr>
+          <w:b/>
+          <w:bCs/>
+          <w:color w:val="D86DCB" w:themeColor="accent5" w:themeTint="99"/>
+          <w:sz w:val="32"/>
+          <w:szCs w:val="32"/>
+        </w:rPr>
+      </w:pPr>
+      <w:r>
+        <w:rPr>
+          <w:b/>
+          <w:bCs/>
+          <w:color w:val="D86DCB" w:themeColor="accent5" w:themeTint="99"/>
+          <w:sz w:val="32"/>
+          <w:szCs w:val="32"/>
+        </w:rPr>
+        <w:t xml:space="preserve">  void </w:t>
+      </w:r>
+      <w:proofErr w:type="gramStart"/>
+      <w:r>
+        <w:rPr>
+          <w:b/>
+          <w:bCs/>
+          <w:color w:val="D86DCB" w:themeColor="accent5" w:themeTint="99"/>
+          <w:sz w:val="32"/>
+          <w:szCs w:val="32"/>
+        </w:rPr>
+        <w:t>dispose(</w:t>
+      </w:r>
+      <w:proofErr w:type="gramEnd"/>
+      <w:r>
+        <w:rPr>
+          <w:b/>
+          <w:bCs/>
+          <w:color w:val="D86DCB" w:themeColor="accent5" w:themeTint="99"/>
+          <w:sz w:val="32"/>
+          <w:szCs w:val="32"/>
+        </w:rPr>
+        <w:t>) =&gt; _</w:t>
+      </w:r>
+      <w:proofErr w:type="spellStart"/>
+      <w:r>
+        <w:rPr>
+          <w:b/>
+          <w:bCs/>
+          <w:color w:val="D86DCB" w:themeColor="accent5" w:themeTint="99"/>
+          <w:sz w:val="32"/>
+          <w:szCs w:val="32"/>
+        </w:rPr>
+        <w:t>debounce?.cancel</w:t>
+      </w:r>
+      <w:proofErr w:type="spellEnd"/>
+      <w:r>
+        <w:rPr>
+          <w:b/>
+          <w:bCs/>
+          <w:color w:val="D86DCB" w:themeColor="accent5" w:themeTint="99"/>
+          <w:sz w:val="32"/>
+          <w:szCs w:val="32"/>
+        </w:rPr>
+        <w:t>();</w:t>
+      </w:r>
+    </w:p>
+    <w:p>
+      <w:pPr>
+        <w:jc w:val="both"/>
+        <w:rPr>
+          <w:b/>
+          <w:bCs/>
+          <w:color w:val="D86DCB" w:themeColor="accent5" w:themeTint="99"/>
+          <w:sz w:val="32"/>
+          <w:szCs w:val="32"/>
+        </w:rPr>
+      </w:pPr>
+      <w:r>
+        <w:rPr>
+          <w:b/>
+          <w:bCs/>
+          <w:color w:val="D86DCB" w:themeColor="accent5" w:themeTint="99"/>
+          <w:sz w:val="32"/>
+          <w:szCs w:val="32"/>
+        </w:rPr>
+        <w:t>}</w:t>
+      </w:r>
+    </w:p>
+    <w:p>
+      <w:pPr>
+        <w:jc w:val="both"/>
+        <w:rPr>
+          <w:sz w:val="32"/>
+          <w:szCs w:val="32"/>
+        </w:rPr>
+      </w:pPr>
+      <w:r>
+        <w:rPr>
+          <w:sz w:val="32"/>
+          <w:szCs w:val="32"/>
+        </w:rPr>
+        <w:t># Now the test, e</w:t>
+      </w:r>
+      <w:r>
+        <w:rPr>
+          <w:sz w:val="32"/>
+          <w:szCs w:val="32"/>
+        </w:rPr>
+        <w:t xml:space="preserve">very keystroke cancels the previous </w:t>
+      </w:r>
+      <w:r>
+        <w:rPr>
+          <w:b/>
+          <w:bCs/>
+          <w:sz w:val="32"/>
+          <w:szCs w:val="32"/>
+        </w:rPr>
+        <w:t>Timer</w:t>
+      </w:r>
+      <w:r>
+        <w:rPr>
+          <w:sz w:val="32"/>
+          <w:szCs w:val="32"/>
+        </w:rPr>
+        <w:t xml:space="preserve"> and restarts the 300ms count. The two earlier elapse(50ms) calls never let a prior timer reach 300ms before being cancelled</w:t>
+      </w:r>
+    </w:p>
+    <w:p>
+      <w:pPr>
+        <w:jc w:val="both"/>
+        <w:rPr>
+          <w:sz w:val="32"/>
+          <w:szCs w:val="32"/>
+        </w:rPr>
+      </w:pPr>
+      <w:r>
+        <w:rPr>
+          <w:sz w:val="32"/>
+          <w:szCs w:val="32"/>
+        </w:rPr>
+        <w:t># S</w:t>
+      </w:r>
+      <w:r>
+        <w:rPr>
+          <w:sz w:val="32"/>
+          <w:szCs w:val="32"/>
+        </w:rPr>
+        <w:t>o,</w:t>
+      </w:r>
+      <w:r>
+        <w:rPr>
+          <w:sz w:val="32"/>
+          <w:szCs w:val="32"/>
+        </w:rPr>
+        <w:t xml:space="preserve"> the API should be called exactly once, with</w:t>
+      </w:r>
+      <w:r>
+        <w:rPr>
+          <w:b/>
+          <w:bCs/>
+          <w:sz w:val="32"/>
+          <w:szCs w:val="32"/>
+        </w:rPr>
+        <w:t xml:space="preserve"> '</w:t>
+      </w:r>
+      <w:proofErr w:type="spellStart"/>
+      <w:r>
+        <w:rPr>
+          <w:b/>
+          <w:bCs/>
+          <w:sz w:val="32"/>
+          <w:szCs w:val="32"/>
+        </w:rPr>
+        <w:t>abc</w:t>
+      </w:r>
+      <w:proofErr w:type="spellEnd"/>
+      <w:r>
+        <w:rPr>
+          <w:b/>
+          <w:bCs/>
+          <w:sz w:val="32"/>
+          <w:szCs w:val="32"/>
+        </w:rPr>
+        <w:t>'</w:t>
+      </w:r>
+      <w:r>
+        <w:rPr>
+          <w:sz w:val="32"/>
+          <w:szCs w:val="32"/>
+        </w:rPr>
+        <w:t xml:space="preserve">, never </w:t>
+      </w:r>
+      <w:r>
+        <w:rPr>
+          <w:b/>
+          <w:bCs/>
+          <w:sz w:val="32"/>
+          <w:szCs w:val="32"/>
+        </w:rPr>
+        <w:t>'a'</w:t>
+      </w:r>
+      <w:r>
+        <w:rPr>
+          <w:sz w:val="32"/>
+          <w:szCs w:val="32"/>
+        </w:rPr>
+        <w:t xml:space="preserve"> or </w:t>
+      </w:r>
+      <w:r>
+        <w:rPr>
+          <w:b/>
+          <w:bCs/>
+          <w:sz w:val="32"/>
+          <w:szCs w:val="32"/>
+        </w:rPr>
+        <w:t>'ab'</w:t>
+      </w:r>
+      <w:r>
+        <w:rPr>
+          <w:sz w:val="32"/>
+          <w:szCs w:val="32"/>
+        </w:rPr>
+        <w:t xml:space="preserve">. That's the actual behavior </w:t>
+      </w:r>
+      <w:r>
+        <w:rPr>
+          <w:sz w:val="32"/>
+          <w:szCs w:val="32"/>
+        </w:rPr>
+        <w:t>to</w:t>
+      </w:r>
+      <w:r>
+        <w:rPr>
+          <w:sz w:val="32"/>
+          <w:szCs w:val="32"/>
+        </w:rPr>
+        <w:t xml:space="preserve"> tes</w:t>
+      </w:r>
+      <w:r>
+        <w:rPr>
+          <w:sz w:val="32"/>
+          <w:szCs w:val="32"/>
+        </w:rPr>
+        <w:t>t</w:t>
+      </w:r>
+      <w:r>
+        <w:rPr>
+          <w:sz w:val="32"/>
+          <w:szCs w:val="32"/>
+        </w:rPr>
+        <w:t xml:space="preserve"> here</w:t>
+      </w:r>
+    </w:p>
+    <w:p>
+      <w:pPr>
+        <w:jc w:val="both"/>
+        <w:rPr>
+          <w:sz w:val="32"/>
+          <w:szCs w:val="32"/>
+        </w:rPr>
+      </w:pPr>
+      <w:r>
+        <w:rPr>
+          <w:sz w:val="32"/>
+          <w:szCs w:val="32"/>
+        </w:rPr>
+        <w:t xml:space="preserve"># </w:t>
+      </w:r>
+      <w:r>
+        <w:rPr>
+          <w:b/>
+          <w:bCs/>
+          <w:sz w:val="32"/>
+          <w:szCs w:val="32"/>
+        </w:rPr>
+        <w:t xml:space="preserve"> </w:t>
+      </w:r>
+      <w:proofErr w:type="spellStart"/>
+      <w:proofErr w:type="gramStart"/>
+      <w:r>
+        <w:rPr>
+          <w:b/>
+          <w:bCs/>
+          <w:sz w:val="32"/>
+          <w:szCs w:val="32"/>
+        </w:rPr>
+        <w:t>async.elapse</w:t>
+      </w:r>
+      <w:proofErr w:type="spellEnd"/>
+      <w:proofErr w:type="gramEnd"/>
+      <w:r>
+        <w:rPr>
+          <w:b/>
+          <w:bCs/>
+          <w:sz w:val="32"/>
+          <w:szCs w:val="32"/>
+        </w:rPr>
+        <w:t xml:space="preserve">() </w:t>
+      </w:r>
+      <w:r>
+        <w:rPr>
+          <w:sz w:val="32"/>
+          <w:szCs w:val="32"/>
+        </w:rPr>
+        <w:t>doesn't just move the clock</w:t>
+      </w:r>
+      <w:r>
+        <w:rPr>
+          <w:sz w:val="32"/>
+          <w:szCs w:val="32"/>
+        </w:rPr>
+        <w:t>,</w:t>
+      </w:r>
+      <w:r>
+        <w:rPr>
+          <w:sz w:val="32"/>
+          <w:szCs w:val="32"/>
+        </w:rPr>
+        <w:t xml:space="preserve"> it also fires any </w:t>
+      </w:r>
+      <w:r>
+        <w:rPr>
+          <w:b/>
+          <w:bCs/>
+          <w:sz w:val="32"/>
+          <w:szCs w:val="32"/>
+        </w:rPr>
+        <w:t xml:space="preserve">Timer </w:t>
+      </w:r>
+      <w:r>
+        <w:rPr>
+          <w:sz w:val="32"/>
+          <w:szCs w:val="32"/>
+        </w:rPr>
+        <w:t xml:space="preserve">that becomes due during that window, and flushes the microtasks inside it (so the </w:t>
+      </w:r>
+      <w:r>
+        <w:rPr>
+          <w:b/>
+          <w:bCs/>
+          <w:sz w:val="32"/>
+          <w:szCs w:val="32"/>
+        </w:rPr>
+        <w:t xml:space="preserve">await </w:t>
+      </w:r>
+      <w:proofErr w:type="spellStart"/>
+      <w:r>
+        <w:rPr>
+          <w:b/>
+          <w:bCs/>
+          <w:sz w:val="32"/>
+          <w:szCs w:val="32"/>
+        </w:rPr>
+        <w:t>api.searchSongs</w:t>
+      </w:r>
+      <w:proofErr w:type="spellEnd"/>
+      <w:r>
+        <w:rPr>
+          <w:b/>
+          <w:bCs/>
+          <w:sz w:val="32"/>
+          <w:szCs w:val="32"/>
+        </w:rPr>
+        <w:t>(query)</w:t>
+      </w:r>
+      <w:r>
+        <w:rPr>
+          <w:sz w:val="32"/>
+          <w:szCs w:val="32"/>
+        </w:rPr>
+        <w:t xml:space="preserve"> inside our </w:t>
+      </w:r>
+      <w:r>
+        <w:rPr>
+          <w:b/>
+          <w:bCs/>
+          <w:sz w:val="32"/>
+          <w:szCs w:val="32"/>
+        </w:rPr>
+        <w:t>Timer</w:t>
+      </w:r>
+      <w:r>
+        <w:rPr>
+          <w:sz w:val="32"/>
+          <w:szCs w:val="32"/>
+        </w:rPr>
+        <w:t xml:space="preserve"> callback actually resolves within the same</w:t>
+      </w:r>
+      <w:r>
+        <w:rPr>
+          <w:b/>
+          <w:bCs/>
+          <w:sz w:val="32"/>
+          <w:szCs w:val="32"/>
+        </w:rPr>
+        <w:t xml:space="preserve"> elapse()</w:t>
+      </w:r>
+      <w:r>
+        <w:rPr>
+          <w:sz w:val="32"/>
+          <w:szCs w:val="32"/>
+        </w:rPr>
+        <w:t xml:space="preserve"> call). </w:t>
+      </w:r>
+    </w:p>
+    <w:p>
+      <w:pPr>
+        <w:jc w:val="both"/>
+        <w:rPr>
+          <w:sz w:val="32"/>
+          <w:szCs w:val="32"/>
+        </w:rPr>
+      </w:pPr>
+      <w:r>
+        <w:rPr>
+          <w:sz w:val="32"/>
+          <w:szCs w:val="32"/>
+        </w:rPr>
+        <w:t>#</w:t>
+      </w:r>
+      <w:r>
+        <w:rPr>
+          <w:b/>
+          <w:bCs/>
+          <w:sz w:val="32"/>
+          <w:szCs w:val="32"/>
+        </w:rPr>
+        <w:t xml:space="preserve"> captured </w:t>
+      </w:r>
+      <w:r>
+        <w:rPr>
+          <w:sz w:val="32"/>
+          <w:szCs w:val="32"/>
+        </w:rPr>
+        <w:t>variable stores the API response</w:t>
+      </w:r>
+      <w:r>
+        <w:rPr>
+          <w:sz w:val="32"/>
+          <w:szCs w:val="32"/>
+        </w:rPr>
+        <w:t xml:space="preserve"> to</w:t>
+      </w:r>
+      <w:r>
+        <w:rPr>
+          <w:sz w:val="32"/>
+          <w:szCs w:val="32"/>
+        </w:rPr>
+        <w:t xml:space="preserve"> later match using </w:t>
+      </w:r>
+      <w:proofErr w:type="gramStart"/>
+      <w:r>
+        <w:rPr>
+          <w:b/>
+          <w:bCs/>
+          <w:sz w:val="32"/>
+          <w:szCs w:val="32"/>
+        </w:rPr>
+        <w:t>expect(</w:t>
+      </w:r>
+      <w:proofErr w:type="gramEnd"/>
+      <w:r>
+        <w:rPr>
+          <w:b/>
+          <w:bCs/>
+          <w:sz w:val="32"/>
+          <w:szCs w:val="32"/>
+        </w:rPr>
+        <w:t>)</w:t>
+      </w:r>
+      <w:r>
+        <w:rPr>
+          <w:sz w:val="32"/>
+          <w:szCs w:val="32"/>
+        </w:rPr>
+        <w:t xml:space="preserve">. And </w:t>
+      </w:r>
+      <w:proofErr w:type="spellStart"/>
+      <w:proofErr w:type="gramStart"/>
+      <w:r>
+        <w:rPr>
+          <w:b/>
+          <w:bCs/>
+          <w:sz w:val="32"/>
+          <w:szCs w:val="32"/>
+        </w:rPr>
+        <w:t>verifyNever</w:t>
+      </w:r>
+      <w:proofErr w:type="spellEnd"/>
+      <w:r>
+        <w:rPr>
+          <w:b/>
+          <w:bCs/>
+          <w:sz w:val="32"/>
+          <w:szCs w:val="32"/>
+        </w:rPr>
+        <w:t>(</w:t>
+      </w:r>
+      <w:proofErr w:type="gramEnd"/>
+      <w:r>
+        <w:rPr>
+          <w:sz w:val="32"/>
+          <w:szCs w:val="32"/>
+        </w:rPr>
+        <w:t xml:space="preserve">) makes sure API doesn’t get called with </w:t>
+      </w:r>
+      <w:r>
+        <w:rPr>
+          <w:sz w:val="32"/>
+          <w:szCs w:val="32"/>
+        </w:rPr>
+        <w:lastRenderedPageBreak/>
+        <w:t>anything at all (</w:t>
+      </w:r>
+      <w:r>
+        <w:rPr>
+          <w:b/>
+          <w:bCs/>
+          <w:sz w:val="32"/>
+          <w:szCs w:val="32"/>
+        </w:rPr>
+        <w:t>any()</w:t>
+      </w:r>
+      <w:r>
+        <w:rPr>
+          <w:sz w:val="32"/>
+          <w:szCs w:val="32"/>
+        </w:rPr>
+        <w:t xml:space="preserve">) during the debounced time. Lastly </w:t>
+      </w:r>
+      <w:proofErr w:type="gramStart"/>
+      <w:r>
+        <w:rPr>
+          <w:b/>
+          <w:bCs/>
+          <w:sz w:val="32"/>
+          <w:szCs w:val="32"/>
+        </w:rPr>
+        <w:t>verify(</w:t>
+      </w:r>
+      <w:proofErr w:type="gramEnd"/>
+      <w:r>
+        <w:rPr>
+          <w:b/>
+          <w:bCs/>
+          <w:sz w:val="32"/>
+          <w:szCs w:val="32"/>
+        </w:rPr>
+        <w:t>)</w:t>
+      </w:r>
+      <w:r>
+        <w:rPr>
+          <w:sz w:val="32"/>
+          <w:szCs w:val="32"/>
+        </w:rPr>
+        <w:t xml:space="preserve"> makes sure that API is called with </w:t>
+      </w:r>
+      <w:r>
+        <w:rPr>
+          <w:b/>
+          <w:bCs/>
+          <w:sz w:val="32"/>
+          <w:szCs w:val="32"/>
+        </w:rPr>
+        <w:t>‘</w:t>
+      </w:r>
+      <w:proofErr w:type="spellStart"/>
+      <w:r>
+        <w:rPr>
+          <w:b/>
+          <w:bCs/>
+          <w:sz w:val="32"/>
+          <w:szCs w:val="32"/>
+        </w:rPr>
+        <w:t>abc</w:t>
+      </w:r>
+      <w:proofErr w:type="spellEnd"/>
+      <w:r>
+        <w:rPr>
+          <w:b/>
+          <w:bCs/>
+          <w:sz w:val="32"/>
+          <w:szCs w:val="32"/>
+        </w:rPr>
+        <w:t xml:space="preserve">’ </w:t>
+      </w:r>
+      <w:r>
+        <w:rPr>
+          <w:sz w:val="32"/>
+          <w:szCs w:val="32"/>
+        </w:rPr>
+        <w:t>and only 1 time</w:t>
+      </w:r>
+    </w:p>
+    <w:p>
+      <w:pPr>
+        <w:jc w:val="both"/>
+        <w:rPr>
+          <w:b/>
+          <w:bCs/>
+          <w:color w:val="D86DCB" w:themeColor="accent5" w:themeTint="99"/>
+          <w:sz w:val="32"/>
+          <w:szCs w:val="32"/>
+        </w:rPr>
+      </w:pPr>
+      <w:r>
+        <w:rPr>
+          <w:b/>
+          <w:bCs/>
+          <w:color w:val="D86DCB" w:themeColor="accent5" w:themeTint="99"/>
+          <w:sz w:val="32"/>
+          <w:szCs w:val="32"/>
+        </w:rPr>
+        <w:t>// test/core/controllers/</w:t>
+      </w:r>
+      <w:proofErr w:type="spellStart"/>
+      <w:r>
+        <w:rPr>
+          <w:b/>
+          <w:bCs/>
+          <w:color w:val="D86DCB" w:themeColor="accent5" w:themeTint="99"/>
+          <w:sz w:val="32"/>
+          <w:szCs w:val="32"/>
+        </w:rPr>
+        <w:t>search_controller_test.dart</w:t>
+      </w:r>
+      <w:proofErr w:type="spellEnd"/>
+    </w:p>
+    <w:p>
+      <w:pPr>
+        <w:jc w:val="both"/>
+        <w:rPr>
+          <w:b/>
+          <w:bCs/>
+          <w:color w:val="D86DCB" w:themeColor="accent5" w:themeTint="99"/>
+          <w:sz w:val="32"/>
+          <w:szCs w:val="32"/>
+        </w:rPr>
+      </w:pPr>
+      <w:r>
+        <w:rPr>
+          <w:b/>
+          <w:bCs/>
+          <w:color w:val="D86DCB" w:themeColor="accent5" w:themeTint="99"/>
+          <w:sz w:val="32"/>
+          <w:szCs w:val="32"/>
+        </w:rPr>
+        <w:t xml:space="preserve">class </w:t>
+      </w:r>
+      <w:proofErr w:type="spellStart"/>
+      <w:r>
+        <w:rPr>
+          <w:b/>
+          <w:bCs/>
+          <w:color w:val="D86DCB" w:themeColor="accent5" w:themeTint="99"/>
+          <w:sz w:val="32"/>
+          <w:szCs w:val="32"/>
+        </w:rPr>
+        <w:t>MockSearchApi</w:t>
+      </w:r>
+      <w:proofErr w:type="spellEnd"/>
+      <w:r>
+        <w:rPr>
+          <w:b/>
+          <w:bCs/>
+          <w:color w:val="D86DCB" w:themeColor="accent5" w:themeTint="99"/>
+          <w:sz w:val="32"/>
+          <w:szCs w:val="32"/>
+        </w:rPr>
+        <w:t xml:space="preserve"> extends Mock implements </w:t>
+      </w:r>
+      <w:proofErr w:type="spellStart"/>
+      <w:r>
+        <w:rPr>
+          <w:b/>
+          <w:bCs/>
+          <w:color w:val="D86DCB" w:themeColor="accent5" w:themeTint="99"/>
+          <w:sz w:val="32"/>
+          <w:szCs w:val="32"/>
+        </w:rPr>
+        <w:t>SearchApi</w:t>
+      </w:r>
+      <w:proofErr w:type="spellEnd"/>
+      <w:r>
+        <w:rPr>
+          <w:b/>
+          <w:bCs/>
+          <w:color w:val="D86DCB" w:themeColor="accent5" w:themeTint="99"/>
+          <w:sz w:val="32"/>
+          <w:szCs w:val="32"/>
+        </w:rPr>
+        <w:t xml:space="preserve"> {}</w:t>
+      </w:r>
+    </w:p>
+    <w:p>
+      <w:pPr>
+        <w:jc w:val="both"/>
+        <w:rPr>
+          <w:b/>
+          <w:bCs/>
+          <w:color w:val="D86DCB" w:themeColor="accent5" w:themeTint="99"/>
+          <w:sz w:val="32"/>
+          <w:szCs w:val="32"/>
+        </w:rPr>
+      </w:pPr>
+    </w:p>
+    <w:p>
+      <w:pPr>
+        <w:jc w:val="both"/>
+        <w:rPr>
+          <w:b/>
+          <w:bCs/>
+          <w:color w:val="D86DCB" w:themeColor="accent5" w:themeTint="99"/>
+          <w:sz w:val="32"/>
+          <w:szCs w:val="32"/>
+        </w:rPr>
+      </w:pPr>
+      <w:r>
+        <w:rPr>
+          <w:b/>
+          <w:bCs/>
+          <w:color w:val="D86DCB" w:themeColor="accent5" w:themeTint="99"/>
+          <w:sz w:val="32"/>
+          <w:szCs w:val="32"/>
+        </w:rPr>
+        <w:t xml:space="preserve">void </w:t>
+      </w:r>
+      <w:proofErr w:type="gramStart"/>
+      <w:r>
+        <w:rPr>
+          <w:b/>
+          <w:bCs/>
+          <w:color w:val="D86DCB" w:themeColor="accent5" w:themeTint="99"/>
+          <w:sz w:val="32"/>
+          <w:szCs w:val="32"/>
+        </w:rPr>
+        <w:t>main(</w:t>
+      </w:r>
+      <w:proofErr w:type="gramEnd"/>
+      <w:r>
+        <w:rPr>
+          <w:b/>
+          <w:bCs/>
+          <w:color w:val="D86DCB" w:themeColor="accent5" w:themeTint="99"/>
+          <w:sz w:val="32"/>
+          <w:szCs w:val="32"/>
+        </w:rPr>
+        <w:t>) {</w:t>
+      </w:r>
+    </w:p>
+    <w:p>
+      <w:pPr>
+        <w:jc w:val="both"/>
+        <w:rPr>
+          <w:b/>
+          <w:bCs/>
+          <w:color w:val="D86DCB" w:themeColor="accent5" w:themeTint="99"/>
+          <w:sz w:val="32"/>
+          <w:szCs w:val="32"/>
+        </w:rPr>
+      </w:pPr>
+      <w:r>
+        <w:rPr>
+          <w:b/>
+          <w:bCs/>
+          <w:color w:val="D86DCB" w:themeColor="accent5" w:themeTint="99"/>
+          <w:sz w:val="32"/>
+          <w:szCs w:val="32"/>
+        </w:rPr>
+        <w:t xml:space="preserve">  </w:t>
+      </w:r>
+      <w:proofErr w:type="gramStart"/>
+      <w:r>
+        <w:rPr>
+          <w:b/>
+          <w:bCs/>
+          <w:color w:val="D86DCB" w:themeColor="accent5" w:themeTint="99"/>
+          <w:sz w:val="32"/>
+          <w:szCs w:val="32"/>
+        </w:rPr>
+        <w:t>group(</w:t>
+      </w:r>
+      <w:proofErr w:type="gramEnd"/>
+      <w:r>
+        <w:rPr>
+          <w:b/>
+          <w:bCs/>
+          <w:color w:val="D86DCB" w:themeColor="accent5" w:themeTint="99"/>
+          <w:sz w:val="32"/>
+          <w:szCs w:val="32"/>
+        </w:rPr>
+        <w:t>'</w:t>
+      </w:r>
+      <w:proofErr w:type="spellStart"/>
+      <w:r>
+        <w:rPr>
+          <w:b/>
+          <w:bCs/>
+          <w:color w:val="D86DCB" w:themeColor="accent5" w:themeTint="99"/>
+          <w:sz w:val="32"/>
+          <w:szCs w:val="32"/>
+        </w:rPr>
+        <w:t>SongSearchController</w:t>
+      </w:r>
+      <w:proofErr w:type="spellEnd"/>
+      <w:r>
+        <w:rPr>
+          <w:b/>
+          <w:bCs/>
+          <w:color w:val="D86DCB" w:themeColor="accent5" w:themeTint="99"/>
+          <w:sz w:val="32"/>
+          <w:szCs w:val="32"/>
+        </w:rPr>
+        <w:t>', () {</w:t>
+      </w:r>
+    </w:p>
+    <w:p>
+      <w:pPr>
+        <w:jc w:val="both"/>
+        <w:rPr>
+          <w:b/>
+          <w:bCs/>
+          <w:color w:val="D86DCB" w:themeColor="accent5" w:themeTint="99"/>
+          <w:sz w:val="32"/>
+          <w:szCs w:val="32"/>
+        </w:rPr>
+      </w:pPr>
+      <w:r>
+        <w:rPr>
+          <w:b/>
+          <w:bCs/>
+          <w:color w:val="D86DCB" w:themeColor="accent5" w:themeTint="99"/>
+          <w:sz w:val="32"/>
+          <w:szCs w:val="32"/>
+        </w:rPr>
+        <w:t xml:space="preserve">    late </w:t>
+      </w:r>
+      <w:proofErr w:type="spellStart"/>
+      <w:r>
+        <w:rPr>
+          <w:b/>
+          <w:bCs/>
+          <w:color w:val="D86DCB" w:themeColor="accent5" w:themeTint="99"/>
+          <w:sz w:val="32"/>
+          <w:szCs w:val="32"/>
+        </w:rPr>
+        <w:t>MockSearchApi</w:t>
+      </w:r>
+      <w:proofErr w:type="spellEnd"/>
+      <w:r>
+        <w:rPr>
+          <w:b/>
+          <w:bCs/>
+          <w:color w:val="D86DCB" w:themeColor="accent5" w:themeTint="99"/>
+          <w:sz w:val="32"/>
+          <w:szCs w:val="32"/>
+        </w:rPr>
+        <w:t xml:space="preserve"> </w:t>
+      </w:r>
+      <w:proofErr w:type="spellStart"/>
+      <w:r>
+        <w:rPr>
+          <w:b/>
+          <w:bCs/>
+          <w:color w:val="D86DCB" w:themeColor="accent5" w:themeTint="99"/>
+          <w:sz w:val="32"/>
+          <w:szCs w:val="32"/>
+        </w:rPr>
+        <w:t>mockApi</w:t>
+      </w:r>
+      <w:proofErr w:type="spellEnd"/>
+      <w:r>
+        <w:rPr>
+          <w:b/>
+          <w:bCs/>
+          <w:color w:val="D86DCB" w:themeColor="accent5" w:themeTint="99"/>
+          <w:sz w:val="32"/>
+          <w:szCs w:val="32"/>
+        </w:rPr>
+        <w:t>;</w:t>
+      </w:r>
+    </w:p>
+    <w:p>
+      <w:pPr>
+        <w:jc w:val="both"/>
+        <w:rPr>
+          <w:b/>
+          <w:bCs/>
+          <w:color w:val="D86DCB" w:themeColor="accent5" w:themeTint="99"/>
+          <w:sz w:val="32"/>
+          <w:szCs w:val="32"/>
+        </w:rPr>
+      </w:pPr>
+      <w:r>
+        <w:rPr>
+          <w:b/>
+          <w:bCs/>
+          <w:color w:val="D86DCB" w:themeColor="accent5" w:themeTint="99"/>
+          <w:sz w:val="32"/>
+          <w:szCs w:val="32"/>
+        </w:rPr>
+        <w:t xml:space="preserve">    late </w:t>
+      </w:r>
+      <w:proofErr w:type="spellStart"/>
+      <w:r>
+        <w:rPr>
+          <w:b/>
+          <w:bCs/>
+          <w:color w:val="D86DCB" w:themeColor="accent5" w:themeTint="99"/>
+          <w:sz w:val="32"/>
+          <w:szCs w:val="32"/>
+        </w:rPr>
+        <w:t>SongSearchController</w:t>
+      </w:r>
+      <w:proofErr w:type="spellEnd"/>
+      <w:r>
+        <w:rPr>
+          <w:b/>
+          <w:bCs/>
+          <w:color w:val="D86DCB" w:themeColor="accent5" w:themeTint="99"/>
+          <w:sz w:val="32"/>
+          <w:szCs w:val="32"/>
+        </w:rPr>
+        <w:t xml:space="preserve"> controller;</w:t>
+      </w:r>
+    </w:p>
+    <w:p>
+      <w:pPr>
+        <w:jc w:val="both"/>
+        <w:rPr>
+          <w:b/>
+          <w:bCs/>
+          <w:color w:val="D86DCB" w:themeColor="accent5" w:themeTint="99"/>
+          <w:sz w:val="32"/>
+          <w:szCs w:val="32"/>
+        </w:rPr>
+      </w:pPr>
+    </w:p>
+    <w:p>
+      <w:pPr>
+        <w:jc w:val="both"/>
+        <w:rPr>
+          <w:b/>
+          <w:bCs/>
+          <w:color w:val="D86DCB" w:themeColor="accent5" w:themeTint="99"/>
+          <w:sz w:val="32"/>
+          <w:szCs w:val="32"/>
+        </w:rPr>
+      </w:pPr>
+      <w:r>
+        <w:rPr>
+          <w:b/>
+          <w:bCs/>
+          <w:color w:val="D86DCB" w:themeColor="accent5" w:themeTint="99"/>
+          <w:sz w:val="32"/>
+          <w:szCs w:val="32"/>
+        </w:rPr>
+        <w:t xml:space="preserve">    </w:t>
+      </w:r>
+      <w:proofErr w:type="spellStart"/>
+      <w:proofErr w:type="gramStart"/>
+      <w:r>
+        <w:rPr>
+          <w:b/>
+          <w:bCs/>
+          <w:color w:val="D86DCB" w:themeColor="accent5" w:themeTint="99"/>
+          <w:sz w:val="32"/>
+          <w:szCs w:val="32"/>
+        </w:rPr>
+        <w:t>setUp</w:t>
+      </w:r>
+      <w:proofErr w:type="spellEnd"/>
+      <w:r>
+        <w:rPr>
+          <w:b/>
+          <w:bCs/>
+          <w:color w:val="D86DCB" w:themeColor="accent5" w:themeTint="99"/>
+          <w:sz w:val="32"/>
+          <w:szCs w:val="32"/>
+        </w:rPr>
+        <w:t>(</w:t>
+      </w:r>
+      <w:proofErr w:type="gramEnd"/>
+      <w:r>
+        <w:rPr>
+          <w:b/>
+          <w:bCs/>
+          <w:color w:val="D86DCB" w:themeColor="accent5" w:themeTint="99"/>
+          <w:sz w:val="32"/>
+          <w:szCs w:val="32"/>
+        </w:rPr>
+        <w:t>() {</w:t>
+      </w:r>
+    </w:p>
+    <w:p>
+      <w:pPr>
+        <w:jc w:val="both"/>
+        <w:rPr>
+          <w:b/>
+          <w:bCs/>
+          <w:color w:val="D86DCB" w:themeColor="accent5" w:themeTint="99"/>
+          <w:sz w:val="32"/>
+          <w:szCs w:val="32"/>
+        </w:rPr>
+      </w:pPr>
+      <w:r>
+        <w:rPr>
+          <w:b/>
+          <w:bCs/>
+          <w:color w:val="D86DCB" w:themeColor="accent5" w:themeTint="99"/>
+          <w:sz w:val="32"/>
+          <w:szCs w:val="32"/>
+        </w:rPr>
+        <w:t xml:space="preserve">      </w:t>
+      </w:r>
+      <w:proofErr w:type="spellStart"/>
+      <w:r>
+        <w:rPr>
+          <w:b/>
+          <w:bCs/>
+          <w:color w:val="D86DCB" w:themeColor="accent5" w:themeTint="99"/>
+          <w:sz w:val="32"/>
+          <w:szCs w:val="32"/>
+        </w:rPr>
+        <w:t>mockApi</w:t>
+      </w:r>
+      <w:proofErr w:type="spellEnd"/>
+      <w:r>
+        <w:rPr>
+          <w:b/>
+          <w:bCs/>
+          <w:color w:val="D86DCB" w:themeColor="accent5" w:themeTint="99"/>
+          <w:sz w:val="32"/>
+          <w:szCs w:val="32"/>
+        </w:rPr>
+        <w:t xml:space="preserve"> = </w:t>
+      </w:r>
+      <w:proofErr w:type="spellStart"/>
+      <w:proofErr w:type="gramStart"/>
+      <w:r>
+        <w:rPr>
+          <w:b/>
+          <w:bCs/>
+          <w:color w:val="D86DCB" w:themeColor="accent5" w:themeTint="99"/>
+          <w:sz w:val="32"/>
+          <w:szCs w:val="32"/>
+        </w:rPr>
+        <w:t>MockSearchApi</w:t>
+      </w:r>
+      <w:proofErr w:type="spellEnd"/>
+      <w:r>
+        <w:rPr>
+          <w:b/>
+          <w:bCs/>
+          <w:color w:val="D86DCB" w:themeColor="accent5" w:themeTint="99"/>
+          <w:sz w:val="32"/>
+          <w:szCs w:val="32"/>
+        </w:rPr>
+        <w:t>(</w:t>
+      </w:r>
+      <w:proofErr w:type="gramEnd"/>
+      <w:r>
+        <w:rPr>
+          <w:b/>
+          <w:bCs/>
+          <w:color w:val="D86DCB" w:themeColor="accent5" w:themeTint="99"/>
+          <w:sz w:val="32"/>
+          <w:szCs w:val="32"/>
+        </w:rPr>
+        <w:t>);</w:t>
+      </w:r>
+    </w:p>
+    <w:p>
+      <w:pPr>
+        <w:jc w:val="both"/>
+        <w:rPr>
+          <w:b/>
+          <w:bCs/>
+          <w:color w:val="D86DCB" w:themeColor="accent5" w:themeTint="99"/>
+          <w:sz w:val="32"/>
+          <w:szCs w:val="32"/>
+        </w:rPr>
+      </w:pPr>
+      <w:r>
+        <w:rPr>
+          <w:b/>
+          <w:bCs/>
+          <w:color w:val="D86DCB" w:themeColor="accent5" w:themeTint="99"/>
+          <w:sz w:val="32"/>
+          <w:szCs w:val="32"/>
+        </w:rPr>
+        <w:t xml:space="preserve">      controller = </w:t>
+      </w:r>
+      <w:proofErr w:type="spellStart"/>
+      <w:proofErr w:type="gramStart"/>
+      <w:r>
+        <w:rPr>
+          <w:b/>
+          <w:bCs/>
+          <w:color w:val="D86DCB" w:themeColor="accent5" w:themeTint="99"/>
+          <w:sz w:val="32"/>
+          <w:szCs w:val="32"/>
+        </w:rPr>
+        <w:t>SongSearchController</w:t>
+      </w:r>
+      <w:proofErr w:type="spellEnd"/>
+      <w:r>
+        <w:rPr>
+          <w:b/>
+          <w:bCs/>
+          <w:color w:val="D86DCB" w:themeColor="accent5" w:themeTint="99"/>
+          <w:sz w:val="32"/>
+          <w:szCs w:val="32"/>
+        </w:rPr>
+        <w:t>(</w:t>
+      </w:r>
+      <w:proofErr w:type="spellStart"/>
+      <w:proofErr w:type="gramEnd"/>
+      <w:r>
+        <w:rPr>
+          <w:b/>
+          <w:bCs/>
+          <w:color w:val="D86DCB" w:themeColor="accent5" w:themeTint="99"/>
+          <w:sz w:val="32"/>
+          <w:szCs w:val="32"/>
+        </w:rPr>
+        <w:t>api</w:t>
+      </w:r>
+      <w:proofErr w:type="spellEnd"/>
+      <w:r>
+        <w:rPr>
+          <w:b/>
+          <w:bCs/>
+          <w:color w:val="D86DCB" w:themeColor="accent5" w:themeTint="99"/>
+          <w:sz w:val="32"/>
+          <w:szCs w:val="32"/>
+        </w:rPr>
+        <w:t xml:space="preserve">: </w:t>
+      </w:r>
+      <w:proofErr w:type="spellStart"/>
+      <w:r>
+        <w:rPr>
+          <w:b/>
+          <w:bCs/>
+          <w:color w:val="D86DCB" w:themeColor="accent5" w:themeTint="99"/>
+          <w:sz w:val="32"/>
+          <w:szCs w:val="32"/>
+        </w:rPr>
+        <w:t>mockApi</w:t>
+      </w:r>
+      <w:proofErr w:type="spellEnd"/>
+      <w:r>
+        <w:rPr>
+          <w:b/>
+          <w:bCs/>
+          <w:color w:val="D86DCB" w:themeColor="accent5" w:themeTint="99"/>
+          <w:sz w:val="32"/>
+          <w:szCs w:val="32"/>
+        </w:rPr>
+        <w:t>);</w:t>
+      </w:r>
+    </w:p>
+    <w:p>
+      <w:pPr>
+        <w:jc w:val="both"/>
+        <w:rPr>
+          <w:b/>
+          <w:bCs/>
+          <w:color w:val="D86DCB" w:themeColor="accent5" w:themeTint="99"/>
+          <w:sz w:val="32"/>
+          <w:szCs w:val="32"/>
+        </w:rPr>
+      </w:pPr>
+      <w:r>
+        <w:rPr>
+          <w:b/>
+          <w:bCs/>
+          <w:color w:val="D86DCB" w:themeColor="accent5" w:themeTint="99"/>
+          <w:sz w:val="32"/>
+          <w:szCs w:val="32"/>
+        </w:rPr>
+        <w:t xml:space="preserve">    });</w:t>
+      </w:r>
+    </w:p>
+    <w:p>
+      <w:pPr>
+        <w:jc w:val="both"/>
+        <w:rPr>
+          <w:b/>
+          <w:bCs/>
+          <w:color w:val="D86DCB" w:themeColor="accent5" w:themeTint="99"/>
+          <w:sz w:val="32"/>
+          <w:szCs w:val="32"/>
+        </w:rPr>
+      </w:pPr>
+    </w:p>
+    <w:p>
+      <w:pPr>
+        <w:jc w:val="both"/>
+        <w:rPr>
+          <w:b/>
+          <w:bCs/>
+          <w:color w:val="D86DCB" w:themeColor="accent5" w:themeTint="99"/>
+          <w:sz w:val="32"/>
+          <w:szCs w:val="32"/>
+        </w:rPr>
+      </w:pPr>
+      <w:r>
+        <w:rPr>
+          <w:b/>
+          <w:bCs/>
+          <w:color w:val="D86DCB" w:themeColor="accent5" w:themeTint="99"/>
+          <w:sz w:val="32"/>
+          <w:szCs w:val="32"/>
+        </w:rPr>
+        <w:t xml:space="preserve">    </w:t>
+      </w:r>
+      <w:proofErr w:type="gramStart"/>
+      <w:r>
+        <w:rPr>
+          <w:b/>
+          <w:bCs/>
+          <w:color w:val="D86DCB" w:themeColor="accent5" w:themeTint="99"/>
+          <w:sz w:val="32"/>
+          <w:szCs w:val="32"/>
+        </w:rPr>
+        <w:t>test(</w:t>
+      </w:r>
+      <w:proofErr w:type="gramEnd"/>
+      <w:r>
+        <w:rPr>
+          <w:b/>
+          <w:bCs/>
+          <w:color w:val="D86DCB" w:themeColor="accent5" w:themeTint="99"/>
+          <w:sz w:val="32"/>
+          <w:szCs w:val="32"/>
+        </w:rPr>
+        <w:t>'only calls API once, 300ms after the LAST keystroke', () {</w:t>
+      </w:r>
+    </w:p>
+    <w:p>
+      <w:pPr>
+        <w:jc w:val="both"/>
+        <w:rPr>
+          <w:b/>
+          <w:bCs/>
+          <w:color w:val="D86DCB" w:themeColor="accent5" w:themeTint="99"/>
+          <w:sz w:val="32"/>
+          <w:szCs w:val="32"/>
+        </w:rPr>
+      </w:pPr>
+      <w:r>
+        <w:rPr>
+          <w:b/>
+          <w:bCs/>
+          <w:color w:val="D86DCB" w:themeColor="accent5" w:themeTint="99"/>
+          <w:sz w:val="32"/>
+          <w:szCs w:val="32"/>
+        </w:rPr>
+        <w:t xml:space="preserve">      </w:t>
+      </w:r>
+      <w:proofErr w:type="spellStart"/>
+      <w:r>
+        <w:rPr>
+          <w:b/>
+          <w:bCs/>
+          <w:color w:val="D86DCB" w:themeColor="accent5" w:themeTint="99"/>
+          <w:sz w:val="32"/>
+          <w:szCs w:val="32"/>
+        </w:rPr>
+        <w:t>fakeAsync</w:t>
+      </w:r>
+      <w:proofErr w:type="spellEnd"/>
+      <w:r>
+        <w:rPr>
+          <w:b/>
+          <w:bCs/>
+          <w:color w:val="D86DCB" w:themeColor="accent5" w:themeTint="99"/>
+          <w:sz w:val="32"/>
+          <w:szCs w:val="32"/>
+        </w:rPr>
+        <w:t>((async) {</w:t>
+      </w:r>
+    </w:p>
+    <w:p>
+      <w:pPr>
+        <w:jc w:val="both"/>
+        <w:rPr>
+          <w:b/>
+          <w:bCs/>
+          <w:color w:val="D86DCB" w:themeColor="accent5" w:themeTint="99"/>
+          <w:sz w:val="32"/>
+          <w:szCs w:val="32"/>
+        </w:rPr>
+      </w:pPr>
+      <w:r>
+        <w:rPr>
+          <w:b/>
+          <w:bCs/>
+          <w:color w:val="D86DCB" w:themeColor="accent5" w:themeTint="99"/>
+          <w:sz w:val="32"/>
+          <w:szCs w:val="32"/>
+        </w:rPr>
+        <w:t xml:space="preserve">        // ARRANGE</w:t>
+      </w:r>
+    </w:p>
+    <w:p>
+      <w:pPr>
+        <w:jc w:val="both"/>
+        <w:rPr>
+          <w:b/>
+          <w:bCs/>
+          <w:color w:val="D86DCB" w:themeColor="accent5" w:themeTint="99"/>
+          <w:sz w:val="32"/>
+          <w:szCs w:val="32"/>
+        </w:rPr>
+      </w:pPr>
+      <w:r>
+        <w:rPr>
+          <w:b/>
+          <w:bCs/>
+          <w:color w:val="D86DCB" w:themeColor="accent5" w:themeTint="99"/>
+          <w:sz w:val="32"/>
+          <w:szCs w:val="32"/>
+        </w:rPr>
+        <w:t xml:space="preserve">        </w:t>
+      </w:r>
+      <w:proofErr w:type="gramStart"/>
+      <w:r>
+        <w:rPr>
+          <w:b/>
+          <w:bCs/>
+          <w:color w:val="D86DCB" w:themeColor="accent5" w:themeTint="99"/>
+          <w:sz w:val="32"/>
+          <w:szCs w:val="32"/>
+        </w:rPr>
+        <w:t>when(</w:t>
+      </w:r>
+      <w:proofErr w:type="gramEnd"/>
+      <w:r>
+        <w:rPr>
+          <w:b/>
+          <w:bCs/>
+          <w:color w:val="D86DCB" w:themeColor="accent5" w:themeTint="99"/>
+          <w:sz w:val="32"/>
+          <w:szCs w:val="32"/>
+        </w:rPr>
+        <w:t xml:space="preserve">() =&gt; </w:t>
+      </w:r>
+      <w:proofErr w:type="spellStart"/>
+      <w:r>
+        <w:rPr>
+          <w:b/>
+          <w:bCs/>
+          <w:color w:val="D86DCB" w:themeColor="accent5" w:themeTint="99"/>
+          <w:sz w:val="32"/>
+          <w:szCs w:val="32"/>
+        </w:rPr>
+        <w:t>mockApi.searchSongs</w:t>
+      </w:r>
+      <w:proofErr w:type="spellEnd"/>
+      <w:r>
+        <w:rPr>
+          <w:b/>
+          <w:bCs/>
+          <w:color w:val="D86DCB" w:themeColor="accent5" w:themeTint="99"/>
+          <w:sz w:val="32"/>
+          <w:szCs w:val="32"/>
+        </w:rPr>
+        <w:t>(any()))</w:t>
+      </w:r>
+    </w:p>
+    <w:p>
+      <w:pPr>
+        <w:jc w:val="both"/>
+        <w:rPr>
+          <w:b/>
+          <w:bCs/>
+          <w:color w:val="D86DCB" w:themeColor="accent5" w:themeTint="99"/>
+          <w:sz w:val="32"/>
+          <w:szCs w:val="32"/>
+        </w:rPr>
+      </w:pPr>
+      <w:r>
+        <w:rPr>
+          <w:b/>
+          <w:bCs/>
+          <w:color w:val="D86DCB" w:themeColor="accent5" w:themeTint="99"/>
+          <w:sz w:val="32"/>
+          <w:szCs w:val="32"/>
+        </w:rPr>
+        <w:t xml:space="preserve">            </w:t>
+      </w:r>
+      <w:proofErr w:type="gramStart"/>
+      <w:r>
+        <w:rPr>
+          <w:b/>
+          <w:bCs/>
+          <w:color w:val="D86DCB" w:themeColor="accent5" w:themeTint="99"/>
+          <w:sz w:val="32"/>
+          <w:szCs w:val="32"/>
+        </w:rPr>
+        <w:t>.</w:t>
+      </w:r>
+      <w:proofErr w:type="spellStart"/>
+      <w:r>
+        <w:rPr>
+          <w:b/>
+          <w:bCs/>
+          <w:color w:val="D86DCB" w:themeColor="accent5" w:themeTint="99"/>
+          <w:sz w:val="32"/>
+          <w:szCs w:val="32"/>
+        </w:rPr>
+        <w:t>thenAnswer</w:t>
+      </w:r>
+      <w:proofErr w:type="spellEnd"/>
+      <w:proofErr w:type="gramEnd"/>
+      <w:r>
+        <w:rPr>
+          <w:b/>
+          <w:bCs/>
+          <w:color w:val="D86DCB" w:themeColor="accent5" w:themeTint="99"/>
+          <w:sz w:val="32"/>
+          <w:szCs w:val="32"/>
+        </w:rPr>
+        <w:t xml:space="preserve">((_) async =&gt; [Song(title: 'x', artist: 'y', </w:t>
+      </w:r>
+      <w:proofErr w:type="spellStart"/>
+      <w:r>
+        <w:rPr>
+          <w:b/>
+          <w:bCs/>
+          <w:color w:val="D86DCB" w:themeColor="accent5" w:themeTint="99"/>
+          <w:sz w:val="32"/>
+          <w:szCs w:val="32"/>
+        </w:rPr>
+        <w:t>durationSec</w:t>
+      </w:r>
+      <w:proofErr w:type="spellEnd"/>
+      <w:r>
+        <w:rPr>
+          <w:b/>
+          <w:bCs/>
+          <w:color w:val="D86DCB" w:themeColor="accent5" w:themeTint="99"/>
+          <w:sz w:val="32"/>
+          <w:szCs w:val="32"/>
+        </w:rPr>
+        <w:t>: 100)]);</w:t>
+      </w:r>
+    </w:p>
+    <w:p>
+      <w:pPr>
+        <w:jc w:val="both"/>
+        <w:rPr>
+          <w:b/>
+          <w:bCs/>
+          <w:color w:val="D86DCB" w:themeColor="accent5" w:themeTint="99"/>
+          <w:sz w:val="32"/>
+          <w:szCs w:val="32"/>
+        </w:rPr>
+      </w:pPr>
+      <w:r>
+        <w:rPr>
+          <w:b/>
+          <w:bCs/>
+          <w:color w:val="D86DCB" w:themeColor="accent5" w:themeTint="99"/>
+          <w:sz w:val="32"/>
+          <w:szCs w:val="32"/>
+        </w:rPr>
+        <w:t xml:space="preserve">        List&lt;Song&gt;? captured;</w:t>
+      </w:r>
+    </w:p>
+    <w:p>
+      <w:pPr>
+        <w:jc w:val="both"/>
+        <w:rPr>
+          <w:b/>
+          <w:bCs/>
+          <w:color w:val="D86DCB" w:themeColor="accent5" w:themeTint="99"/>
+          <w:sz w:val="32"/>
+          <w:szCs w:val="32"/>
+        </w:rPr>
+      </w:pPr>
+    </w:p>
+    <w:p>
+      <w:pPr>
+        <w:jc w:val="both"/>
+        <w:rPr>
+          <w:b/>
+          <w:bCs/>
+          <w:color w:val="D86DCB" w:themeColor="accent5" w:themeTint="99"/>
+          <w:sz w:val="32"/>
+          <w:szCs w:val="32"/>
+        </w:rPr>
+      </w:pPr>
+      <w:r>
+        <w:rPr>
+          <w:b/>
+          <w:bCs/>
+          <w:color w:val="D86DCB" w:themeColor="accent5" w:themeTint="99"/>
+          <w:sz w:val="32"/>
+          <w:szCs w:val="32"/>
+        </w:rPr>
+        <w:lastRenderedPageBreak/>
+        <w:t xml:space="preserve">        // ACT — simulate fast typing, 50ms apart</w:t>
+      </w:r>
+    </w:p>
+    <w:p>
+      <w:pPr>
+        <w:jc w:val="both"/>
+        <w:rPr>
+          <w:b/>
+          <w:bCs/>
+          <w:color w:val="D86DCB" w:themeColor="accent5" w:themeTint="99"/>
+          <w:sz w:val="32"/>
+          <w:szCs w:val="32"/>
+        </w:rPr>
+      </w:pPr>
+      <w:r>
+        <w:rPr>
+          <w:b/>
+          <w:bCs/>
+          <w:color w:val="D86DCB" w:themeColor="accent5" w:themeTint="99"/>
+          <w:sz w:val="32"/>
+          <w:szCs w:val="32"/>
+        </w:rPr>
+        <w:t xml:space="preserve">        </w:t>
+      </w:r>
+      <w:proofErr w:type="spellStart"/>
+      <w:proofErr w:type="gramStart"/>
+      <w:r>
+        <w:rPr>
+          <w:b/>
+          <w:bCs/>
+          <w:color w:val="D86DCB" w:themeColor="accent5" w:themeTint="99"/>
+          <w:sz w:val="32"/>
+          <w:szCs w:val="32"/>
+        </w:rPr>
+        <w:t>controller.onQueryChanged</w:t>
+      </w:r>
+      <w:proofErr w:type="spellEnd"/>
+      <w:proofErr w:type="gramEnd"/>
+      <w:r>
+        <w:rPr>
+          <w:b/>
+          <w:bCs/>
+          <w:color w:val="D86DCB" w:themeColor="accent5" w:themeTint="99"/>
+          <w:sz w:val="32"/>
+          <w:szCs w:val="32"/>
+        </w:rPr>
+        <w:t>('a', (r) =&gt; captured = r);</w:t>
+      </w:r>
+    </w:p>
+    <w:p>
+      <w:pPr>
+        <w:jc w:val="both"/>
+        <w:rPr>
+          <w:b/>
+          <w:bCs/>
+          <w:color w:val="D86DCB" w:themeColor="accent5" w:themeTint="99"/>
+          <w:sz w:val="32"/>
+          <w:szCs w:val="32"/>
+        </w:rPr>
+      </w:pPr>
+      <w:r>
+        <w:rPr>
+          <w:b/>
+          <w:bCs/>
+          <w:color w:val="D86DCB" w:themeColor="accent5" w:themeTint="99"/>
+          <w:sz w:val="32"/>
+          <w:szCs w:val="32"/>
+        </w:rPr>
+        <w:t xml:space="preserve">        </w:t>
+      </w:r>
+      <w:proofErr w:type="spellStart"/>
+      <w:proofErr w:type="gramStart"/>
+      <w:r>
+        <w:rPr>
+          <w:b/>
+          <w:bCs/>
+          <w:color w:val="D86DCB" w:themeColor="accent5" w:themeTint="99"/>
+          <w:sz w:val="32"/>
+          <w:szCs w:val="32"/>
+        </w:rPr>
+        <w:t>async.elapse</w:t>
+      </w:r>
+      <w:proofErr w:type="spellEnd"/>
+      <w:proofErr w:type="gramEnd"/>
+      <w:r>
+        <w:rPr>
+          <w:b/>
+          <w:bCs/>
+          <w:color w:val="D86DCB" w:themeColor="accent5" w:themeTint="99"/>
+          <w:sz w:val="32"/>
+          <w:szCs w:val="32"/>
+        </w:rPr>
+        <w:t>(const Duration(milliseconds: 50));</w:t>
+      </w:r>
+    </w:p>
+    <w:p>
+      <w:pPr>
+        <w:jc w:val="both"/>
+        <w:rPr>
+          <w:b/>
+          <w:bCs/>
+          <w:color w:val="D86DCB" w:themeColor="accent5" w:themeTint="99"/>
+          <w:sz w:val="32"/>
+          <w:szCs w:val="32"/>
+        </w:rPr>
+      </w:pPr>
+      <w:r>
+        <w:rPr>
+          <w:b/>
+          <w:bCs/>
+          <w:color w:val="D86DCB" w:themeColor="accent5" w:themeTint="99"/>
+          <w:sz w:val="32"/>
+          <w:szCs w:val="32"/>
+        </w:rPr>
+        <w:t xml:space="preserve">        </w:t>
+      </w:r>
+      <w:proofErr w:type="spellStart"/>
+      <w:proofErr w:type="gramStart"/>
+      <w:r>
+        <w:rPr>
+          <w:b/>
+          <w:bCs/>
+          <w:color w:val="D86DCB" w:themeColor="accent5" w:themeTint="99"/>
+          <w:sz w:val="32"/>
+          <w:szCs w:val="32"/>
+        </w:rPr>
+        <w:t>controller.onQueryChanged</w:t>
+      </w:r>
+      <w:proofErr w:type="spellEnd"/>
+      <w:proofErr w:type="gramEnd"/>
+      <w:r>
+        <w:rPr>
+          <w:b/>
+          <w:bCs/>
+          <w:color w:val="D86DCB" w:themeColor="accent5" w:themeTint="99"/>
+          <w:sz w:val="32"/>
+          <w:szCs w:val="32"/>
+        </w:rPr>
+        <w:t>('ab', (r) =&gt; captured = r);</w:t>
+      </w:r>
+    </w:p>
+    <w:p>
+      <w:pPr>
+        <w:jc w:val="both"/>
+        <w:rPr>
+          <w:b/>
+          <w:bCs/>
+          <w:color w:val="D86DCB" w:themeColor="accent5" w:themeTint="99"/>
+          <w:sz w:val="32"/>
+          <w:szCs w:val="32"/>
+        </w:rPr>
+      </w:pPr>
+      <w:r>
+        <w:rPr>
+          <w:b/>
+          <w:bCs/>
+          <w:color w:val="D86DCB" w:themeColor="accent5" w:themeTint="99"/>
+          <w:sz w:val="32"/>
+          <w:szCs w:val="32"/>
+        </w:rPr>
+        <w:t xml:space="preserve">        </w:t>
+      </w:r>
+      <w:proofErr w:type="spellStart"/>
+      <w:proofErr w:type="gramStart"/>
+      <w:r>
+        <w:rPr>
+          <w:b/>
+          <w:bCs/>
+          <w:color w:val="D86DCB" w:themeColor="accent5" w:themeTint="99"/>
+          <w:sz w:val="32"/>
+          <w:szCs w:val="32"/>
+        </w:rPr>
+        <w:t>async.elapse</w:t>
+      </w:r>
+      <w:proofErr w:type="spellEnd"/>
+      <w:proofErr w:type="gramEnd"/>
+      <w:r>
+        <w:rPr>
+          <w:b/>
+          <w:bCs/>
+          <w:color w:val="D86DCB" w:themeColor="accent5" w:themeTint="99"/>
+          <w:sz w:val="32"/>
+          <w:szCs w:val="32"/>
+        </w:rPr>
+        <w:t>(const Duration(milliseconds: 50));</w:t>
+      </w:r>
+    </w:p>
+    <w:p>
+      <w:pPr>
+        <w:jc w:val="both"/>
+        <w:rPr>
+          <w:b/>
+          <w:bCs/>
+          <w:color w:val="D86DCB" w:themeColor="accent5" w:themeTint="99"/>
+          <w:sz w:val="32"/>
+          <w:szCs w:val="32"/>
+        </w:rPr>
+      </w:pPr>
+      <w:r>
+        <w:rPr>
+          <w:b/>
+          <w:bCs/>
+          <w:color w:val="D86DCB" w:themeColor="accent5" w:themeTint="99"/>
+          <w:sz w:val="32"/>
+          <w:szCs w:val="32"/>
+        </w:rPr>
+        <w:t xml:space="preserve">        </w:t>
+      </w:r>
+      <w:proofErr w:type="spellStart"/>
+      <w:proofErr w:type="gramStart"/>
+      <w:r>
+        <w:rPr>
+          <w:b/>
+          <w:bCs/>
+          <w:color w:val="D86DCB" w:themeColor="accent5" w:themeTint="99"/>
+          <w:sz w:val="32"/>
+          <w:szCs w:val="32"/>
+        </w:rPr>
+        <w:t>controller.onQueryChanged</w:t>
+      </w:r>
+      <w:proofErr w:type="spellEnd"/>
+      <w:proofErr w:type="gramEnd"/>
+      <w:r>
+        <w:rPr>
+          <w:b/>
+          <w:bCs/>
+          <w:color w:val="D86DCB" w:themeColor="accent5" w:themeTint="99"/>
+          <w:sz w:val="32"/>
+          <w:szCs w:val="32"/>
+        </w:rPr>
+        <w:t>('</w:t>
+      </w:r>
+      <w:proofErr w:type="spellStart"/>
+      <w:r>
+        <w:rPr>
+          <w:b/>
+          <w:bCs/>
+          <w:color w:val="D86DCB" w:themeColor="accent5" w:themeTint="99"/>
+          <w:sz w:val="32"/>
+          <w:szCs w:val="32"/>
+        </w:rPr>
+        <w:t>abc</w:t>
+      </w:r>
+      <w:proofErr w:type="spellEnd"/>
+      <w:r>
+        <w:rPr>
+          <w:b/>
+          <w:bCs/>
+          <w:color w:val="D86DCB" w:themeColor="accent5" w:themeTint="99"/>
+          <w:sz w:val="32"/>
+          <w:szCs w:val="32"/>
+        </w:rPr>
+        <w:t>', (r) =&gt; captured = r);</w:t>
+      </w:r>
+    </w:p>
+    <w:p>
+      <w:pPr>
+        <w:jc w:val="both"/>
+        <w:rPr>
+          <w:b/>
+          <w:bCs/>
+          <w:color w:val="D86DCB" w:themeColor="accent5" w:themeTint="99"/>
+          <w:sz w:val="32"/>
+          <w:szCs w:val="32"/>
+        </w:rPr>
+      </w:pPr>
+    </w:p>
+    <w:p>
+      <w:pPr>
+        <w:jc w:val="both"/>
+        <w:rPr>
+          <w:b/>
+          <w:bCs/>
+          <w:color w:val="D86DCB" w:themeColor="accent5" w:themeTint="99"/>
+          <w:sz w:val="32"/>
+          <w:szCs w:val="32"/>
+        </w:rPr>
+      </w:pPr>
+      <w:r>
+        <w:rPr>
+          <w:b/>
+          <w:bCs/>
+          <w:color w:val="D86DCB" w:themeColor="accent5" w:themeTint="99"/>
+          <w:sz w:val="32"/>
+          <w:szCs w:val="32"/>
+        </w:rPr>
+        <w:t xml:space="preserve">        // ASSERT — not yet fired at 299ms since the last keystroke</w:t>
+      </w:r>
+    </w:p>
+    <w:p>
+      <w:pPr>
+        <w:jc w:val="both"/>
+        <w:rPr>
+          <w:b/>
+          <w:bCs/>
+          <w:color w:val="D86DCB" w:themeColor="accent5" w:themeTint="99"/>
+          <w:sz w:val="32"/>
+          <w:szCs w:val="32"/>
+        </w:rPr>
+      </w:pPr>
+      <w:r>
+        <w:rPr>
+          <w:b/>
+          <w:bCs/>
+          <w:color w:val="D86DCB" w:themeColor="accent5" w:themeTint="99"/>
+          <w:sz w:val="32"/>
+          <w:szCs w:val="32"/>
+        </w:rPr>
+        <w:t xml:space="preserve">        </w:t>
+      </w:r>
+      <w:proofErr w:type="spellStart"/>
+      <w:proofErr w:type="gramStart"/>
+      <w:r>
+        <w:rPr>
+          <w:b/>
+          <w:bCs/>
+          <w:color w:val="D86DCB" w:themeColor="accent5" w:themeTint="99"/>
+          <w:sz w:val="32"/>
+          <w:szCs w:val="32"/>
+        </w:rPr>
+        <w:t>async.elapse</w:t>
+      </w:r>
+      <w:proofErr w:type="spellEnd"/>
+      <w:proofErr w:type="gramEnd"/>
+      <w:r>
+        <w:rPr>
+          <w:b/>
+          <w:bCs/>
+          <w:color w:val="D86DCB" w:themeColor="accent5" w:themeTint="99"/>
+          <w:sz w:val="32"/>
+          <w:szCs w:val="32"/>
+        </w:rPr>
+        <w:t>(const Duration(milliseconds: 299));</w:t>
+      </w:r>
+    </w:p>
+    <w:p>
+      <w:pPr>
+        <w:jc w:val="both"/>
+        <w:rPr>
+          <w:b/>
+          <w:bCs/>
+          <w:color w:val="D86DCB" w:themeColor="accent5" w:themeTint="99"/>
+          <w:sz w:val="32"/>
+          <w:szCs w:val="32"/>
+        </w:rPr>
+      </w:pPr>
+      <w:r>
+        <w:rPr>
+          <w:b/>
+          <w:bCs/>
+          <w:color w:val="D86DCB" w:themeColor="accent5" w:themeTint="99"/>
+          <w:sz w:val="32"/>
+          <w:szCs w:val="32"/>
+        </w:rPr>
+        <w:t xml:space="preserve">        </w:t>
+      </w:r>
+      <w:proofErr w:type="spellStart"/>
+      <w:proofErr w:type="gramStart"/>
+      <w:r>
+        <w:rPr>
+          <w:b/>
+          <w:bCs/>
+          <w:color w:val="D86DCB" w:themeColor="accent5" w:themeTint="99"/>
+          <w:sz w:val="32"/>
+          <w:szCs w:val="32"/>
+        </w:rPr>
+        <w:t>verifyNever</w:t>
+      </w:r>
+      <w:proofErr w:type="spellEnd"/>
+      <w:r>
+        <w:rPr>
+          <w:b/>
+          <w:bCs/>
+          <w:color w:val="D86DCB" w:themeColor="accent5" w:themeTint="99"/>
+          <w:sz w:val="32"/>
+          <w:szCs w:val="32"/>
+        </w:rPr>
+        <w:t>(</w:t>
+      </w:r>
+      <w:proofErr w:type="gramEnd"/>
+      <w:r>
+        <w:rPr>
+          <w:b/>
+          <w:bCs/>
+          <w:color w:val="D86DCB" w:themeColor="accent5" w:themeTint="99"/>
+          <w:sz w:val="32"/>
+          <w:szCs w:val="32"/>
+        </w:rPr>
+        <w:t xml:space="preserve">() =&gt; </w:t>
+      </w:r>
+      <w:proofErr w:type="spellStart"/>
+      <w:r>
+        <w:rPr>
+          <w:b/>
+          <w:bCs/>
+          <w:color w:val="D86DCB" w:themeColor="accent5" w:themeTint="99"/>
+          <w:sz w:val="32"/>
+          <w:szCs w:val="32"/>
+        </w:rPr>
+        <w:t>mockApi.searchSongs</w:t>
+      </w:r>
+      <w:proofErr w:type="spellEnd"/>
+      <w:r>
+        <w:rPr>
+          <w:b/>
+          <w:bCs/>
+          <w:color w:val="D86DCB" w:themeColor="accent5" w:themeTint="99"/>
+          <w:sz w:val="32"/>
+          <w:szCs w:val="32"/>
+        </w:rPr>
+        <w:t>(any()));</w:t>
+      </w:r>
+    </w:p>
+    <w:p>
+      <w:pPr>
+        <w:jc w:val="both"/>
+        <w:rPr>
+          <w:b/>
+          <w:bCs/>
+          <w:color w:val="D86DCB" w:themeColor="accent5" w:themeTint="99"/>
+          <w:sz w:val="32"/>
+          <w:szCs w:val="32"/>
+        </w:rPr>
+      </w:pPr>
+    </w:p>
+    <w:p>
+      <w:pPr>
+        <w:jc w:val="both"/>
+        <w:rPr>
+          <w:b/>
+          <w:bCs/>
+          <w:color w:val="D86DCB" w:themeColor="accent5" w:themeTint="99"/>
+          <w:sz w:val="32"/>
+          <w:szCs w:val="32"/>
+        </w:rPr>
+      </w:pPr>
+      <w:r>
+        <w:rPr>
+          <w:b/>
+          <w:bCs/>
+          <w:color w:val="D86DCB" w:themeColor="accent5" w:themeTint="99"/>
+          <w:sz w:val="32"/>
+          <w:szCs w:val="32"/>
+        </w:rPr>
+        <w:t xml:space="preserve">        // fires at exactly 300ms — and ONLY with the final query</w:t>
+      </w:r>
+    </w:p>
+    <w:p>
+      <w:pPr>
+        <w:jc w:val="both"/>
+        <w:rPr>
+          <w:b/>
+          <w:bCs/>
+          <w:color w:val="D86DCB" w:themeColor="accent5" w:themeTint="99"/>
+          <w:sz w:val="32"/>
+          <w:szCs w:val="32"/>
+        </w:rPr>
+      </w:pPr>
+      <w:r>
+        <w:rPr>
+          <w:b/>
+          <w:bCs/>
+          <w:color w:val="D86DCB" w:themeColor="accent5" w:themeTint="99"/>
+          <w:sz w:val="32"/>
+          <w:szCs w:val="32"/>
+        </w:rPr>
+        <w:t xml:space="preserve">        </w:t>
+      </w:r>
+      <w:proofErr w:type="spellStart"/>
+      <w:proofErr w:type="gramStart"/>
+      <w:r>
+        <w:rPr>
+          <w:b/>
+          <w:bCs/>
+          <w:color w:val="D86DCB" w:themeColor="accent5" w:themeTint="99"/>
+          <w:sz w:val="32"/>
+          <w:szCs w:val="32"/>
+        </w:rPr>
+        <w:t>async.elapse</w:t>
+      </w:r>
+      <w:proofErr w:type="spellEnd"/>
+      <w:proofErr w:type="gramEnd"/>
+      <w:r>
+        <w:rPr>
+          <w:b/>
+          <w:bCs/>
+          <w:color w:val="D86DCB" w:themeColor="accent5" w:themeTint="99"/>
+          <w:sz w:val="32"/>
+          <w:szCs w:val="32"/>
+        </w:rPr>
+        <w:t>(const Duration(milliseconds: 1));</w:t>
+      </w:r>
+    </w:p>
+    <w:p>
+      <w:pPr>
+        <w:jc w:val="both"/>
+        <w:rPr>
+          <w:b/>
+          <w:bCs/>
+          <w:color w:val="D86DCB" w:themeColor="accent5" w:themeTint="99"/>
+          <w:sz w:val="32"/>
+          <w:szCs w:val="32"/>
+        </w:rPr>
+      </w:pPr>
+      <w:r>
+        <w:rPr>
+          <w:b/>
+          <w:bCs/>
+          <w:color w:val="D86DCB" w:themeColor="accent5" w:themeTint="99"/>
+          <w:sz w:val="32"/>
+          <w:szCs w:val="32"/>
+        </w:rPr>
+        <w:t xml:space="preserve">        </w:t>
+      </w:r>
+      <w:proofErr w:type="gramStart"/>
+      <w:r>
+        <w:rPr>
+          <w:b/>
+          <w:bCs/>
+          <w:color w:val="D86DCB" w:themeColor="accent5" w:themeTint="99"/>
+          <w:sz w:val="32"/>
+          <w:szCs w:val="32"/>
+        </w:rPr>
+        <w:t>verify(</w:t>
+      </w:r>
+      <w:proofErr w:type="gramEnd"/>
+      <w:r>
+        <w:rPr>
+          <w:b/>
+          <w:bCs/>
+          <w:color w:val="D86DCB" w:themeColor="accent5" w:themeTint="99"/>
+          <w:sz w:val="32"/>
+          <w:szCs w:val="32"/>
+        </w:rPr>
+        <w:t xml:space="preserve">() =&gt; </w:t>
+      </w:r>
+      <w:proofErr w:type="spellStart"/>
+      <w:r>
+        <w:rPr>
+          <w:b/>
+          <w:bCs/>
+          <w:color w:val="D86DCB" w:themeColor="accent5" w:themeTint="99"/>
+          <w:sz w:val="32"/>
+          <w:szCs w:val="32"/>
+        </w:rPr>
+        <w:t>mockApi.searchSongs</w:t>
+      </w:r>
+      <w:proofErr w:type="spellEnd"/>
+      <w:r>
+        <w:rPr>
+          <w:b/>
+          <w:bCs/>
+          <w:color w:val="D86DCB" w:themeColor="accent5" w:themeTint="99"/>
+          <w:sz w:val="32"/>
+          <w:szCs w:val="32"/>
+        </w:rPr>
+        <w:t>('</w:t>
+      </w:r>
+      <w:proofErr w:type="spellStart"/>
+      <w:r>
+        <w:rPr>
+          <w:b/>
+          <w:bCs/>
+          <w:color w:val="D86DCB" w:themeColor="accent5" w:themeTint="99"/>
+          <w:sz w:val="32"/>
+          <w:szCs w:val="32"/>
+        </w:rPr>
+        <w:t>abc</w:t>
+      </w:r>
+      <w:proofErr w:type="spellEnd"/>
+      <w:r>
+        <w:rPr>
+          <w:b/>
+          <w:bCs/>
+          <w:color w:val="D86DCB" w:themeColor="accent5" w:themeTint="99"/>
+          <w:sz w:val="32"/>
+          <w:szCs w:val="32"/>
+        </w:rPr>
+        <w:t>')).called(1);</w:t>
+      </w:r>
+    </w:p>
+    <w:p>
+      <w:pPr>
+        <w:jc w:val="both"/>
+        <w:rPr>
+          <w:b/>
+          <w:bCs/>
+          <w:color w:val="D86DCB" w:themeColor="accent5" w:themeTint="99"/>
+          <w:sz w:val="32"/>
+          <w:szCs w:val="32"/>
+        </w:rPr>
+      </w:pPr>
+      <w:r>
+        <w:rPr>
+          <w:b/>
+          <w:bCs/>
+          <w:color w:val="D86DCB" w:themeColor="accent5" w:themeTint="99"/>
+          <w:sz w:val="32"/>
+          <w:szCs w:val="32"/>
+        </w:rPr>
+        <w:t xml:space="preserve">        </w:t>
+      </w:r>
+      <w:proofErr w:type="gramStart"/>
+      <w:r>
+        <w:rPr>
+          <w:b/>
+          <w:bCs/>
+          <w:color w:val="D86DCB" w:themeColor="accent5" w:themeTint="99"/>
+          <w:sz w:val="32"/>
+          <w:szCs w:val="32"/>
+        </w:rPr>
+        <w:t>expect(</w:t>
+      </w:r>
+      <w:proofErr w:type="gramEnd"/>
+      <w:r>
+        <w:rPr>
+          <w:b/>
+          <w:bCs/>
+          <w:color w:val="D86DCB" w:themeColor="accent5" w:themeTint="99"/>
+          <w:sz w:val="32"/>
+          <w:szCs w:val="32"/>
+        </w:rPr>
+        <w:t xml:space="preserve">captured, </w:t>
+      </w:r>
+      <w:proofErr w:type="spellStart"/>
+      <w:r>
+        <w:rPr>
+          <w:b/>
+          <w:bCs/>
+          <w:color w:val="D86DCB" w:themeColor="accent5" w:themeTint="99"/>
+          <w:sz w:val="32"/>
+          <w:szCs w:val="32"/>
+        </w:rPr>
+        <w:t>isNotNull</w:t>
+      </w:r>
+      <w:proofErr w:type="spellEnd"/>
+      <w:r>
+        <w:rPr>
+          <w:b/>
+          <w:bCs/>
+          <w:color w:val="D86DCB" w:themeColor="accent5" w:themeTint="99"/>
+          <w:sz w:val="32"/>
+          <w:szCs w:val="32"/>
+        </w:rPr>
+        <w:t>);</w:t>
+      </w:r>
+    </w:p>
+    <w:p>
+      <w:pPr>
+        <w:jc w:val="both"/>
+        <w:rPr>
+          <w:b/>
+          <w:bCs/>
+          <w:color w:val="D86DCB" w:themeColor="accent5" w:themeTint="99"/>
+          <w:sz w:val="32"/>
+          <w:szCs w:val="32"/>
+        </w:rPr>
+      </w:pPr>
+      <w:r>
+        <w:rPr>
+          <w:b/>
+          <w:bCs/>
+          <w:color w:val="D86DCB" w:themeColor="accent5" w:themeTint="99"/>
+          <w:sz w:val="32"/>
+          <w:szCs w:val="32"/>
+        </w:rPr>
+        <w:t xml:space="preserve">      });</w:t>
+      </w:r>
+    </w:p>
+    <w:p>
+      <w:pPr>
+        <w:jc w:val="both"/>
+        <w:rPr>
+          <w:b/>
+          <w:bCs/>
+          <w:color w:val="D86DCB" w:themeColor="accent5" w:themeTint="99"/>
+          <w:sz w:val="32"/>
+          <w:szCs w:val="32"/>
+        </w:rPr>
+      </w:pPr>
+      <w:r>
+        <w:rPr>
+          <w:b/>
+          <w:bCs/>
+          <w:color w:val="D86DCB" w:themeColor="accent5" w:themeTint="99"/>
+          <w:sz w:val="32"/>
+          <w:szCs w:val="32"/>
+        </w:rPr>
+        <w:t xml:space="preserve">    });</w:t>
+      </w:r>
+    </w:p>
+    <w:p>
+      <w:pPr>
+        <w:jc w:val="both"/>
+        <w:rPr>
+          <w:b/>
+          <w:bCs/>
+          <w:color w:val="D86DCB" w:themeColor="accent5" w:themeTint="99"/>
+          <w:sz w:val="32"/>
+          <w:szCs w:val="32"/>
+        </w:rPr>
+      </w:pPr>
+      <w:r>
+        <w:rPr>
+          <w:b/>
+          <w:bCs/>
+          <w:color w:val="D86DCB" w:themeColor="accent5" w:themeTint="99"/>
+          <w:sz w:val="32"/>
+          <w:szCs w:val="32"/>
+        </w:rPr>
+        <w:t xml:space="preserve">  });</w:t>
+      </w:r>
+    </w:p>
+    <w:p>
+      <w:pPr>
+        <w:jc w:val="both"/>
+        <w:rPr>
+          <w:b/>
+          <w:bCs/>
+          <w:color w:val="D86DCB" w:themeColor="accent5" w:themeTint="99"/>
+          <w:sz w:val="32"/>
+          <w:szCs w:val="32"/>
+        </w:rPr>
+      </w:pPr>
+      <w:r>
+        <w:rPr>
+          <w:b/>
+          <w:bCs/>
+          <w:color w:val="D86DCB" w:themeColor="accent5" w:themeTint="99"/>
+          <w:sz w:val="32"/>
+          <w:szCs w:val="32"/>
+        </w:rPr>
+        <w:t>}</w:t>
+      </w:r>
+    </w:p>
+    <w:p>
+      <w:pPr>
+        <w:jc w:val="both"/>
+        <w:rPr>
+          <w:sz w:val="32"/>
+          <w:szCs w:val="32"/>
+        </w:rPr>
+      </w:pPr>
+    </w:p>
+    <w:p>
+      <w:pPr>
+        <w:jc w:val="both"/>
+        <w:rPr>
+          <w:sz w:val="32"/>
+          <w:szCs w:val="32"/>
+        </w:rPr>
+      </w:pPr>
+      <w:r>
+        <w:rPr>
+          <w:sz w:val="32"/>
+          <w:szCs w:val="32"/>
+        </w:rPr>
+        <w:t>Common Mistakes:</w:t>
+      </w:r>
+    </w:p>
+    <w:p>
+      <w:pPr>
+        <w:pStyle w:val="ListParagraph"/>
+        <w:numPr>
+          <w:ilvl w:val="0"/>
+          <w:numId w:val="15"/>
+        </w:numPr>
+        <w:jc w:val="both"/>
+        <w:rPr>
+          <w:b/>
+          <w:bCs/>
+          <w:sz w:val="32"/>
+          <w:szCs w:val="32"/>
+        </w:rPr>
+      </w:pPr>
+      <w:r>
+        <w:rPr>
+          <w:b/>
+          <w:bCs/>
+          <w:sz w:val="32"/>
+          <w:szCs w:val="32"/>
+        </w:rPr>
+        <w:t>Forgetting to elapse enough time</w:t>
+      </w:r>
+      <w:r>
+        <w:rPr>
+          <w:b/>
+          <w:bCs/>
+          <w:sz w:val="32"/>
+          <w:szCs w:val="32"/>
+        </w:rPr>
+        <w:t>:</w:t>
+      </w:r>
+    </w:p>
+    <w:p>
+      <w:pPr>
+        <w:jc w:val="both"/>
+        <w:rPr>
+          <w:sz w:val="32"/>
+          <w:szCs w:val="32"/>
+        </w:rPr>
+      </w:pPr>
+      <w:r>
+        <w:rPr>
+          <w:sz w:val="32"/>
+          <w:szCs w:val="32"/>
+        </w:rPr>
+        <w:lastRenderedPageBreak/>
+        <w:t xml:space="preserve"># </w:t>
+      </w:r>
+      <w:r>
+        <w:rPr>
+          <w:sz w:val="32"/>
+          <w:szCs w:val="32"/>
+        </w:rPr>
+        <w:t xml:space="preserve">. If </w:t>
+      </w:r>
+      <w:r>
+        <w:rPr>
+          <w:sz w:val="32"/>
+          <w:szCs w:val="32"/>
+        </w:rPr>
+        <w:t>we</w:t>
+      </w:r>
+      <w:r>
+        <w:rPr>
+          <w:sz w:val="32"/>
+          <w:szCs w:val="32"/>
+        </w:rPr>
+        <w:t xml:space="preserve"> </w:t>
+      </w:r>
+      <w:r>
+        <w:rPr>
+          <w:b/>
+          <w:bCs/>
+          <w:sz w:val="32"/>
+          <w:szCs w:val="32"/>
+        </w:rPr>
+        <w:t>elapse(200ms)</w:t>
+      </w:r>
+      <w:r>
+        <w:rPr>
+          <w:sz w:val="32"/>
+          <w:szCs w:val="32"/>
+        </w:rPr>
+        <w:t xml:space="preserve"> against a 300ms timer, nothing fires, and our</w:t>
+      </w:r>
+      <w:r>
+        <w:rPr>
+          <w:b/>
+          <w:bCs/>
+          <w:sz w:val="32"/>
+          <w:szCs w:val="32"/>
+        </w:rPr>
+        <w:t xml:space="preserve"> </w:t>
+      </w:r>
+      <w:proofErr w:type="gramStart"/>
+      <w:r>
+        <w:rPr>
+          <w:b/>
+          <w:bCs/>
+          <w:sz w:val="32"/>
+          <w:szCs w:val="32"/>
+        </w:rPr>
+        <w:t>verify(</w:t>
+      </w:r>
+      <w:proofErr w:type="gramEnd"/>
+      <w:r>
+        <w:rPr>
+          <w:b/>
+          <w:bCs/>
+          <w:sz w:val="32"/>
+          <w:szCs w:val="32"/>
+        </w:rPr>
+        <w:t>)</w:t>
+      </w:r>
+      <w:r>
+        <w:rPr>
+          <w:sz w:val="32"/>
+          <w:szCs w:val="32"/>
+        </w:rPr>
+        <w:t xml:space="preserve"> will correctly show zero calls but </w:t>
+      </w:r>
+      <w:r>
+        <w:rPr>
+          <w:sz w:val="32"/>
+          <w:szCs w:val="32"/>
+        </w:rPr>
+        <w:t>If we</w:t>
+      </w:r>
+      <w:r>
+        <w:rPr>
+          <w:sz w:val="32"/>
+          <w:szCs w:val="32"/>
+        </w:rPr>
+        <w:t xml:space="preserve"> meant to test the "after it fires" case,</w:t>
+      </w:r>
+      <w:r>
+        <w:rPr>
+          <w:sz w:val="32"/>
+          <w:szCs w:val="32"/>
+        </w:rPr>
+        <w:t xml:space="preserve"> we</w:t>
+      </w:r>
+      <w:r>
+        <w:rPr>
+          <w:sz w:val="32"/>
+          <w:szCs w:val="32"/>
+        </w:rPr>
+        <w:t xml:space="preserve">'ve written a false negative into our own test. Always know exactly what duration </w:t>
+      </w:r>
+      <w:r>
+        <w:rPr>
+          <w:sz w:val="32"/>
+          <w:szCs w:val="32"/>
+        </w:rPr>
+        <w:t>we</w:t>
+      </w:r>
+      <w:r>
+        <w:rPr>
+          <w:sz w:val="32"/>
+          <w:szCs w:val="32"/>
+        </w:rPr>
+        <w:t>'re simulating.</w:t>
+      </w:r>
+    </w:p>
+    <w:p>
+      <w:pPr>
+        <w:pStyle w:val="ListParagraph"/>
+        <w:numPr>
+          <w:ilvl w:val="0"/>
+          <w:numId w:val="15"/>
+        </w:numPr>
+        <w:jc w:val="both"/>
+        <w:rPr>
+          <w:b/>
+          <w:bCs/>
+          <w:sz w:val="32"/>
+          <w:szCs w:val="32"/>
+        </w:rPr>
+      </w:pPr>
+      <w:r>
+        <w:rPr>
+          <w:b/>
+          <w:bCs/>
+          <w:sz w:val="32"/>
+          <w:szCs w:val="32"/>
+        </w:rPr>
+        <w:t xml:space="preserve">Leaving a pending Timer unaccounted for at the end of </w:t>
+      </w:r>
+      <w:proofErr w:type="spellStart"/>
+      <w:r>
+        <w:rPr>
+          <w:b/>
+          <w:bCs/>
+          <w:sz w:val="32"/>
+          <w:szCs w:val="32"/>
+        </w:rPr>
+        <w:t>fakeAsync</w:t>
+      </w:r>
+      <w:r>
+        <w:rPr>
+          <w:b/>
+          <w:bCs/>
+          <w:sz w:val="32"/>
+          <w:szCs w:val="32"/>
+        </w:rPr>
+        <w:t>:</w:t>
+      </w:r>
+      <w:proofErr w:type="spellEnd"/>
+    </w:p>
+    <w:p>
+      <w:pPr>
+        <w:jc w:val="both"/>
+        <w:rPr>
+          <w:sz w:val="32"/>
+          <w:szCs w:val="32"/>
+        </w:rPr>
+      </w:pPr>
+      <w:r>
+        <w:rPr>
+          <w:sz w:val="32"/>
+          <w:szCs w:val="32"/>
+        </w:rPr>
+        <w:t xml:space="preserve"># </w:t>
+      </w:r>
+      <w:r>
+        <w:rPr>
+          <w:sz w:val="32"/>
+          <w:szCs w:val="32"/>
+        </w:rPr>
+        <w:t xml:space="preserve">If a timer is still scheduled when the </w:t>
+      </w:r>
+      <w:proofErr w:type="spellStart"/>
+      <w:r>
+        <w:rPr>
+          <w:b/>
+          <w:bCs/>
+          <w:sz w:val="32"/>
+          <w:szCs w:val="32"/>
+        </w:rPr>
+        <w:t>fakeAsync</w:t>
+      </w:r>
+      <w:proofErr w:type="spellEnd"/>
+      <w:r>
+        <w:rPr>
+          <w:sz w:val="32"/>
+          <w:szCs w:val="32"/>
+        </w:rPr>
+        <w:t xml:space="preserve"> block ends,</w:t>
+      </w:r>
+      <w:r>
+        <w:rPr>
+          <w:sz w:val="32"/>
+          <w:szCs w:val="32"/>
+        </w:rPr>
+        <w:t xml:space="preserve"> we</w:t>
+      </w:r>
+      <w:r>
+        <w:rPr>
+          <w:sz w:val="32"/>
+          <w:szCs w:val="32"/>
+        </w:rPr>
+        <w:t>'ll get a runtime error about a pending timer. Either</w:t>
+      </w:r>
+      <w:r>
+        <w:rPr>
+          <w:b/>
+          <w:bCs/>
+          <w:sz w:val="32"/>
+          <w:szCs w:val="32"/>
+        </w:rPr>
+        <w:t xml:space="preserve"> </w:t>
+      </w:r>
+      <w:proofErr w:type="gramStart"/>
+      <w:r>
+        <w:rPr>
+          <w:b/>
+          <w:bCs/>
+          <w:sz w:val="32"/>
+          <w:szCs w:val="32"/>
+        </w:rPr>
+        <w:t>elapse</w:t>
+      </w:r>
+      <w:r>
+        <w:rPr>
+          <w:b/>
+          <w:bCs/>
+          <w:sz w:val="32"/>
+          <w:szCs w:val="32"/>
+        </w:rPr>
+        <w:t>(</w:t>
+      </w:r>
+      <w:proofErr w:type="gramEnd"/>
+      <w:r>
+        <w:rPr>
+          <w:b/>
+          <w:bCs/>
+          <w:sz w:val="32"/>
+          <w:szCs w:val="32"/>
+        </w:rPr>
+        <w:t>)</w:t>
+      </w:r>
+      <w:r>
+        <w:rPr>
+          <w:sz w:val="32"/>
+          <w:szCs w:val="32"/>
+        </w:rPr>
+        <w:t xml:space="preserve"> enough to let it fire, or explicitly </w:t>
+      </w:r>
+      <w:r>
+        <w:rPr>
+          <w:b/>
+          <w:bCs/>
+          <w:sz w:val="32"/>
+          <w:szCs w:val="32"/>
+        </w:rPr>
+        <w:t>dispose()/cancel</w:t>
+      </w:r>
+      <w:r>
+        <w:rPr>
+          <w:sz w:val="32"/>
+          <w:szCs w:val="32"/>
+        </w:rPr>
+        <w:t xml:space="preserve"> it in our test</w:t>
+      </w:r>
+      <w:r>
+        <w:rPr>
+          <w:sz w:val="32"/>
+          <w:szCs w:val="32"/>
+        </w:rPr>
+        <w:t>,</w:t>
+      </w:r>
+      <w:r>
+        <w:rPr>
+          <w:sz w:val="32"/>
+          <w:szCs w:val="32"/>
+        </w:rPr>
+        <w:t xml:space="preserve"> mirroring real lifecycle cleanup.</w:t>
+      </w:r>
+    </w:p>
+    <w:p>
+      <w:pPr>
+        <w:jc w:val="both"/>
+        <w:rPr>
+          <w:sz w:val="32"/>
+          <w:szCs w:val="32"/>
+        </w:rPr>
+      </w:pPr>
+    </w:p>
+    <w:p>
+      <w:pPr>
+        <w:jc w:val="both"/>
+        <w:rPr>
+          <w:sz w:val="32"/>
+          <w:szCs w:val="32"/>
+        </w:rPr>
+      </w:pPr>
+      <w:r>
+        <w:rPr>
+          <w:sz w:val="32"/>
+          <w:szCs w:val="32"/>
+        </w:rPr>
+        <w:t>Industry Best Practice</w:t>
+      </w:r>
+      <w:r>
+        <w:rPr>
+          <w:sz w:val="32"/>
+          <w:szCs w:val="32"/>
+        </w:rPr>
+        <w:t>:</w:t>
+      </w:r>
+    </w:p>
+    <w:p>
+      <w:pPr>
+        <w:jc w:val="both"/>
+        <w:rPr>
+          <w:sz w:val="32"/>
+          <w:szCs w:val="32"/>
+        </w:rPr>
+      </w:pPr>
+      <w:r>
+        <w:rPr>
+          <w:sz w:val="32"/>
+          <w:szCs w:val="32"/>
+        </w:rPr>
+        <w:t xml:space="preserve"># </w:t>
+      </w:r>
+      <w:r>
+        <w:rPr>
+          <w:sz w:val="32"/>
+          <w:szCs w:val="32"/>
+        </w:rPr>
+        <w:t xml:space="preserve">No unit test in a healthy </w:t>
+      </w:r>
+      <w:r>
+        <w:rPr>
+          <w:b/>
+          <w:bCs/>
+          <w:sz w:val="32"/>
+          <w:szCs w:val="32"/>
+        </w:rPr>
+        <w:t xml:space="preserve">Flutter </w:t>
+      </w:r>
+      <w:r>
+        <w:rPr>
+          <w:sz w:val="32"/>
+          <w:szCs w:val="32"/>
+        </w:rPr>
+        <w:t xml:space="preserve">project should ever let real wall-clock time pass. If </w:t>
+      </w:r>
+      <w:r>
+        <w:rPr>
+          <w:sz w:val="32"/>
+          <w:szCs w:val="32"/>
+        </w:rPr>
+        <w:t>we</w:t>
+      </w:r>
+      <w:r>
+        <w:rPr>
+          <w:sz w:val="32"/>
+          <w:szCs w:val="32"/>
+        </w:rPr>
+        <w:t xml:space="preserve"> see await</w:t>
+      </w:r>
+      <w:r>
+        <w:rPr>
+          <w:b/>
+          <w:bCs/>
+          <w:sz w:val="32"/>
+          <w:szCs w:val="32"/>
+        </w:rPr>
+        <w:t xml:space="preserve"> </w:t>
+      </w:r>
+      <w:proofErr w:type="spellStart"/>
+      <w:r>
+        <w:rPr>
+          <w:b/>
+          <w:bCs/>
+          <w:sz w:val="32"/>
+          <w:szCs w:val="32"/>
+        </w:rPr>
+        <w:t>Future.delayed</w:t>
+      </w:r>
+      <w:proofErr w:type="spellEnd"/>
+      <w:r>
+        <w:rPr>
+          <w:b/>
+          <w:bCs/>
+          <w:sz w:val="32"/>
+          <w:szCs w:val="32"/>
+        </w:rPr>
+        <w:t xml:space="preserve"> </w:t>
+      </w:r>
+      <w:r>
+        <w:rPr>
+          <w:sz w:val="32"/>
+          <w:szCs w:val="32"/>
+        </w:rPr>
+        <w:t xml:space="preserve">inside a </w:t>
+      </w:r>
+      <w:proofErr w:type="gramStart"/>
+      <w:r>
+        <w:rPr>
+          <w:b/>
+          <w:bCs/>
+          <w:sz w:val="32"/>
+          <w:szCs w:val="32"/>
+        </w:rPr>
+        <w:t>test(</w:t>
+      </w:r>
+      <w:proofErr w:type="gramEnd"/>
+      <w:r>
+        <w:rPr>
+          <w:b/>
+          <w:bCs/>
+          <w:sz w:val="32"/>
+          <w:szCs w:val="32"/>
+        </w:rPr>
+        <w:t xml:space="preserve">) </w:t>
+      </w:r>
+      <w:r>
+        <w:rPr>
+          <w:sz w:val="32"/>
+          <w:szCs w:val="32"/>
+        </w:rPr>
+        <w:t>body in code review, that's a flag to fix it with</w:t>
+      </w:r>
+      <w:r>
+        <w:rPr>
+          <w:b/>
+          <w:bCs/>
+          <w:sz w:val="32"/>
+          <w:szCs w:val="32"/>
+        </w:rPr>
+        <w:t xml:space="preserve"> </w:t>
+      </w:r>
+      <w:proofErr w:type="spellStart"/>
+      <w:r>
+        <w:rPr>
+          <w:b/>
+          <w:bCs/>
+          <w:sz w:val="32"/>
+          <w:szCs w:val="32"/>
+        </w:rPr>
+        <w:t>fakeAsync</w:t>
+      </w:r>
+      <w:r>
+        <w:rPr>
+          <w:sz w:val="32"/>
+          <w:szCs w:val="32"/>
+        </w:rPr>
+        <w:t>.</w:t>
+      </w:r>
+      <w:proofErr w:type="spellEnd"/>
+    </w:p>
+    <w:p>
+      <w:pPr>
+        <w:jc w:val="both"/>
+        <w:rPr>
+          <w:sz w:val="32"/>
+          <w:szCs w:val="32"/>
+        </w:rPr>
+      </w:pPr>
+      <w:r>
+        <w:rPr>
+          <w:sz w:val="32"/>
+          <w:szCs w:val="32"/>
+        </w:rPr>
+        <w:t xml:space="preserve"># It’s </w:t>
+      </w:r>
+      <w:r>
+        <w:rPr>
+          <w:sz w:val="32"/>
+          <w:szCs w:val="32"/>
+        </w:rPr>
+        <w:t>a real reliability problem waiting to make our CI flaky six months from now.</w:t>
+      </w:r>
+    </w:p>
+    <w:p>
+      <w:pPr>
+        <w:jc w:val="both"/>
+        <w:rPr>
+          <w:sz w:val="32"/>
+          <w:szCs w:val="32"/>
+        </w:rPr>
+      </w:pPr>
+    </w:p>
+    <w:p>
+      <w:pPr>
+        <w:jc w:val="center"/>
+        <w:rPr>
+          <w:sz w:val="32"/>
+          <w:szCs w:val="32"/>
+        </w:rPr>
+      </w:pPr>
+      <w:r>
+        <w:rPr>
+          <w:sz w:val="32"/>
+          <w:szCs w:val="32"/>
+        </w:rPr>
+        <w:t>Break</w:t>
+      </w:r>
+    </w:p>
+    <w:p>
+      <w:pPr>
+        <w:jc w:val="both"/>
+        <w:rPr>
+          <w:sz w:val="32"/>
+          <w:szCs w:val="32"/>
+        </w:rPr>
+      </w:pPr>
+    </w:p>
+    <w:p>
+      <w:pPr>
+        <w:jc w:val="both"/>
+        <w:rPr>
+          <w:b/>
+          <w:bCs/>
+          <w:sz w:val="32"/>
+          <w:szCs w:val="32"/>
+        </w:rPr>
+      </w:pPr>
+      <w:r>
+        <w:rPr>
+          <w:b/>
+          <w:bCs/>
+          <w:sz w:val="32"/>
+          <w:szCs w:val="32"/>
+        </w:rPr>
+        <w:t>Stream Testing:</w:t>
+      </w:r>
+    </w:p>
+    <w:p>
+      <w:pPr>
+        <w:jc w:val="both"/>
+        <w:rPr>
+          <w:sz w:val="32"/>
+          <w:szCs w:val="32"/>
+        </w:rPr>
+      </w:pPr>
+      <w:r>
+        <w:rPr>
+          <w:sz w:val="32"/>
+          <w:szCs w:val="32"/>
+        </w:rPr>
+        <w:t xml:space="preserve"># </w:t>
+      </w:r>
     </w:p>
     <w:sectPr>
       <w:footerReference w:type="default" r:id="rId7"/>
@@ -22066,9 +26921,9 @@
 <file path=word/numbering.xml><?xml version="1.0" encoding="utf-8"?>
 <w:numbering xmlns:wpc="http://schemas.microsoft.com/office/word/2010/wordprocessingCanvas" xmlns:cx="http://schemas.microsoft.com/office/drawing/2014/chartex" xmlns:cx1="http://schemas.microsoft.com/office/drawing/2015/9/8/chartex" xmlns:cx2="http://schemas.microsoft.com/office/drawing/2015/10/21/chartex" xmlns:cx3="http://schemas.microsoft.com/office/drawing/2016/5/9/chartex" xmlns:cx4="http://schemas.microsoft.com/office/drawing/2016/5/10/chartex" xmlns:cx5="http://schemas.microsoft.com/office/drawing/2016/5/11/chartex" xmlns:cx6="http://schemas.microsoft.com/office/drawing/2016/5/12/chartex" xmlns:cx7="http://schemas.microsoft.com/office/drawing/2016/5/13/chartex" xmlns:cx8="http://schemas.microsoft.com/office/drawing/2016/5/14/chartex" xmlns:mc="http://schemas.openxmlformats.org/markup-compatibility/2006" xmlns:aink="http://schemas.microsoft.com/office/drawing/2016/ink" xmlns:am3d="http://schemas.microsoft.com/office/drawing/2017/model3d" xmlns:o="urn:schemas-microsoft-com:office:office" xmlns:oel="http://schemas.microsoft.com/office/2019/extlst" xmlns:r="http://schemas.openxmlformats.org/officeDocument/2006/relationships" xmlns:m="http://schemas.openxmlformats.org/officeDocument/2006/math" xmlns:v="urn:schemas-microsoft-com:vml" xmlns:wp14="http://schemas.microsoft.com/office/word/2010/wordprocessingDrawing" xmlns:wp="http://schemas.openxmlformats.org/drawingml/2006/wordprocessingDrawing" xmlns:w10="urn:schemas-microsoft-com:office:word" xmlns:w="http://schemas.openxmlformats.org/wordprocessingml/2006/main" xmlns:w14="http://schemas.microsoft.com/office/word/2010/wordml" xmlns:w15="http://schemas.microsoft.com/office/word/2012/wordml" xmlns:w16cex="http://schemas.microsoft.com/office/word/2018/wordml/cex" xmlns:w16cid="http://schemas.microsoft.com/office/word/2016/wordml/cid" xmlns:w16="http://schemas.microsoft.com/office/word/2018/wordml" xmlns:w16sdtdh="http://schemas.microsoft.com/office/word/2020/wordml/sdtdatahash" xmlns:w16se="http://schemas.microsoft.com/office/word/2015/wordml/symex" xmlns:wpg="http://schemas.microsoft.com/office/word/2010/wordprocessingGroup" xmlns:wpi="http://schemas.microsoft.com/office/word/2010/wordprocessingInk" xmlns:wne="http://schemas.microsoft.com/office/word/2006/wordml" xmlns:wps="http://schemas.microsoft.com/office/word/2010/wordprocessingShape" mc:Ignorable="w14 w15 w16se w16cid w16 w16cex w16sdtdh wp14">
   <w:abstractNum w:abstractNumId="0" w15:restartNumberingAfterBreak="0">
-    <w:nsid w:val="09F34D9C"/>
+    <w:nsid w:val="040A18A2"/>
     <w:multiLevelType w:val="hybridMultilevel"/>
-    <w:tmpl w:val="2D3E300E"/>
+    <w:tmpl w:val="69B0E482"/>
     <w:lvl w:ilvl="0" w:tplc="04090001">
       <w:start w:val="1"/>
       <w:numFmt w:val="bullet"/>
@@ -22179,122 +27034,9 @@
     </w:lvl>
   </w:abstractNum>
   <w:abstractNum w:abstractNumId="1" w15:restartNumberingAfterBreak="0">
-    <w:nsid w:val="19714775"/>
-    <w:multiLevelType w:val="multilevel"/>
-    <w:tmpl w:val="3E4AE98A"/>
-    <w:lvl w:ilvl="0">
-      <w:start w:val="1"/>
-      <w:numFmt w:val="decimal"/>
-      <w:lvlText w:val="%1."/>
-      <w:lvlJc w:val="left"/>
-      <w:pPr>
-        <w:tabs>
-          <w:tab w:val="num" w:pos="720"/>
-        </w:tabs>
-        <w:ind w:left="720" w:hanging="360"/>
-      </w:pPr>
-    </w:lvl>
-    <w:lvl w:ilvl="1" w:tentative="1">
-      <w:start w:val="1"/>
-      <w:numFmt w:val="decimal"/>
-      <w:lvlText w:val="%2."/>
-      <w:lvlJc w:val="left"/>
-      <w:pPr>
-        <w:tabs>
-          <w:tab w:val="num" w:pos="1440"/>
-        </w:tabs>
-        <w:ind w:left="1440" w:hanging="360"/>
-      </w:pPr>
-    </w:lvl>
-    <w:lvl w:ilvl="2" w:tentative="1">
-      <w:start w:val="1"/>
-      <w:numFmt w:val="decimal"/>
-      <w:lvlText w:val="%3."/>
-      <w:lvlJc w:val="left"/>
-      <w:pPr>
-        <w:tabs>
-          <w:tab w:val="num" w:pos="2160"/>
-        </w:tabs>
-        <w:ind w:left="2160" w:hanging="360"/>
-      </w:pPr>
-    </w:lvl>
-    <w:lvl w:ilvl="3" w:tentative="1">
-      <w:start w:val="1"/>
-      <w:numFmt w:val="decimal"/>
-      <w:lvlText w:val="%4."/>
-      <w:lvlJc w:val="left"/>
-      <w:pPr>
-        <w:tabs>
-          <w:tab w:val="num" w:pos="2880"/>
-        </w:tabs>
-        <w:ind w:left="2880" w:hanging="360"/>
-      </w:pPr>
-    </w:lvl>
-    <w:lvl w:ilvl="4" w:tentative="1">
-      <w:start w:val="1"/>
-      <w:numFmt w:val="decimal"/>
-      <w:lvlText w:val="%5."/>
-      <w:lvlJc w:val="left"/>
-      <w:pPr>
-        <w:tabs>
-          <w:tab w:val="num" w:pos="3600"/>
-        </w:tabs>
-        <w:ind w:left="3600" w:hanging="360"/>
-      </w:pPr>
-    </w:lvl>
-    <w:lvl w:ilvl="5" w:tentative="1">
-      <w:start w:val="1"/>
-      <w:numFmt w:val="decimal"/>
-      <w:lvlText w:val="%6."/>
-      <w:lvlJc w:val="left"/>
-      <w:pPr>
-        <w:tabs>
-          <w:tab w:val="num" w:pos="4320"/>
-        </w:tabs>
-        <w:ind w:left="4320" w:hanging="360"/>
-      </w:pPr>
-    </w:lvl>
-    <w:lvl w:ilvl="6" w:tentative="1">
-      <w:start w:val="1"/>
-      <w:numFmt w:val="decimal"/>
-      <w:lvlText w:val="%7."/>
-      <w:lvlJc w:val="left"/>
-      <w:pPr>
-        <w:tabs>
-          <w:tab w:val="num" w:pos="5040"/>
-        </w:tabs>
-        <w:ind w:left="5040" w:hanging="360"/>
-      </w:pPr>
-    </w:lvl>
-    <w:lvl w:ilvl="7" w:tentative="1">
-      <w:start w:val="1"/>
-      <w:numFmt w:val="decimal"/>
-      <w:lvlText w:val="%8."/>
-      <w:lvlJc w:val="left"/>
-      <w:pPr>
-        <w:tabs>
-          <w:tab w:val="num" w:pos="5760"/>
-        </w:tabs>
-        <w:ind w:left="5760" w:hanging="360"/>
-      </w:pPr>
-    </w:lvl>
-    <w:lvl w:ilvl="8" w:tentative="1">
-      <w:start w:val="1"/>
-      <w:numFmt w:val="decimal"/>
-      <w:lvlText w:val="%9."/>
-      <w:lvlJc w:val="left"/>
-      <w:pPr>
-        <w:tabs>
-          <w:tab w:val="num" w:pos="6480"/>
-        </w:tabs>
-        <w:ind w:left="6480" w:hanging="360"/>
-      </w:pPr>
-    </w:lvl>
-  </w:abstractNum>
-  <w:abstractNum w:abstractNumId="2" w15:restartNumberingAfterBreak="0">
-    <w:nsid w:val="28C54D89"/>
+    <w:nsid w:val="09F34D9C"/>
     <w:multiLevelType w:val="hybridMultilevel"/>
-    <w:tmpl w:val="79E6EEA4"/>
+    <w:tmpl w:val="2D3E300E"/>
     <w:lvl w:ilvl="0" w:tplc="04090001">
       <w:start w:val="1"/>
       <w:numFmt w:val="bullet"/>
@@ -22404,237 +27146,11 @@
       </w:rPr>
     </w:lvl>
   </w:abstractNum>
-  <w:abstractNum w:abstractNumId="3" w15:restartNumberingAfterBreak="0">
-    <w:nsid w:val="391766B5"/>
+  <w:abstractNum w:abstractNumId="2" w15:restartNumberingAfterBreak="0">
+    <w:nsid w:val="12E939DA"/>
     <w:multiLevelType w:val="hybridMultilevel"/>
-    <w:tmpl w:val="FAF6376E"/>
-    <w:lvl w:ilvl="0" w:tplc="04090001">
-      <w:start w:val="1"/>
-      <w:numFmt w:val="bullet"/>
-      <w:lvlText w:val=""/>
-      <w:lvlJc w:val="left"/>
-      <w:pPr>
-        <w:ind w:left="360" w:hanging="360"/>
-      </w:pPr>
-      <w:rPr>
-        <w:rFonts w:ascii="Symbol" w:hAnsi="Symbol" w:hint="default"/>
-      </w:rPr>
-    </w:lvl>
-    <w:lvl w:ilvl="1" w:tplc="04090003" w:tentative="1">
-      <w:start w:val="1"/>
-      <w:numFmt w:val="bullet"/>
-      <w:lvlText w:val="o"/>
-      <w:lvlJc w:val="left"/>
-      <w:pPr>
-        <w:ind w:left="1080" w:hanging="360"/>
-      </w:pPr>
-      <w:rPr>
-        <w:rFonts w:ascii="Courier New" w:hAnsi="Courier New" w:cs="Courier New" w:hint="default"/>
-      </w:rPr>
-    </w:lvl>
-    <w:lvl w:ilvl="2" w:tplc="04090005" w:tentative="1">
-      <w:start w:val="1"/>
-      <w:numFmt w:val="bullet"/>
-      <w:lvlText w:val=""/>
-      <w:lvlJc w:val="left"/>
-      <w:pPr>
-        <w:ind w:left="1800" w:hanging="360"/>
-      </w:pPr>
-      <w:rPr>
-        <w:rFonts w:ascii="Wingdings" w:hAnsi="Wingdings" w:hint="default"/>
-      </w:rPr>
-    </w:lvl>
-    <w:lvl w:ilvl="3" w:tplc="04090001" w:tentative="1">
-      <w:start w:val="1"/>
-      <w:numFmt w:val="bullet"/>
-      <w:lvlText w:val=""/>
-      <w:lvlJc w:val="left"/>
-      <w:pPr>
-        <w:ind w:left="2520" w:hanging="360"/>
-      </w:pPr>
-      <w:rPr>
-        <w:rFonts w:ascii="Symbol" w:hAnsi="Symbol" w:hint="default"/>
-      </w:rPr>
-    </w:lvl>
-    <w:lvl w:ilvl="4" w:tplc="04090003" w:tentative="1">
-      <w:start w:val="1"/>
-      <w:numFmt w:val="bullet"/>
-      <w:lvlText w:val="o"/>
-      <w:lvlJc w:val="left"/>
-      <w:pPr>
-        <w:ind w:left="3240" w:hanging="360"/>
-      </w:pPr>
-      <w:rPr>
-        <w:rFonts w:ascii="Courier New" w:hAnsi="Courier New" w:cs="Courier New" w:hint="default"/>
-      </w:rPr>
-    </w:lvl>
-    <w:lvl w:ilvl="5" w:tplc="04090005" w:tentative="1">
-      <w:start w:val="1"/>
-      <w:numFmt w:val="bullet"/>
-      <w:lvlText w:val=""/>
-      <w:lvlJc w:val="left"/>
-      <w:pPr>
-        <w:ind w:left="3960" w:hanging="360"/>
-      </w:pPr>
-      <w:rPr>
-        <w:rFonts w:ascii="Wingdings" w:hAnsi="Wingdings" w:hint="default"/>
-      </w:rPr>
-    </w:lvl>
-    <w:lvl w:ilvl="6" w:tplc="04090001" w:tentative="1">
-      <w:start w:val="1"/>
-      <w:numFmt w:val="bullet"/>
-      <w:lvlText w:val=""/>
-      <w:lvlJc w:val="left"/>
-      <w:pPr>
-        <w:ind w:left="4680" w:hanging="360"/>
-      </w:pPr>
-      <w:rPr>
-        <w:rFonts w:ascii="Symbol" w:hAnsi="Symbol" w:hint="default"/>
-      </w:rPr>
-    </w:lvl>
-    <w:lvl w:ilvl="7" w:tplc="04090003" w:tentative="1">
-      <w:start w:val="1"/>
-      <w:numFmt w:val="bullet"/>
-      <w:lvlText w:val="o"/>
-      <w:lvlJc w:val="left"/>
-      <w:pPr>
-        <w:ind w:left="5400" w:hanging="360"/>
-      </w:pPr>
-      <w:rPr>
-        <w:rFonts w:ascii="Courier New" w:hAnsi="Courier New" w:cs="Courier New" w:hint="default"/>
-      </w:rPr>
-    </w:lvl>
-    <w:lvl w:ilvl="8" w:tplc="04090005" w:tentative="1">
-      <w:start w:val="1"/>
-      <w:numFmt w:val="bullet"/>
-      <w:lvlText w:val=""/>
-      <w:lvlJc w:val="left"/>
-      <w:pPr>
-        <w:ind w:left="6120" w:hanging="360"/>
-      </w:pPr>
-      <w:rPr>
-        <w:rFonts w:ascii="Wingdings" w:hAnsi="Wingdings" w:hint="default"/>
-      </w:rPr>
-    </w:lvl>
-  </w:abstractNum>
-  <w:abstractNum w:abstractNumId="4" w15:restartNumberingAfterBreak="0">
-    <w:nsid w:val="46393FE7"/>
-    <w:multiLevelType w:val="hybridMultilevel"/>
-    <w:tmpl w:val="772C534A"/>
-    <w:lvl w:ilvl="0" w:tplc="04090001">
-      <w:start w:val="1"/>
-      <w:numFmt w:val="bullet"/>
-      <w:lvlText w:val=""/>
-      <w:lvlJc w:val="left"/>
-      <w:pPr>
-        <w:ind w:left="360" w:hanging="360"/>
-      </w:pPr>
-      <w:rPr>
-        <w:rFonts w:ascii="Symbol" w:hAnsi="Symbol" w:hint="default"/>
-      </w:rPr>
-    </w:lvl>
-    <w:lvl w:ilvl="1" w:tplc="04090003" w:tentative="1">
-      <w:start w:val="1"/>
-      <w:numFmt w:val="bullet"/>
-      <w:lvlText w:val="o"/>
-      <w:lvlJc w:val="left"/>
-      <w:pPr>
-        <w:ind w:left="1080" w:hanging="360"/>
-      </w:pPr>
-      <w:rPr>
-        <w:rFonts w:ascii="Courier New" w:hAnsi="Courier New" w:cs="Courier New" w:hint="default"/>
-      </w:rPr>
-    </w:lvl>
-    <w:lvl w:ilvl="2" w:tplc="04090005" w:tentative="1">
-      <w:start w:val="1"/>
-      <w:numFmt w:val="bullet"/>
-      <w:lvlText w:val=""/>
-      <w:lvlJc w:val="left"/>
-      <w:pPr>
-        <w:ind w:left="1800" w:hanging="360"/>
-      </w:pPr>
-      <w:rPr>
-        <w:rFonts w:ascii="Wingdings" w:hAnsi="Wingdings" w:hint="default"/>
-      </w:rPr>
-    </w:lvl>
-    <w:lvl w:ilvl="3" w:tplc="04090001" w:tentative="1">
-      <w:start w:val="1"/>
-      <w:numFmt w:val="bullet"/>
-      <w:lvlText w:val=""/>
-      <w:lvlJc w:val="left"/>
-      <w:pPr>
-        <w:ind w:left="2520" w:hanging="360"/>
-      </w:pPr>
-      <w:rPr>
-        <w:rFonts w:ascii="Symbol" w:hAnsi="Symbol" w:hint="default"/>
-      </w:rPr>
-    </w:lvl>
-    <w:lvl w:ilvl="4" w:tplc="04090003" w:tentative="1">
-      <w:start w:val="1"/>
-      <w:numFmt w:val="bullet"/>
-      <w:lvlText w:val="o"/>
-      <w:lvlJc w:val="left"/>
-      <w:pPr>
-        <w:ind w:left="3240" w:hanging="360"/>
-      </w:pPr>
-      <w:rPr>
-        <w:rFonts w:ascii="Courier New" w:hAnsi="Courier New" w:cs="Courier New" w:hint="default"/>
-      </w:rPr>
-    </w:lvl>
-    <w:lvl w:ilvl="5" w:tplc="04090005" w:tentative="1">
-      <w:start w:val="1"/>
-      <w:numFmt w:val="bullet"/>
-      <w:lvlText w:val=""/>
-      <w:lvlJc w:val="left"/>
-      <w:pPr>
-        <w:ind w:left="3960" w:hanging="360"/>
-      </w:pPr>
-      <w:rPr>
-        <w:rFonts w:ascii="Wingdings" w:hAnsi="Wingdings" w:hint="default"/>
-      </w:rPr>
-    </w:lvl>
-    <w:lvl w:ilvl="6" w:tplc="04090001" w:tentative="1">
-      <w:start w:val="1"/>
-      <w:numFmt w:val="bullet"/>
-      <w:lvlText w:val=""/>
-      <w:lvlJc w:val="left"/>
-      <w:pPr>
-        <w:ind w:left="4680" w:hanging="360"/>
-      </w:pPr>
-      <w:rPr>
-        <w:rFonts w:ascii="Symbol" w:hAnsi="Symbol" w:hint="default"/>
-      </w:rPr>
-    </w:lvl>
-    <w:lvl w:ilvl="7" w:tplc="04090003" w:tentative="1">
-      <w:start w:val="1"/>
-      <w:numFmt w:val="bullet"/>
-      <w:lvlText w:val="o"/>
-      <w:lvlJc w:val="left"/>
-      <w:pPr>
-        <w:ind w:left="5400" w:hanging="360"/>
-      </w:pPr>
-      <w:rPr>
-        <w:rFonts w:ascii="Courier New" w:hAnsi="Courier New" w:cs="Courier New" w:hint="default"/>
-      </w:rPr>
-    </w:lvl>
-    <w:lvl w:ilvl="8" w:tplc="04090005" w:tentative="1">
-      <w:start w:val="1"/>
-      <w:numFmt w:val="bullet"/>
-      <w:lvlText w:val=""/>
-      <w:lvlJc w:val="left"/>
-      <w:pPr>
-        <w:ind w:left="6120" w:hanging="360"/>
-      </w:pPr>
-      <w:rPr>
-        <w:rFonts w:ascii="Wingdings" w:hAnsi="Wingdings" w:hint="default"/>
-      </w:rPr>
-    </w:lvl>
-  </w:abstractNum>
-  <w:abstractNum w:abstractNumId="5" w15:restartNumberingAfterBreak="0">
-    <w:nsid w:val="4C477D01"/>
-    <w:multiLevelType w:val="hybridMultilevel"/>
-    <w:tmpl w:val="6AE08308"/>
-    <w:lvl w:ilvl="0" w:tplc="456A649A">
+    <w:tmpl w:val="30C6A824"/>
+    <w:lvl w:ilvl="0" w:tplc="0AD4CBF8">
       <w:start w:val="1"/>
       <w:numFmt w:val="decimal"/>
       <w:lvlText w:val="%1."/>
@@ -22721,10 +27237,123 @@
       </w:pPr>
     </w:lvl>
   </w:abstractNum>
-  <w:abstractNum w:abstractNumId="6" w15:restartNumberingAfterBreak="0">
-    <w:nsid w:val="4FE725E9"/>
+  <w:abstractNum w:abstractNumId="3" w15:restartNumberingAfterBreak="0">
+    <w:nsid w:val="19714775"/>
+    <w:multiLevelType w:val="multilevel"/>
+    <w:tmpl w:val="3E4AE98A"/>
+    <w:lvl w:ilvl="0">
+      <w:start w:val="1"/>
+      <w:numFmt w:val="decimal"/>
+      <w:lvlText w:val="%1."/>
+      <w:lvlJc w:val="left"/>
+      <w:pPr>
+        <w:tabs>
+          <w:tab w:val="num" w:pos="720"/>
+        </w:tabs>
+        <w:ind w:left="720" w:hanging="360"/>
+      </w:pPr>
+    </w:lvl>
+    <w:lvl w:ilvl="1" w:tentative="1">
+      <w:start w:val="1"/>
+      <w:numFmt w:val="decimal"/>
+      <w:lvlText w:val="%2."/>
+      <w:lvlJc w:val="left"/>
+      <w:pPr>
+        <w:tabs>
+          <w:tab w:val="num" w:pos="1440"/>
+        </w:tabs>
+        <w:ind w:left="1440" w:hanging="360"/>
+      </w:pPr>
+    </w:lvl>
+    <w:lvl w:ilvl="2" w:tentative="1">
+      <w:start w:val="1"/>
+      <w:numFmt w:val="decimal"/>
+      <w:lvlText w:val="%3."/>
+      <w:lvlJc w:val="left"/>
+      <w:pPr>
+        <w:tabs>
+          <w:tab w:val="num" w:pos="2160"/>
+        </w:tabs>
+        <w:ind w:left="2160" w:hanging="360"/>
+      </w:pPr>
+    </w:lvl>
+    <w:lvl w:ilvl="3" w:tentative="1">
+      <w:start w:val="1"/>
+      <w:numFmt w:val="decimal"/>
+      <w:lvlText w:val="%4."/>
+      <w:lvlJc w:val="left"/>
+      <w:pPr>
+        <w:tabs>
+          <w:tab w:val="num" w:pos="2880"/>
+        </w:tabs>
+        <w:ind w:left="2880" w:hanging="360"/>
+      </w:pPr>
+    </w:lvl>
+    <w:lvl w:ilvl="4" w:tentative="1">
+      <w:start w:val="1"/>
+      <w:numFmt w:val="decimal"/>
+      <w:lvlText w:val="%5."/>
+      <w:lvlJc w:val="left"/>
+      <w:pPr>
+        <w:tabs>
+          <w:tab w:val="num" w:pos="3600"/>
+        </w:tabs>
+        <w:ind w:left="3600" w:hanging="360"/>
+      </w:pPr>
+    </w:lvl>
+    <w:lvl w:ilvl="5" w:tentative="1">
+      <w:start w:val="1"/>
+      <w:numFmt w:val="decimal"/>
+      <w:lvlText w:val="%6."/>
+      <w:lvlJc w:val="left"/>
+      <w:pPr>
+        <w:tabs>
+          <w:tab w:val="num" w:pos="4320"/>
+        </w:tabs>
+        <w:ind w:left="4320" w:hanging="360"/>
+      </w:pPr>
+    </w:lvl>
+    <w:lvl w:ilvl="6" w:tentative="1">
+      <w:start w:val="1"/>
+      <w:numFmt w:val="decimal"/>
+      <w:lvlText w:val="%7."/>
+      <w:lvlJc w:val="left"/>
+      <w:pPr>
+        <w:tabs>
+          <w:tab w:val="num" w:pos="5040"/>
+        </w:tabs>
+        <w:ind w:left="5040" w:hanging="360"/>
+      </w:pPr>
+    </w:lvl>
+    <w:lvl w:ilvl="7" w:tentative="1">
+      <w:start w:val="1"/>
+      <w:numFmt w:val="decimal"/>
+      <w:lvlText w:val="%8."/>
+      <w:lvlJc w:val="left"/>
+      <w:pPr>
+        <w:tabs>
+          <w:tab w:val="num" w:pos="5760"/>
+        </w:tabs>
+        <w:ind w:left="5760" w:hanging="360"/>
+      </w:pPr>
+    </w:lvl>
+    <w:lvl w:ilvl="8" w:tentative="1">
+      <w:start w:val="1"/>
+      <w:numFmt w:val="decimal"/>
+      <w:lvlText w:val="%9."/>
+      <w:lvlJc w:val="left"/>
+      <w:pPr>
+        <w:tabs>
+          <w:tab w:val="num" w:pos="6480"/>
+        </w:tabs>
+        <w:ind w:left="6480" w:hanging="360"/>
+      </w:pPr>
+    </w:lvl>
+  </w:abstractNum>
+  <w:abstractNum w:abstractNumId="4" w15:restartNumberingAfterBreak="0">
+    <w:nsid w:val="28C54D89"/>
     <w:multiLevelType w:val="hybridMultilevel"/>
-    <w:tmpl w:val="2DBE2CB2"/>
+    <w:tmpl w:val="79E6EEA4"/>
     <w:lvl w:ilvl="0" w:tplc="04090001">
       <w:start w:val="1"/>
       <w:numFmt w:val="bullet"/>
@@ -22834,11 +27463,237 @@
       </w:rPr>
     </w:lvl>
   </w:abstractNum>
+  <w:abstractNum w:abstractNumId="5" w15:restartNumberingAfterBreak="0">
+    <w:nsid w:val="391766B5"/>
+    <w:multiLevelType w:val="hybridMultilevel"/>
+    <w:tmpl w:val="FAF6376E"/>
+    <w:lvl w:ilvl="0" w:tplc="04090001">
+      <w:start w:val="1"/>
+      <w:numFmt w:val="bullet"/>
+      <w:lvlText w:val=""/>
+      <w:lvlJc w:val="left"/>
+      <w:pPr>
+        <w:ind w:left="360" w:hanging="360"/>
+      </w:pPr>
+      <w:rPr>
+        <w:rFonts w:ascii="Symbol" w:hAnsi="Symbol" w:hint="default"/>
+      </w:rPr>
+    </w:lvl>
+    <w:lvl w:ilvl="1" w:tplc="04090003" w:tentative="1">
+      <w:start w:val="1"/>
+      <w:numFmt w:val="bullet"/>
+      <w:lvlText w:val="o"/>
+      <w:lvlJc w:val="left"/>
+      <w:pPr>
+        <w:ind w:left="1080" w:hanging="360"/>
+      </w:pPr>
+      <w:rPr>
+        <w:rFonts w:ascii="Courier New" w:hAnsi="Courier New" w:cs="Courier New" w:hint="default"/>
+      </w:rPr>
+    </w:lvl>
+    <w:lvl w:ilvl="2" w:tplc="04090005" w:tentative="1">
+      <w:start w:val="1"/>
+      <w:numFmt w:val="bullet"/>
+      <w:lvlText w:val=""/>
+      <w:lvlJc w:val="left"/>
+      <w:pPr>
+        <w:ind w:left="1800" w:hanging="360"/>
+      </w:pPr>
+      <w:rPr>
+        <w:rFonts w:ascii="Wingdings" w:hAnsi="Wingdings" w:hint="default"/>
+      </w:rPr>
+    </w:lvl>
+    <w:lvl w:ilvl="3" w:tplc="04090001" w:tentative="1">
+      <w:start w:val="1"/>
+      <w:numFmt w:val="bullet"/>
+      <w:lvlText w:val=""/>
+      <w:lvlJc w:val="left"/>
+      <w:pPr>
+        <w:ind w:left="2520" w:hanging="360"/>
+      </w:pPr>
+      <w:rPr>
+        <w:rFonts w:ascii="Symbol" w:hAnsi="Symbol" w:hint="default"/>
+      </w:rPr>
+    </w:lvl>
+    <w:lvl w:ilvl="4" w:tplc="04090003" w:tentative="1">
+      <w:start w:val="1"/>
+      <w:numFmt w:val="bullet"/>
+      <w:lvlText w:val="o"/>
+      <w:lvlJc w:val="left"/>
+      <w:pPr>
+        <w:ind w:left="3240" w:hanging="360"/>
+      </w:pPr>
+      <w:rPr>
+        <w:rFonts w:ascii="Courier New" w:hAnsi="Courier New" w:cs="Courier New" w:hint="default"/>
+      </w:rPr>
+    </w:lvl>
+    <w:lvl w:ilvl="5" w:tplc="04090005" w:tentative="1">
+      <w:start w:val="1"/>
+      <w:numFmt w:val="bullet"/>
+      <w:lvlText w:val=""/>
+      <w:lvlJc w:val="left"/>
+      <w:pPr>
+        <w:ind w:left="3960" w:hanging="360"/>
+      </w:pPr>
+      <w:rPr>
+        <w:rFonts w:ascii="Wingdings" w:hAnsi="Wingdings" w:hint="default"/>
+      </w:rPr>
+    </w:lvl>
+    <w:lvl w:ilvl="6" w:tplc="04090001" w:tentative="1">
+      <w:start w:val="1"/>
+      <w:numFmt w:val="bullet"/>
+      <w:lvlText w:val=""/>
+      <w:lvlJc w:val="left"/>
+      <w:pPr>
+        <w:ind w:left="4680" w:hanging="360"/>
+      </w:pPr>
+      <w:rPr>
+        <w:rFonts w:ascii="Symbol" w:hAnsi="Symbol" w:hint="default"/>
+      </w:rPr>
+    </w:lvl>
+    <w:lvl w:ilvl="7" w:tplc="04090003" w:tentative="1">
+      <w:start w:val="1"/>
+      <w:numFmt w:val="bullet"/>
+      <w:lvlText w:val="o"/>
+      <w:lvlJc w:val="left"/>
+      <w:pPr>
+        <w:ind w:left="5400" w:hanging="360"/>
+      </w:pPr>
+      <w:rPr>
+        <w:rFonts w:ascii="Courier New" w:hAnsi="Courier New" w:cs="Courier New" w:hint="default"/>
+      </w:rPr>
+    </w:lvl>
+    <w:lvl w:ilvl="8" w:tplc="04090005" w:tentative="1">
+      <w:start w:val="1"/>
+      <w:numFmt w:val="bullet"/>
+      <w:lvlText w:val=""/>
+      <w:lvlJc w:val="left"/>
+      <w:pPr>
+        <w:ind w:left="6120" w:hanging="360"/>
+      </w:pPr>
+      <w:rPr>
+        <w:rFonts w:ascii="Wingdings" w:hAnsi="Wingdings" w:hint="default"/>
+      </w:rPr>
+    </w:lvl>
+  </w:abstractNum>
+  <w:abstractNum w:abstractNumId="6" w15:restartNumberingAfterBreak="0">
+    <w:nsid w:val="46393FE7"/>
+    <w:multiLevelType w:val="hybridMultilevel"/>
+    <w:tmpl w:val="772C534A"/>
+    <w:lvl w:ilvl="0" w:tplc="04090001">
+      <w:start w:val="1"/>
+      <w:numFmt w:val="bullet"/>
+      <w:lvlText w:val=""/>
+      <w:lvlJc w:val="left"/>
+      <w:pPr>
+        <w:ind w:left="360" w:hanging="360"/>
+      </w:pPr>
+      <w:rPr>
+        <w:rFonts w:ascii="Symbol" w:hAnsi="Symbol" w:hint="default"/>
+      </w:rPr>
+    </w:lvl>
+    <w:lvl w:ilvl="1" w:tplc="04090003" w:tentative="1">
+      <w:start w:val="1"/>
+      <w:numFmt w:val="bullet"/>
+      <w:lvlText w:val="o"/>
+      <w:lvlJc w:val="left"/>
+      <w:pPr>
+        <w:ind w:left="1080" w:hanging="360"/>
+      </w:pPr>
+      <w:rPr>
+        <w:rFonts w:ascii="Courier New" w:hAnsi="Courier New" w:cs="Courier New" w:hint="default"/>
+      </w:rPr>
+    </w:lvl>
+    <w:lvl w:ilvl="2" w:tplc="04090005" w:tentative="1">
+      <w:start w:val="1"/>
+      <w:numFmt w:val="bullet"/>
+      <w:lvlText w:val=""/>
+      <w:lvlJc w:val="left"/>
+      <w:pPr>
+        <w:ind w:left="1800" w:hanging="360"/>
+      </w:pPr>
+      <w:rPr>
+        <w:rFonts w:ascii="Wingdings" w:hAnsi="Wingdings" w:hint="default"/>
+      </w:rPr>
+    </w:lvl>
+    <w:lvl w:ilvl="3" w:tplc="04090001" w:tentative="1">
+      <w:start w:val="1"/>
+      <w:numFmt w:val="bullet"/>
+      <w:lvlText w:val=""/>
+      <w:lvlJc w:val="left"/>
+      <w:pPr>
+        <w:ind w:left="2520" w:hanging="360"/>
+      </w:pPr>
+      <w:rPr>
+        <w:rFonts w:ascii="Symbol" w:hAnsi="Symbol" w:hint="default"/>
+      </w:rPr>
+    </w:lvl>
+    <w:lvl w:ilvl="4" w:tplc="04090003" w:tentative="1">
+      <w:start w:val="1"/>
+      <w:numFmt w:val="bullet"/>
+      <w:lvlText w:val="o"/>
+      <w:lvlJc w:val="left"/>
+      <w:pPr>
+        <w:ind w:left="3240" w:hanging="360"/>
+      </w:pPr>
+      <w:rPr>
+        <w:rFonts w:ascii="Courier New" w:hAnsi="Courier New" w:cs="Courier New" w:hint="default"/>
+      </w:rPr>
+    </w:lvl>
+    <w:lvl w:ilvl="5" w:tplc="04090005" w:tentative="1">
+      <w:start w:val="1"/>
+      <w:numFmt w:val="bullet"/>
+      <w:lvlText w:val=""/>
+      <w:lvlJc w:val="left"/>
+      <w:pPr>
+        <w:ind w:left="3960" w:hanging="360"/>
+      </w:pPr>
+      <w:rPr>
+        <w:rFonts w:ascii="Wingdings" w:hAnsi="Wingdings" w:hint="default"/>
+      </w:rPr>
+    </w:lvl>
+    <w:lvl w:ilvl="6" w:tplc="04090001" w:tentative="1">
+      <w:start w:val="1"/>
+      <w:numFmt w:val="bullet"/>
+      <w:lvlText w:val=""/>
+      <w:lvlJc w:val="left"/>
+      <w:pPr>
+        <w:ind w:left="4680" w:hanging="360"/>
+      </w:pPr>
+      <w:rPr>
+        <w:rFonts w:ascii="Symbol" w:hAnsi="Symbol" w:hint="default"/>
+      </w:rPr>
+    </w:lvl>
+    <w:lvl w:ilvl="7" w:tplc="04090003" w:tentative="1">
+      <w:start w:val="1"/>
+      <w:numFmt w:val="bullet"/>
+      <w:lvlText w:val="o"/>
+      <w:lvlJc w:val="left"/>
+      <w:pPr>
+        <w:ind w:left="5400" w:hanging="360"/>
+      </w:pPr>
+      <w:rPr>
+        <w:rFonts w:ascii="Courier New" w:hAnsi="Courier New" w:cs="Courier New" w:hint="default"/>
+      </w:rPr>
+    </w:lvl>
+    <w:lvl w:ilvl="8" w:tplc="04090005" w:tentative="1">
+      <w:start w:val="1"/>
+      <w:numFmt w:val="bullet"/>
+      <w:lvlText w:val=""/>
+      <w:lvlJc w:val="left"/>
+      <w:pPr>
+        <w:ind w:left="6120" w:hanging="360"/>
+      </w:pPr>
+      <w:rPr>
+        <w:rFonts w:ascii="Wingdings" w:hAnsi="Wingdings" w:hint="default"/>
+      </w:rPr>
+    </w:lvl>
+  </w:abstractNum>
   <w:abstractNum w:abstractNumId="7" w15:restartNumberingAfterBreak="0">
-    <w:nsid w:val="545B72E6"/>
+    <w:nsid w:val="4C477D01"/>
     <w:multiLevelType w:val="hybridMultilevel"/>
-    <w:tmpl w:val="943C55F8"/>
-    <w:lvl w:ilvl="0" w:tplc="739A55A6">
+    <w:tmpl w:val="6AE08308"/>
+    <w:lvl w:ilvl="0" w:tplc="456A649A">
       <w:start w:val="1"/>
       <w:numFmt w:val="decimal"/>
       <w:lvlText w:val="%1."/>
@@ -22926,9 +27781,9 @@
     </w:lvl>
   </w:abstractNum>
   <w:abstractNum w:abstractNumId="8" w15:restartNumberingAfterBreak="0">
-    <w:nsid w:val="5BAC2275"/>
+    <w:nsid w:val="4FE725E9"/>
     <w:multiLevelType w:val="hybridMultilevel"/>
-    <w:tmpl w:val="2DA43650"/>
+    <w:tmpl w:val="2DBE2CB2"/>
     <w:lvl w:ilvl="0" w:tplc="04090001">
       <w:start w:val="1"/>
       <w:numFmt w:val="bullet"/>
@@ -23039,10 +27894,10 @@
     </w:lvl>
   </w:abstractNum>
   <w:abstractNum w:abstractNumId="9" w15:restartNumberingAfterBreak="0">
-    <w:nsid w:val="6DDE34C3"/>
+    <w:nsid w:val="545B72E6"/>
     <w:multiLevelType w:val="hybridMultilevel"/>
-    <w:tmpl w:val="26142A62"/>
-    <w:lvl w:ilvl="0" w:tplc="3BD4B9DC">
+    <w:tmpl w:val="943C55F8"/>
+    <w:lvl w:ilvl="0" w:tplc="739A55A6">
       <w:start w:val="1"/>
       <w:numFmt w:val="decimal"/>
       <w:lvlText w:val="%1."/>
@@ -23130,10 +27985,123 @@
     </w:lvl>
   </w:abstractNum>
   <w:abstractNum w:abstractNumId="10" w15:restartNumberingAfterBreak="0">
-    <w:nsid w:val="6FC647A0"/>
+    <w:nsid w:val="5BAC2275"/>
     <w:multiLevelType w:val="hybridMultilevel"/>
-    <w:tmpl w:val="CA56D504"/>
-    <w:lvl w:ilvl="0" w:tplc="7B366310">
+    <w:tmpl w:val="2DA43650"/>
+    <w:lvl w:ilvl="0" w:tplc="04090001">
+      <w:start w:val="1"/>
+      <w:numFmt w:val="bullet"/>
+      <w:lvlText w:val=""/>
+      <w:lvlJc w:val="left"/>
+      <w:pPr>
+        <w:ind w:left="360" w:hanging="360"/>
+      </w:pPr>
+      <w:rPr>
+        <w:rFonts w:ascii="Symbol" w:hAnsi="Symbol" w:hint="default"/>
+      </w:rPr>
+    </w:lvl>
+    <w:lvl w:ilvl="1" w:tplc="04090003" w:tentative="1">
+      <w:start w:val="1"/>
+      <w:numFmt w:val="bullet"/>
+      <w:lvlText w:val="o"/>
+      <w:lvlJc w:val="left"/>
+      <w:pPr>
+        <w:ind w:left="1080" w:hanging="360"/>
+      </w:pPr>
+      <w:rPr>
+        <w:rFonts w:ascii="Courier New" w:hAnsi="Courier New" w:cs="Courier New" w:hint="default"/>
+      </w:rPr>
+    </w:lvl>
+    <w:lvl w:ilvl="2" w:tplc="04090005" w:tentative="1">
+      <w:start w:val="1"/>
+      <w:numFmt w:val="bullet"/>
+      <w:lvlText w:val=""/>
+      <w:lvlJc w:val="left"/>
+      <w:pPr>
+        <w:ind w:left="1800" w:hanging="360"/>
+      </w:pPr>
+      <w:rPr>
+        <w:rFonts w:ascii="Wingdings" w:hAnsi="Wingdings" w:hint="default"/>
+      </w:rPr>
+    </w:lvl>
+    <w:lvl w:ilvl="3" w:tplc="04090001" w:tentative="1">
+      <w:start w:val="1"/>
+      <w:numFmt w:val="bullet"/>
+      <w:lvlText w:val=""/>
+      <w:lvlJc w:val="left"/>
+      <w:pPr>
+        <w:ind w:left="2520" w:hanging="360"/>
+      </w:pPr>
+      <w:rPr>
+        <w:rFonts w:ascii="Symbol" w:hAnsi="Symbol" w:hint="default"/>
+      </w:rPr>
+    </w:lvl>
+    <w:lvl w:ilvl="4" w:tplc="04090003" w:tentative="1">
+      <w:start w:val="1"/>
+      <w:numFmt w:val="bullet"/>
+      <w:lvlText w:val="o"/>
+      <w:lvlJc w:val="left"/>
+      <w:pPr>
+        <w:ind w:left="3240" w:hanging="360"/>
+      </w:pPr>
+      <w:rPr>
+        <w:rFonts w:ascii="Courier New" w:hAnsi="Courier New" w:cs="Courier New" w:hint="default"/>
+      </w:rPr>
+    </w:lvl>
+    <w:lvl w:ilvl="5" w:tplc="04090005" w:tentative="1">
+      <w:start w:val="1"/>
+      <w:numFmt w:val="bullet"/>
+      <w:lvlText w:val=""/>
+      <w:lvlJc w:val="left"/>
+      <w:pPr>
+        <w:ind w:left="3960" w:hanging="360"/>
+      </w:pPr>
+      <w:rPr>
+        <w:rFonts w:ascii="Wingdings" w:hAnsi="Wingdings" w:hint="default"/>
+      </w:rPr>
+    </w:lvl>
+    <w:lvl w:ilvl="6" w:tplc="04090001" w:tentative="1">
+      <w:start w:val="1"/>
+      <w:numFmt w:val="bullet"/>
+      <w:lvlText w:val=""/>
+      <w:lvlJc w:val="left"/>
+      <w:pPr>
+        <w:ind w:left="4680" w:hanging="360"/>
+      </w:pPr>
+      <w:rPr>
+        <w:rFonts w:ascii="Symbol" w:hAnsi="Symbol" w:hint="default"/>
+      </w:rPr>
+    </w:lvl>
+    <w:lvl w:ilvl="7" w:tplc="04090003" w:tentative="1">
+      <w:start w:val="1"/>
+      <w:numFmt w:val="bullet"/>
+      <w:lvlText w:val="o"/>
+      <w:lvlJc w:val="left"/>
+      <w:pPr>
+        <w:ind w:left="5400" w:hanging="360"/>
+      </w:pPr>
+      <w:rPr>
+        <w:rFonts w:ascii="Courier New" w:hAnsi="Courier New" w:cs="Courier New" w:hint="default"/>
+      </w:rPr>
+    </w:lvl>
+    <w:lvl w:ilvl="8" w:tplc="04090005" w:tentative="1">
+      <w:start w:val="1"/>
+      <w:numFmt w:val="bullet"/>
+      <w:lvlText w:val=""/>
+      <w:lvlJc w:val="left"/>
+      <w:pPr>
+        <w:ind w:left="6120" w:hanging="360"/>
+      </w:pPr>
+      <w:rPr>
+        <w:rFonts w:ascii="Wingdings" w:hAnsi="Wingdings" w:hint="default"/>
+      </w:rPr>
+    </w:lvl>
+  </w:abstractNum>
+  <w:abstractNum w:abstractNumId="11" w15:restartNumberingAfterBreak="0">
+    <w:nsid w:val="6DDE34C3"/>
+    <w:multiLevelType w:val="hybridMultilevel"/>
+    <w:tmpl w:val="26142A62"/>
+    <w:lvl w:ilvl="0" w:tplc="3BD4B9DC">
       <w:start w:val="1"/>
       <w:numFmt w:val="decimal"/>
       <w:lvlText w:val="%1."/>
@@ -23220,130 +28188,17 @@
       </w:pPr>
     </w:lvl>
   </w:abstractNum>
-  <w:abstractNum w:abstractNumId="11" w15:restartNumberingAfterBreak="0">
-    <w:nsid w:val="77BD4E5B"/>
+  <w:abstractNum w:abstractNumId="12" w15:restartNumberingAfterBreak="0">
+    <w:nsid w:val="6FC647A0"/>
     <w:multiLevelType w:val="hybridMultilevel"/>
-    <w:tmpl w:val="CA28F5D6"/>
-    <w:lvl w:ilvl="0" w:tplc="04090001">
-      <w:start w:val="1"/>
-      <w:numFmt w:val="bullet"/>
-      <w:lvlText w:val=""/>
-      <w:lvlJc w:val="left"/>
-      <w:pPr>
-        <w:ind w:left="360" w:hanging="360"/>
-      </w:pPr>
-      <w:rPr>
-        <w:rFonts w:ascii="Symbol" w:hAnsi="Symbol" w:hint="default"/>
-      </w:rPr>
-    </w:lvl>
-    <w:lvl w:ilvl="1" w:tplc="04090003" w:tentative="1">
-      <w:start w:val="1"/>
-      <w:numFmt w:val="bullet"/>
-      <w:lvlText w:val="o"/>
-      <w:lvlJc w:val="left"/>
-      <w:pPr>
-        <w:ind w:left="1080" w:hanging="360"/>
-      </w:pPr>
-      <w:rPr>
-        <w:rFonts w:ascii="Courier New" w:hAnsi="Courier New" w:cs="Courier New" w:hint="default"/>
-      </w:rPr>
-    </w:lvl>
-    <w:lvl w:ilvl="2" w:tplc="04090005" w:tentative="1">
-      <w:start w:val="1"/>
-      <w:numFmt w:val="bullet"/>
-      <w:lvlText w:val=""/>
-      <w:lvlJc w:val="left"/>
-      <w:pPr>
-        <w:ind w:left="1800" w:hanging="360"/>
-      </w:pPr>
-      <w:rPr>
-        <w:rFonts w:ascii="Wingdings" w:hAnsi="Wingdings" w:hint="default"/>
-      </w:rPr>
-    </w:lvl>
-    <w:lvl w:ilvl="3" w:tplc="04090001" w:tentative="1">
-      <w:start w:val="1"/>
-      <w:numFmt w:val="bullet"/>
-      <w:lvlText w:val=""/>
-      <w:lvlJc w:val="left"/>
-      <w:pPr>
-        <w:ind w:left="2520" w:hanging="360"/>
-      </w:pPr>
-      <w:rPr>
-        <w:rFonts w:ascii="Symbol" w:hAnsi="Symbol" w:hint="default"/>
-      </w:rPr>
-    </w:lvl>
-    <w:lvl w:ilvl="4" w:tplc="04090003" w:tentative="1">
-      <w:start w:val="1"/>
-      <w:numFmt w:val="bullet"/>
-      <w:lvlText w:val="o"/>
-      <w:lvlJc w:val="left"/>
-      <w:pPr>
-        <w:ind w:left="3240" w:hanging="360"/>
-      </w:pPr>
-      <w:rPr>
-        <w:rFonts w:ascii="Courier New" w:hAnsi="Courier New" w:cs="Courier New" w:hint="default"/>
-      </w:rPr>
-    </w:lvl>
-    <w:lvl w:ilvl="5" w:tplc="04090005" w:tentative="1">
-      <w:start w:val="1"/>
-      <w:numFmt w:val="bullet"/>
-      <w:lvlText w:val=""/>
-      <w:lvlJc w:val="left"/>
-      <w:pPr>
-        <w:ind w:left="3960" w:hanging="360"/>
-      </w:pPr>
-      <w:rPr>
-        <w:rFonts w:ascii="Wingdings" w:hAnsi="Wingdings" w:hint="default"/>
-      </w:rPr>
-    </w:lvl>
-    <w:lvl w:ilvl="6" w:tplc="04090001" w:tentative="1">
-      <w:start w:val="1"/>
-      <w:numFmt w:val="bullet"/>
-      <w:lvlText w:val=""/>
-      <w:lvlJc w:val="left"/>
-      <w:pPr>
-        <w:ind w:left="4680" w:hanging="360"/>
-      </w:pPr>
-      <w:rPr>
-        <w:rFonts w:ascii="Symbol" w:hAnsi="Symbol" w:hint="default"/>
-      </w:rPr>
-    </w:lvl>
-    <w:lvl w:ilvl="7" w:tplc="04090003" w:tentative="1">
-      <w:start w:val="1"/>
-      <w:numFmt w:val="bullet"/>
-      <w:lvlText w:val="o"/>
-      <w:lvlJc w:val="left"/>
-      <w:pPr>
-        <w:ind w:left="5400" w:hanging="360"/>
-      </w:pPr>
-      <w:rPr>
-        <w:rFonts w:ascii="Courier New" w:hAnsi="Courier New" w:cs="Courier New" w:hint="default"/>
-      </w:rPr>
-    </w:lvl>
-    <w:lvl w:ilvl="8" w:tplc="04090005" w:tentative="1">
-      <w:start w:val="1"/>
-      <w:numFmt w:val="bullet"/>
-      <w:lvlText w:val=""/>
-      <w:lvlJc w:val="left"/>
-      <w:pPr>
-        <w:ind w:left="6120" w:hanging="360"/>
-      </w:pPr>
-      <w:rPr>
-        <w:rFonts w:ascii="Wingdings" w:hAnsi="Wingdings" w:hint="default"/>
-      </w:rPr>
-    </w:lvl>
-  </w:abstractNum>
-  <w:abstractNum w:abstractNumId="12" w15:restartNumberingAfterBreak="0">
-    <w:nsid w:val="7BC637D4"/>
-    <w:multiLevelType w:val="hybridMultilevel"/>
-    <w:tmpl w:val="E154ED2C"/>
-    <w:lvl w:ilvl="0" w:tplc="71FC53BE">
+    <w:tmpl w:val="CA56D504"/>
+    <w:lvl w:ilvl="0" w:tplc="7B366310">
       <w:start w:val="1"/>
       <w:numFmt w:val="decimal"/>
       <w:lvlText w:val="%1."/>
       <w:lvlJc w:val="left"/>
       <w:pPr>
-        <w:ind w:left="720" w:hanging="360"/>
+        <w:ind w:left="360" w:hanging="360"/>
       </w:pPr>
       <w:rPr>
         <w:rFonts w:hint="default"/>
@@ -23357,7 +28212,7 @@
       <w:lvlText w:val="%2."/>
       <w:lvlJc w:val="left"/>
       <w:pPr>
-        <w:ind w:left="1440" w:hanging="360"/>
+        <w:ind w:left="1080" w:hanging="360"/>
       </w:pPr>
     </w:lvl>
     <w:lvl w:ilvl="2" w:tplc="0409001B" w:tentative="1">
@@ -23366,7 +28221,7 @@
       <w:lvlText w:val="%3."/>
       <w:lvlJc w:val="right"/>
       <w:pPr>
-        <w:ind w:left="2160" w:hanging="180"/>
+        <w:ind w:left="1800" w:hanging="180"/>
       </w:pPr>
     </w:lvl>
     <w:lvl w:ilvl="3" w:tplc="0409000F" w:tentative="1">
@@ -23375,7 +28230,7 @@
       <w:lvlText w:val="%4."/>
       <w:lvlJc w:val="left"/>
       <w:pPr>
-        <w:ind w:left="2880" w:hanging="360"/>
+        <w:ind w:left="2520" w:hanging="360"/>
       </w:pPr>
     </w:lvl>
     <w:lvl w:ilvl="4" w:tplc="04090019" w:tentative="1">
@@ -23384,7 +28239,7 @@
       <w:lvlText w:val="%5."/>
       <w:lvlJc w:val="left"/>
       <w:pPr>
-        <w:ind w:left="3600" w:hanging="360"/>
+        <w:ind w:left="3240" w:hanging="360"/>
       </w:pPr>
     </w:lvl>
     <w:lvl w:ilvl="5" w:tplc="0409001B" w:tentative="1">
@@ -23393,7 +28248,7 @@
       <w:lvlText w:val="%6."/>
       <w:lvlJc w:val="right"/>
       <w:pPr>
-        <w:ind w:left="4320" w:hanging="180"/>
+        <w:ind w:left="3960" w:hanging="180"/>
       </w:pPr>
     </w:lvl>
     <w:lvl w:ilvl="6" w:tplc="0409000F" w:tentative="1">
@@ -23402,7 +28257,7 @@
       <w:lvlText w:val="%7."/>
       <w:lvlJc w:val="left"/>
       <w:pPr>
-        <w:ind w:left="5040" w:hanging="360"/>
+        <w:ind w:left="4680" w:hanging="360"/>
       </w:pPr>
     </w:lvl>
     <w:lvl w:ilvl="7" w:tplc="04090019" w:tentative="1">
@@ -23411,7 +28266,7 @@
       <w:lvlText w:val="%8."/>
       <w:lvlJc w:val="left"/>
       <w:pPr>
-        <w:ind w:left="5760" w:hanging="360"/>
+        <w:ind w:left="5400" w:hanging="360"/>
       </w:pPr>
     </w:lvl>
     <w:lvl w:ilvl="8" w:tplc="0409001B" w:tentative="1">
@@ -23420,48 +28275,258 @@
       <w:lvlText w:val="%9."/>
       <w:lvlJc w:val="right"/>
       <w:pPr>
+        <w:ind w:left="6120" w:hanging="180"/>
+      </w:pPr>
+    </w:lvl>
+  </w:abstractNum>
+  <w:abstractNum w:abstractNumId="13" w15:restartNumberingAfterBreak="0">
+    <w:nsid w:val="77BD4E5B"/>
+    <w:multiLevelType w:val="hybridMultilevel"/>
+    <w:tmpl w:val="CA28F5D6"/>
+    <w:lvl w:ilvl="0" w:tplc="04090001">
+      <w:start w:val="1"/>
+      <w:numFmt w:val="bullet"/>
+      <w:lvlText w:val=""/>
+      <w:lvlJc w:val="left"/>
+      <w:pPr>
+        <w:ind w:left="360" w:hanging="360"/>
+      </w:pPr>
+      <w:rPr>
+        <w:rFonts w:ascii="Symbol" w:hAnsi="Symbol" w:hint="default"/>
+      </w:rPr>
+    </w:lvl>
+    <w:lvl w:ilvl="1" w:tplc="04090003" w:tentative="1">
+      <w:start w:val="1"/>
+      <w:numFmt w:val="bullet"/>
+      <w:lvlText w:val="o"/>
+      <w:lvlJc w:val="left"/>
+      <w:pPr>
+        <w:ind w:left="1080" w:hanging="360"/>
+      </w:pPr>
+      <w:rPr>
+        <w:rFonts w:ascii="Courier New" w:hAnsi="Courier New" w:cs="Courier New" w:hint="default"/>
+      </w:rPr>
+    </w:lvl>
+    <w:lvl w:ilvl="2" w:tplc="04090005" w:tentative="1">
+      <w:start w:val="1"/>
+      <w:numFmt w:val="bullet"/>
+      <w:lvlText w:val=""/>
+      <w:lvlJc w:val="left"/>
+      <w:pPr>
+        <w:ind w:left="1800" w:hanging="360"/>
+      </w:pPr>
+      <w:rPr>
+        <w:rFonts w:ascii="Wingdings" w:hAnsi="Wingdings" w:hint="default"/>
+      </w:rPr>
+    </w:lvl>
+    <w:lvl w:ilvl="3" w:tplc="04090001" w:tentative="1">
+      <w:start w:val="1"/>
+      <w:numFmt w:val="bullet"/>
+      <w:lvlText w:val=""/>
+      <w:lvlJc w:val="left"/>
+      <w:pPr>
+        <w:ind w:left="2520" w:hanging="360"/>
+      </w:pPr>
+      <w:rPr>
+        <w:rFonts w:ascii="Symbol" w:hAnsi="Symbol" w:hint="default"/>
+      </w:rPr>
+    </w:lvl>
+    <w:lvl w:ilvl="4" w:tplc="04090003" w:tentative="1">
+      <w:start w:val="1"/>
+      <w:numFmt w:val="bullet"/>
+      <w:lvlText w:val="o"/>
+      <w:lvlJc w:val="left"/>
+      <w:pPr>
+        <w:ind w:left="3240" w:hanging="360"/>
+      </w:pPr>
+      <w:rPr>
+        <w:rFonts w:ascii="Courier New" w:hAnsi="Courier New" w:cs="Courier New" w:hint="default"/>
+      </w:rPr>
+    </w:lvl>
+    <w:lvl w:ilvl="5" w:tplc="04090005" w:tentative="1">
+      <w:start w:val="1"/>
+      <w:numFmt w:val="bullet"/>
+      <w:lvlText w:val=""/>
+      <w:lvlJc w:val="left"/>
+      <w:pPr>
+        <w:ind w:left="3960" w:hanging="360"/>
+      </w:pPr>
+      <w:rPr>
+        <w:rFonts w:ascii="Wingdings" w:hAnsi="Wingdings" w:hint="default"/>
+      </w:rPr>
+    </w:lvl>
+    <w:lvl w:ilvl="6" w:tplc="04090001" w:tentative="1">
+      <w:start w:val="1"/>
+      <w:numFmt w:val="bullet"/>
+      <w:lvlText w:val=""/>
+      <w:lvlJc w:val="left"/>
+      <w:pPr>
+        <w:ind w:left="4680" w:hanging="360"/>
+      </w:pPr>
+      <w:rPr>
+        <w:rFonts w:ascii="Symbol" w:hAnsi="Symbol" w:hint="default"/>
+      </w:rPr>
+    </w:lvl>
+    <w:lvl w:ilvl="7" w:tplc="04090003" w:tentative="1">
+      <w:start w:val="1"/>
+      <w:numFmt w:val="bullet"/>
+      <w:lvlText w:val="o"/>
+      <w:lvlJc w:val="left"/>
+      <w:pPr>
+        <w:ind w:left="5400" w:hanging="360"/>
+      </w:pPr>
+      <w:rPr>
+        <w:rFonts w:ascii="Courier New" w:hAnsi="Courier New" w:cs="Courier New" w:hint="default"/>
+      </w:rPr>
+    </w:lvl>
+    <w:lvl w:ilvl="8" w:tplc="04090005" w:tentative="1">
+      <w:start w:val="1"/>
+      <w:numFmt w:val="bullet"/>
+      <w:lvlText w:val=""/>
+      <w:lvlJc w:val="left"/>
+      <w:pPr>
+        <w:ind w:left="6120" w:hanging="360"/>
+      </w:pPr>
+      <w:rPr>
+        <w:rFonts w:ascii="Wingdings" w:hAnsi="Wingdings" w:hint="default"/>
+      </w:rPr>
+    </w:lvl>
+  </w:abstractNum>
+  <w:abstractNum w:abstractNumId="14" w15:restartNumberingAfterBreak="0">
+    <w:nsid w:val="7BC637D4"/>
+    <w:multiLevelType w:val="hybridMultilevel"/>
+    <w:tmpl w:val="E154ED2C"/>
+    <w:lvl w:ilvl="0" w:tplc="71FC53BE">
+      <w:start w:val="1"/>
+      <w:numFmt w:val="decimal"/>
+      <w:lvlText w:val="%1."/>
+      <w:lvlJc w:val="left"/>
+      <w:pPr>
+        <w:ind w:left="720" w:hanging="360"/>
+      </w:pPr>
+      <w:rPr>
+        <w:rFonts w:hint="default"/>
+        <w:b/>
+        <w:bCs/>
+      </w:rPr>
+    </w:lvl>
+    <w:lvl w:ilvl="1" w:tplc="04090019" w:tentative="1">
+      <w:start w:val="1"/>
+      <w:numFmt w:val="lowerLetter"/>
+      <w:lvlText w:val="%2."/>
+      <w:lvlJc w:val="left"/>
+      <w:pPr>
+        <w:ind w:left="1440" w:hanging="360"/>
+      </w:pPr>
+    </w:lvl>
+    <w:lvl w:ilvl="2" w:tplc="0409001B" w:tentative="1">
+      <w:start w:val="1"/>
+      <w:numFmt w:val="lowerRoman"/>
+      <w:lvlText w:val="%3."/>
+      <w:lvlJc w:val="right"/>
+      <w:pPr>
+        <w:ind w:left="2160" w:hanging="180"/>
+      </w:pPr>
+    </w:lvl>
+    <w:lvl w:ilvl="3" w:tplc="0409000F" w:tentative="1">
+      <w:start w:val="1"/>
+      <w:numFmt w:val="decimal"/>
+      <w:lvlText w:val="%4."/>
+      <w:lvlJc w:val="left"/>
+      <w:pPr>
+        <w:ind w:left="2880" w:hanging="360"/>
+      </w:pPr>
+    </w:lvl>
+    <w:lvl w:ilvl="4" w:tplc="04090019" w:tentative="1">
+      <w:start w:val="1"/>
+      <w:numFmt w:val="lowerLetter"/>
+      <w:lvlText w:val="%5."/>
+      <w:lvlJc w:val="left"/>
+      <w:pPr>
+        <w:ind w:left="3600" w:hanging="360"/>
+      </w:pPr>
+    </w:lvl>
+    <w:lvl w:ilvl="5" w:tplc="0409001B" w:tentative="1">
+      <w:start w:val="1"/>
+      <w:numFmt w:val="lowerRoman"/>
+      <w:lvlText w:val="%6."/>
+      <w:lvlJc w:val="right"/>
+      <w:pPr>
+        <w:ind w:left="4320" w:hanging="180"/>
+      </w:pPr>
+    </w:lvl>
+    <w:lvl w:ilvl="6" w:tplc="0409000F" w:tentative="1">
+      <w:start w:val="1"/>
+      <w:numFmt w:val="decimal"/>
+      <w:lvlText w:val="%7."/>
+      <w:lvlJc w:val="left"/>
+      <w:pPr>
+        <w:ind w:left="5040" w:hanging="360"/>
+      </w:pPr>
+    </w:lvl>
+    <w:lvl w:ilvl="7" w:tplc="04090019" w:tentative="1">
+      <w:start w:val="1"/>
+      <w:numFmt w:val="lowerLetter"/>
+      <w:lvlText w:val="%8."/>
+      <w:lvlJc w:val="left"/>
+      <w:pPr>
+        <w:ind w:left="5760" w:hanging="360"/>
+      </w:pPr>
+    </w:lvl>
+    <w:lvl w:ilvl="8" w:tplc="0409001B" w:tentative="1">
+      <w:start w:val="1"/>
+      <w:numFmt w:val="lowerRoman"/>
+      <w:lvlText w:val="%9."/>
+      <w:lvlJc w:val="right"/>
+      <w:pPr>
         <w:ind w:left="6480" w:hanging="180"/>
       </w:pPr>
     </w:lvl>
   </w:abstractNum>
   <w:num w:numId="1" w16cid:durableId="1678918224">
+    <w:abstractNumId w:val="5"/>
+  </w:num>
+  <w:num w:numId="2" w16cid:durableId="702825947">
+    <w:abstractNumId w:val="7"/>
+  </w:num>
+  <w:num w:numId="3" w16cid:durableId="79641095">
+    <w:abstractNumId w:val="10"/>
+  </w:num>
+  <w:num w:numId="4" w16cid:durableId="97529565">
     <w:abstractNumId w:val="3"/>
   </w:num>
-  <w:num w:numId="2" w16cid:durableId="702825947">
-    <w:abstractNumId w:val="5"/>
+  <w:num w:numId="5" w16cid:durableId="2085447215">
+    <w:abstractNumId w:val="14"/>
   </w:num>
-  <w:num w:numId="3" w16cid:durableId="79641095">
+  <w:num w:numId="6" w16cid:durableId="2140218226">
+    <w:abstractNumId w:val="12"/>
+  </w:num>
+  <w:num w:numId="7" w16cid:durableId="1236893570">
+    <w:abstractNumId w:val="13"/>
+  </w:num>
+  <w:num w:numId="8" w16cid:durableId="623778614">
+    <w:abstractNumId w:val="4"/>
+  </w:num>
+  <w:num w:numId="9" w16cid:durableId="244338337">
+    <w:abstractNumId w:val="11"/>
+  </w:num>
+  <w:num w:numId="10" w16cid:durableId="1232350118">
+    <w:abstractNumId w:val="6"/>
+  </w:num>
+  <w:num w:numId="11" w16cid:durableId="948246285">
+    <w:abstractNumId w:val="9"/>
+  </w:num>
+  <w:num w:numId="12" w16cid:durableId="1448741419">
     <w:abstractNumId w:val="8"/>
   </w:num>
-  <w:num w:numId="4" w16cid:durableId="97529565">
+  <w:num w:numId="13" w16cid:durableId="1933783720">
     <w:abstractNumId w:val="1"/>
   </w:num>
-  <w:num w:numId="5" w16cid:durableId="2085447215">
-    <w:abstractNumId w:val="12"/>
+  <w:num w:numId="14" w16cid:durableId="399449416">
+    <w:abstractNumId w:val="0"/>
   </w:num>
-  <w:num w:numId="6" w16cid:durableId="2140218226">
-    <w:abstractNumId w:val="10"/>
-  </w:num>
-  <w:num w:numId="7" w16cid:durableId="1236893570">
-    <w:abstractNumId w:val="11"/>
-  </w:num>
-  <w:num w:numId="8" w16cid:durableId="623778614">
+  <w:num w:numId="15" w16cid:durableId="1162820896">
     <w:abstractNumId w:val="2"/>
-  </w:num>
-  <w:num w:numId="9" w16cid:durableId="244338337">
-    <w:abstractNumId w:val="9"/>
-  </w:num>
-  <w:num w:numId="10" w16cid:durableId="1232350118">
-    <w:abstractNumId w:val="4"/>
-  </w:num>
-  <w:num w:numId="11" w16cid:durableId="948246285">
-    <w:abstractNumId w:val="7"/>
-  </w:num>
-  <w:num w:numId="12" w16cid:durableId="1448741419">
-    <w:abstractNumId w:val="6"/>
-  </w:num>
-  <w:num w:numId="13" w16cid:durableId="1933783720">
-    <w:abstractNumId w:val="0"/>
   </w:num>
 </w:numbering>
 </file>

--- a/flutter_more_documents/part_two_of_flutter_more_docs/f54_flutter_testing_unit_widget_and_integration.docx
+++ b/flutter_more_documents/part_two_of_flutter_more_docs/f54_flutter_testing_unit_widget_and_integration.docx
@@ -22846,16 +22846,7 @@
           <w:sz w:val="32"/>
           <w:szCs w:val="32"/>
         </w:rPr>
-        <w:t>async</w:t>
-      </w:r>
-      <w:r>
-        <w:rPr>
-          <w:b/>
-          <w:bCs/>
-          <w:sz w:val="32"/>
-          <w:szCs w:val="32"/>
-        </w:rPr>
-        <w:t>.flushTimers</w:t>
+        <w:t>async.flushTimers</w:t>
       </w:r>
       <w:proofErr w:type="spellEnd"/>
       <w:proofErr w:type="gramEnd"/>
@@ -22903,42 +22894,7 @@
           <w:sz w:val="32"/>
           <w:szCs w:val="32"/>
         </w:rPr>
-        <w:t xml:space="preserve"> </w:t>
-      </w:r>
-      <w:r>
-        <w:rPr>
-          <w:sz w:val="32"/>
-          <w:szCs w:val="32"/>
-        </w:rPr>
-        <w:t>Keeps advancing the clock automatically until no timers remain pending</w:t>
-      </w:r>
-      <w:r>
-        <w:rPr>
-          <w:sz w:val="32"/>
-          <w:szCs w:val="32"/>
-        </w:rPr>
-        <w:t>.</w:t>
-      </w:r>
-      <w:r>
-        <w:rPr>
-          <w:sz w:val="32"/>
-          <w:szCs w:val="32"/>
-        </w:rPr>
-        <w:t xml:space="preserve"> </w:t>
-      </w:r>
-      <w:r>
-        <w:rPr>
-          <w:sz w:val="32"/>
-          <w:szCs w:val="32"/>
-        </w:rPr>
-        <w:t>H</w:t>
-      </w:r>
-      <w:r>
-        <w:rPr>
-          <w:sz w:val="32"/>
-          <w:szCs w:val="32"/>
-        </w:rPr>
-        <w:t xml:space="preserve">andy for retry-with-backoff logic instead of manually </w:t>
+        <w:t xml:space="preserve"> Keeps advancing the clock automatically until no timers remain pending. Handy for retry-with-backoff logic instead of manually </w:t>
       </w:r>
       <w:proofErr w:type="gramStart"/>
       <w:r>
@@ -22972,14 +22928,7 @@
           <w:sz w:val="32"/>
           <w:szCs w:val="32"/>
         </w:rPr>
-        <w:t xml:space="preserve"> cal</w:t>
-      </w:r>
-      <w:r>
-        <w:rPr>
-          <w:sz w:val="32"/>
-          <w:szCs w:val="32"/>
-        </w:rPr>
-        <w:t>ls</w:t>
+        <w:t xml:space="preserve"> calls</w:t>
       </w:r>
     </w:p>
     <w:p>
@@ -23023,244 +22972,439 @@
           <w:sz w:val="32"/>
           <w:szCs w:val="32"/>
         </w:rPr>
+        <w:t xml:space="preserve"> Inspect how many timers are still scheduled. Good for debugging a test that won't complete</w:t>
+      </w:r>
+    </w:p>
+    <w:p>
+      <w:pPr>
+        <w:jc w:val="both"/>
+        <w:rPr>
+          <w:sz w:val="32"/>
+          <w:szCs w:val="32"/>
+        </w:rPr>
+      </w:pPr>
+    </w:p>
+    <w:p>
+      <w:pPr>
+        <w:jc w:val="both"/>
+        <w:rPr>
+          <w:sz w:val="32"/>
+          <w:szCs w:val="32"/>
+        </w:rPr>
+      </w:pPr>
+      <w:r>
+        <w:rPr>
+          <w:sz w:val="32"/>
+          <w:szCs w:val="32"/>
+        </w:rPr>
+        <w:t>Basic Usage (Testing a Debounced Search Controller):</w:t>
+      </w:r>
+    </w:p>
+    <w:p>
+      <w:pPr>
+        <w:jc w:val="both"/>
+        <w:rPr>
+          <w:sz w:val="32"/>
+          <w:szCs w:val="32"/>
+        </w:rPr>
+      </w:pPr>
+      <w:r>
+        <w:rPr>
+          <w:sz w:val="32"/>
+          <w:szCs w:val="32"/>
+        </w:rPr>
+        <w:t xml:space="preserve"># </w:t>
+      </w:r>
+      <w:r>
+        <w:rPr>
+          <w:sz w:val="32"/>
+          <w:szCs w:val="32"/>
+        </w:rPr>
+        <w:t xml:space="preserve">Imagine a music-app search box that debounces user typing </w:t>
+      </w:r>
+      <w:r>
+        <w:rPr>
+          <w:sz w:val="32"/>
+          <w:szCs w:val="32"/>
+        </w:rPr>
+        <w:t>and</w:t>
+      </w:r>
+      <w:r>
+        <w:rPr>
+          <w:sz w:val="32"/>
+          <w:szCs w:val="32"/>
+        </w:rPr>
+        <w:t xml:space="preserve"> waits 300ms of silence before actually calling the API, so</w:t>
+      </w:r>
+      <w:r>
+        <w:rPr>
+          <w:sz w:val="32"/>
+          <w:szCs w:val="32"/>
+        </w:rPr>
+        <w:t xml:space="preserve"> it’s</w:t>
+      </w:r>
+      <w:r>
+        <w:rPr>
+          <w:sz w:val="32"/>
+          <w:szCs w:val="32"/>
+        </w:rPr>
+        <w:t xml:space="preserve"> not hitting the backend on every keystroke:</w:t>
+      </w:r>
+    </w:p>
+    <w:p>
+      <w:pPr>
+        <w:jc w:val="both"/>
+        <w:rPr>
+          <w:b/>
+          <w:bCs/>
+          <w:color w:val="D86DCB" w:themeColor="accent5" w:themeTint="99"/>
+          <w:sz w:val="32"/>
+          <w:szCs w:val="32"/>
+        </w:rPr>
+      </w:pPr>
+      <w:r>
+        <w:rPr>
+          <w:b/>
+          <w:bCs/>
+          <w:color w:val="D86DCB" w:themeColor="accent5" w:themeTint="99"/>
+          <w:sz w:val="32"/>
+          <w:szCs w:val="32"/>
+        </w:rPr>
+        <w:t>// lib/data/services/</w:t>
+      </w:r>
+      <w:proofErr w:type="spellStart"/>
+      <w:r>
+        <w:rPr>
+          <w:b/>
+          <w:bCs/>
+          <w:color w:val="D86DCB" w:themeColor="accent5" w:themeTint="99"/>
+          <w:sz w:val="32"/>
+          <w:szCs w:val="32"/>
+        </w:rPr>
+        <w:t>search_api.dart</w:t>
+      </w:r>
+      <w:proofErr w:type="spellEnd"/>
+    </w:p>
+    <w:p>
+      <w:pPr>
+        <w:jc w:val="both"/>
+        <w:rPr>
+          <w:b/>
+          <w:bCs/>
+          <w:color w:val="D86DCB" w:themeColor="accent5" w:themeTint="99"/>
+          <w:sz w:val="32"/>
+          <w:szCs w:val="32"/>
+        </w:rPr>
+      </w:pPr>
+      <w:r>
+        <w:rPr>
+          <w:b/>
+          <w:bCs/>
+          <w:color w:val="D86DCB" w:themeColor="accent5" w:themeTint="99"/>
+          <w:sz w:val="32"/>
+          <w:szCs w:val="32"/>
+        </w:rPr>
+        <w:t xml:space="preserve">abstract class </w:t>
+      </w:r>
+      <w:proofErr w:type="spellStart"/>
+      <w:r>
+        <w:rPr>
+          <w:b/>
+          <w:bCs/>
+          <w:color w:val="D86DCB" w:themeColor="accent5" w:themeTint="99"/>
+          <w:sz w:val="32"/>
+          <w:szCs w:val="32"/>
+        </w:rPr>
+        <w:t>SearchApi</w:t>
+      </w:r>
+      <w:proofErr w:type="spellEnd"/>
+      <w:r>
+        <w:rPr>
+          <w:b/>
+          <w:bCs/>
+          <w:color w:val="D86DCB" w:themeColor="accent5" w:themeTint="99"/>
+          <w:sz w:val="32"/>
+          <w:szCs w:val="32"/>
+        </w:rPr>
+        <w:t xml:space="preserve"> {</w:t>
+      </w:r>
+    </w:p>
+    <w:p>
+      <w:pPr>
+        <w:jc w:val="both"/>
+        <w:rPr>
+          <w:b/>
+          <w:bCs/>
+          <w:color w:val="D86DCB" w:themeColor="accent5" w:themeTint="99"/>
+          <w:sz w:val="32"/>
+          <w:szCs w:val="32"/>
+        </w:rPr>
+      </w:pPr>
+      <w:r>
+        <w:rPr>
+          <w:b/>
+          <w:bCs/>
+          <w:color w:val="D86DCB" w:themeColor="accent5" w:themeTint="99"/>
+          <w:sz w:val="32"/>
+          <w:szCs w:val="32"/>
+        </w:rPr>
+        <w:t xml:space="preserve">  Future&lt;List&lt;Song&gt;&gt; </w:t>
+      </w:r>
+      <w:proofErr w:type="spellStart"/>
+      <w:proofErr w:type="gramStart"/>
+      <w:r>
+        <w:rPr>
+          <w:b/>
+          <w:bCs/>
+          <w:color w:val="D86DCB" w:themeColor="accent5" w:themeTint="99"/>
+          <w:sz w:val="32"/>
+          <w:szCs w:val="32"/>
+        </w:rPr>
+        <w:t>searchSongs</w:t>
+      </w:r>
+      <w:proofErr w:type="spellEnd"/>
+      <w:r>
+        <w:rPr>
+          <w:b/>
+          <w:bCs/>
+          <w:color w:val="D86DCB" w:themeColor="accent5" w:themeTint="99"/>
+          <w:sz w:val="32"/>
+          <w:szCs w:val="32"/>
+        </w:rPr>
+        <w:t>(</w:t>
+      </w:r>
+      <w:proofErr w:type="gramEnd"/>
+      <w:r>
+        <w:rPr>
+          <w:b/>
+          <w:bCs/>
+          <w:color w:val="D86DCB" w:themeColor="accent5" w:themeTint="99"/>
+          <w:sz w:val="32"/>
+          <w:szCs w:val="32"/>
+        </w:rPr>
+        <w:t>String query);</w:t>
+      </w:r>
+    </w:p>
+    <w:p>
+      <w:pPr>
+        <w:jc w:val="both"/>
+        <w:rPr>
+          <w:b/>
+          <w:bCs/>
+          <w:color w:val="D86DCB" w:themeColor="accent5" w:themeTint="99"/>
+          <w:sz w:val="32"/>
+          <w:szCs w:val="32"/>
+        </w:rPr>
+      </w:pPr>
+      <w:r>
+        <w:rPr>
+          <w:b/>
+          <w:bCs/>
+          <w:color w:val="D86DCB" w:themeColor="accent5" w:themeTint="99"/>
+          <w:sz w:val="32"/>
+          <w:szCs w:val="32"/>
+        </w:rPr>
+        <w:t>}</w:t>
+      </w:r>
+    </w:p>
+    <w:p>
+      <w:pPr>
+        <w:jc w:val="both"/>
+        <w:rPr>
+          <w:b/>
+          <w:bCs/>
+          <w:color w:val="D86DCB" w:themeColor="accent5" w:themeTint="99"/>
+          <w:sz w:val="32"/>
+          <w:szCs w:val="32"/>
+        </w:rPr>
+      </w:pPr>
+      <w:r>
+        <w:rPr>
+          <w:b/>
+          <w:bCs/>
+          <w:color w:val="D86DCB" w:themeColor="accent5" w:themeTint="99"/>
+          <w:sz w:val="32"/>
+          <w:szCs w:val="32"/>
+        </w:rPr>
+        <w:t>// lib/core/controllers/</w:t>
+      </w:r>
+      <w:proofErr w:type="spellStart"/>
+      <w:r>
+        <w:rPr>
+          <w:b/>
+          <w:bCs/>
+          <w:color w:val="D86DCB" w:themeColor="accent5" w:themeTint="99"/>
+          <w:sz w:val="32"/>
+          <w:szCs w:val="32"/>
+        </w:rPr>
+        <w:t>song_search_controller.dart</w:t>
+      </w:r>
+      <w:proofErr w:type="spellEnd"/>
+    </w:p>
+    <w:p>
+      <w:pPr>
+        <w:jc w:val="both"/>
+        <w:rPr>
+          <w:b/>
+          <w:bCs/>
+          <w:color w:val="D86DCB" w:themeColor="accent5" w:themeTint="99"/>
+          <w:sz w:val="32"/>
+          <w:szCs w:val="32"/>
+        </w:rPr>
+      </w:pPr>
+      <w:r>
+        <w:rPr>
+          <w:b/>
+          <w:bCs/>
+          <w:color w:val="D86DCB" w:themeColor="accent5" w:themeTint="99"/>
+          <w:sz w:val="32"/>
+          <w:szCs w:val="32"/>
+        </w:rPr>
+        <w:t xml:space="preserve">class </w:t>
+      </w:r>
+      <w:proofErr w:type="spellStart"/>
+      <w:r>
+        <w:rPr>
+          <w:b/>
+          <w:bCs/>
+          <w:color w:val="D86DCB" w:themeColor="accent5" w:themeTint="99"/>
+          <w:sz w:val="32"/>
+          <w:szCs w:val="32"/>
+        </w:rPr>
+        <w:t>SongSearchController</w:t>
+      </w:r>
+      <w:proofErr w:type="spellEnd"/>
+      <w:r>
+        <w:rPr>
+          <w:b/>
+          <w:bCs/>
+          <w:color w:val="D86DCB" w:themeColor="accent5" w:themeTint="99"/>
+          <w:sz w:val="32"/>
+          <w:szCs w:val="32"/>
+        </w:rPr>
+        <w:t xml:space="preserve"> {</w:t>
+      </w:r>
+    </w:p>
+    <w:p>
+      <w:pPr>
+        <w:jc w:val="both"/>
+        <w:rPr>
+          <w:b/>
+          <w:bCs/>
+          <w:color w:val="D86DCB" w:themeColor="accent5" w:themeTint="99"/>
+          <w:sz w:val="32"/>
+          <w:szCs w:val="32"/>
+        </w:rPr>
+      </w:pPr>
+      <w:r>
+        <w:rPr>
+          <w:b/>
+          <w:bCs/>
+          <w:color w:val="D86DCB" w:themeColor="accent5" w:themeTint="99"/>
+          <w:sz w:val="32"/>
+          <w:szCs w:val="32"/>
+        </w:rPr>
+        <w:t xml:space="preserve">  final </w:t>
+      </w:r>
+      <w:proofErr w:type="spellStart"/>
+      <w:r>
+        <w:rPr>
+          <w:b/>
+          <w:bCs/>
+          <w:color w:val="D86DCB" w:themeColor="accent5" w:themeTint="99"/>
+          <w:sz w:val="32"/>
+          <w:szCs w:val="32"/>
+        </w:rPr>
+        <w:t>SearchApi</w:t>
+      </w:r>
+      <w:proofErr w:type="spellEnd"/>
+      <w:r>
+        <w:rPr>
+          <w:b/>
+          <w:bCs/>
+          <w:color w:val="D86DCB" w:themeColor="accent5" w:themeTint="99"/>
+          <w:sz w:val="32"/>
+          <w:szCs w:val="32"/>
+        </w:rPr>
         <w:t xml:space="preserve"> </w:t>
       </w:r>
-      <w:r>
-        <w:rPr>
-          <w:sz w:val="32"/>
-          <w:szCs w:val="32"/>
-        </w:rPr>
-        <w:t>Inspect how many timers are still scheduled</w:t>
-      </w:r>
-      <w:r>
-        <w:rPr>
-          <w:sz w:val="32"/>
-          <w:szCs w:val="32"/>
-        </w:rPr>
-        <w:t>. G</w:t>
-      </w:r>
-      <w:r>
-        <w:rPr>
-          <w:sz w:val="32"/>
-          <w:szCs w:val="32"/>
-        </w:rPr>
-        <w:t>ood for debugging a test that won't complete</w:t>
-      </w:r>
-    </w:p>
-    <w:p>
-      <w:pPr>
-        <w:jc w:val="both"/>
-        <w:rPr>
-          <w:sz w:val="32"/>
-          <w:szCs w:val="32"/>
-        </w:rPr>
-      </w:pPr>
-    </w:p>
-    <w:p>
-      <w:pPr>
-        <w:jc w:val="both"/>
-        <w:rPr>
-          <w:sz w:val="32"/>
-          <w:szCs w:val="32"/>
-        </w:rPr>
-      </w:pPr>
-      <w:r>
-        <w:rPr>
-          <w:sz w:val="32"/>
-          <w:szCs w:val="32"/>
-        </w:rPr>
-        <w:t>Basic Usage (Testing a Debounced Search Controller):</w:t>
-      </w:r>
-    </w:p>
-    <w:p>
-      <w:pPr>
-        <w:jc w:val="both"/>
-        <w:rPr>
-          <w:sz w:val="32"/>
-          <w:szCs w:val="32"/>
-        </w:rPr>
-      </w:pPr>
-      <w:r>
-        <w:rPr>
-          <w:sz w:val="32"/>
-          <w:szCs w:val="32"/>
-        </w:rPr>
-        <w:t xml:space="preserve"># </w:t>
-      </w:r>
-      <w:r>
-        <w:rPr>
-          <w:sz w:val="32"/>
-          <w:szCs w:val="32"/>
-        </w:rPr>
-        <w:t xml:space="preserve">Imagine a music-app search box that debounces user typing </w:t>
-      </w:r>
-      <w:r>
-        <w:rPr>
-          <w:sz w:val="32"/>
-          <w:szCs w:val="32"/>
-        </w:rPr>
-        <w:t>and</w:t>
-      </w:r>
-      <w:r>
-        <w:rPr>
-          <w:sz w:val="32"/>
-          <w:szCs w:val="32"/>
-        </w:rPr>
-        <w:t xml:space="preserve"> waits 300ms of silence before actually calling the API, so</w:t>
-      </w:r>
-      <w:r>
-        <w:rPr>
-          <w:sz w:val="32"/>
-          <w:szCs w:val="32"/>
-        </w:rPr>
-        <w:t xml:space="preserve"> it’s</w:t>
-      </w:r>
-      <w:r>
-        <w:rPr>
-          <w:sz w:val="32"/>
-          <w:szCs w:val="32"/>
-        </w:rPr>
-        <w:t xml:space="preserve"> not hitting the backend on every keystroke:</w:t>
-      </w:r>
-    </w:p>
-    <w:p>
-      <w:pPr>
-        <w:jc w:val="both"/>
-        <w:rPr>
-          <w:b/>
-          <w:bCs/>
-          <w:color w:val="D86DCB" w:themeColor="accent5" w:themeTint="99"/>
-          <w:sz w:val="32"/>
-          <w:szCs w:val="32"/>
-        </w:rPr>
-      </w:pPr>
-      <w:r>
-        <w:rPr>
-          <w:b/>
-          <w:bCs/>
-          <w:color w:val="D86DCB" w:themeColor="accent5" w:themeTint="99"/>
-          <w:sz w:val="32"/>
-          <w:szCs w:val="32"/>
-        </w:rPr>
-        <w:t>// lib/</w:t>
-      </w:r>
-      <w:r>
-        <w:rPr>
-          <w:b/>
-          <w:bCs/>
-          <w:color w:val="D86DCB" w:themeColor="accent5" w:themeTint="99"/>
-          <w:sz w:val="32"/>
-          <w:szCs w:val="32"/>
-        </w:rPr>
-        <w:t>data/services</w:t>
-      </w:r>
-      <w:r>
-        <w:rPr>
-          <w:b/>
-          <w:bCs/>
-          <w:color w:val="D86DCB" w:themeColor="accent5" w:themeTint="99"/>
-          <w:sz w:val="32"/>
-          <w:szCs w:val="32"/>
-        </w:rPr>
-        <w:t>/</w:t>
-      </w:r>
-      <w:proofErr w:type="spellStart"/>
-      <w:r>
-        <w:rPr>
-          <w:b/>
-          <w:bCs/>
-          <w:color w:val="D86DCB" w:themeColor="accent5" w:themeTint="99"/>
-          <w:sz w:val="32"/>
-          <w:szCs w:val="32"/>
-        </w:rPr>
-        <w:t>s</w:t>
-      </w:r>
-      <w:r>
-        <w:rPr>
-          <w:b/>
-          <w:bCs/>
-          <w:color w:val="D86DCB" w:themeColor="accent5" w:themeTint="99"/>
-          <w:sz w:val="32"/>
-          <w:szCs w:val="32"/>
-        </w:rPr>
-        <w:t>earch_api</w:t>
-      </w:r>
-      <w:r>
-        <w:rPr>
-          <w:b/>
-          <w:bCs/>
-          <w:color w:val="D86DCB" w:themeColor="accent5" w:themeTint="99"/>
-          <w:sz w:val="32"/>
-          <w:szCs w:val="32"/>
-        </w:rPr>
-        <w:t>.dart</w:t>
-      </w:r>
-      <w:proofErr w:type="spellEnd"/>
-    </w:p>
-    <w:p>
-      <w:pPr>
-        <w:jc w:val="both"/>
-        <w:rPr>
-          <w:b/>
-          <w:bCs/>
-          <w:color w:val="D86DCB" w:themeColor="accent5" w:themeTint="99"/>
-          <w:sz w:val="32"/>
-          <w:szCs w:val="32"/>
-        </w:rPr>
-      </w:pPr>
-      <w:r>
-        <w:rPr>
-          <w:b/>
-          <w:bCs/>
-          <w:color w:val="D86DCB" w:themeColor="accent5" w:themeTint="99"/>
-          <w:sz w:val="32"/>
-          <w:szCs w:val="32"/>
-        </w:rPr>
-        <w:t xml:space="preserve">abstract class </w:t>
-      </w:r>
-      <w:proofErr w:type="spellStart"/>
-      <w:r>
-        <w:rPr>
-          <w:b/>
-          <w:bCs/>
-          <w:color w:val="D86DCB" w:themeColor="accent5" w:themeTint="99"/>
-          <w:sz w:val="32"/>
-          <w:szCs w:val="32"/>
-        </w:rPr>
-        <w:t>SearchApi</w:t>
-      </w:r>
-      <w:proofErr w:type="spellEnd"/>
-      <w:r>
-        <w:rPr>
-          <w:b/>
-          <w:bCs/>
-          <w:color w:val="D86DCB" w:themeColor="accent5" w:themeTint="99"/>
-          <w:sz w:val="32"/>
-          <w:szCs w:val="32"/>
-        </w:rPr>
-        <w:t xml:space="preserve"> {</w:t>
-      </w:r>
-    </w:p>
-    <w:p>
-      <w:pPr>
-        <w:jc w:val="both"/>
-        <w:rPr>
-          <w:b/>
-          <w:bCs/>
-          <w:color w:val="D86DCB" w:themeColor="accent5" w:themeTint="99"/>
-          <w:sz w:val="32"/>
-          <w:szCs w:val="32"/>
-        </w:rPr>
-      </w:pPr>
-      <w:r>
-        <w:rPr>
-          <w:b/>
-          <w:bCs/>
-          <w:color w:val="D86DCB" w:themeColor="accent5" w:themeTint="99"/>
-          <w:sz w:val="32"/>
-          <w:szCs w:val="32"/>
-        </w:rPr>
-        <w:t xml:space="preserve">  Future&lt;List&lt;Song&gt;&gt; </w:t>
+      <w:proofErr w:type="spellStart"/>
+      <w:r>
+        <w:rPr>
+          <w:b/>
+          <w:bCs/>
+          <w:color w:val="D86DCB" w:themeColor="accent5" w:themeTint="99"/>
+          <w:sz w:val="32"/>
+          <w:szCs w:val="32"/>
+        </w:rPr>
+        <w:t>api</w:t>
+      </w:r>
+      <w:proofErr w:type="spellEnd"/>
+      <w:r>
+        <w:rPr>
+          <w:b/>
+          <w:bCs/>
+          <w:color w:val="D86DCB" w:themeColor="accent5" w:themeTint="99"/>
+          <w:sz w:val="32"/>
+          <w:szCs w:val="32"/>
+        </w:rPr>
+        <w:t>;</w:t>
+      </w:r>
+    </w:p>
+    <w:p>
+      <w:pPr>
+        <w:jc w:val="both"/>
+        <w:rPr>
+          <w:b/>
+          <w:bCs/>
+          <w:color w:val="D86DCB" w:themeColor="accent5" w:themeTint="99"/>
+          <w:sz w:val="32"/>
+          <w:szCs w:val="32"/>
+        </w:rPr>
+      </w:pPr>
+      <w:r>
+        <w:rPr>
+          <w:b/>
+          <w:bCs/>
+          <w:color w:val="D86DCB" w:themeColor="accent5" w:themeTint="99"/>
+          <w:sz w:val="32"/>
+          <w:szCs w:val="32"/>
+        </w:rPr>
+        <w:t xml:space="preserve">  Timer? _debounce;</w:t>
+      </w:r>
+    </w:p>
+    <w:p>
+      <w:pPr>
+        <w:jc w:val="both"/>
+        <w:rPr>
+          <w:b/>
+          <w:bCs/>
+          <w:color w:val="D86DCB" w:themeColor="accent5" w:themeTint="99"/>
+          <w:sz w:val="32"/>
+          <w:szCs w:val="32"/>
+        </w:rPr>
+      </w:pPr>
+    </w:p>
+    <w:p>
+      <w:pPr>
+        <w:jc w:val="both"/>
+        <w:rPr>
+          <w:b/>
+          <w:bCs/>
+          <w:color w:val="D86DCB" w:themeColor="accent5" w:themeTint="99"/>
+          <w:sz w:val="32"/>
+          <w:szCs w:val="32"/>
+        </w:rPr>
+      </w:pPr>
+      <w:r>
+        <w:rPr>
+          <w:b/>
+          <w:bCs/>
+          <w:color w:val="D86DCB" w:themeColor="accent5" w:themeTint="99"/>
+          <w:sz w:val="32"/>
+          <w:szCs w:val="32"/>
+        </w:rPr>
+        <w:t xml:space="preserve">  </w:t>
       </w:r>
       <w:proofErr w:type="spellStart"/>
       <w:proofErr w:type="gramStart"/>
@@ -23272,7 +23416,7 @@
           <w:sz w:val="32"/>
           <w:szCs w:val="32"/>
         </w:rPr>
-        <w:t>searchSongs</w:t>
+        <w:t>SongSearchController</w:t>
       </w:r>
       <w:proofErr w:type="spellEnd"/>
       <w:r>
@@ -23294,7 +23438,431 @@
           <w:sz w:val="32"/>
           <w:szCs w:val="32"/>
         </w:rPr>
-        <w:t>String query);</w:t>
+        <w:t xml:space="preserve">{required </w:t>
+      </w:r>
+      <w:proofErr w:type="spellStart"/>
+      <w:r>
+        <w:rPr>
+          <w:b/>
+          <w:bCs/>
+          <w:color w:val="D86DCB" w:themeColor="accent5" w:themeTint="99"/>
+          <w:sz w:val="32"/>
+          <w:szCs w:val="32"/>
+        </w:rPr>
+        <w:t>this.api</w:t>
+      </w:r>
+      <w:proofErr w:type="spellEnd"/>
+      <w:r>
+        <w:rPr>
+          <w:b/>
+          <w:bCs/>
+          <w:color w:val="D86DCB" w:themeColor="accent5" w:themeTint="99"/>
+          <w:sz w:val="32"/>
+          <w:szCs w:val="32"/>
+        </w:rPr>
+        <w:t>});</w:t>
+      </w:r>
+    </w:p>
+    <w:p>
+      <w:pPr>
+        <w:jc w:val="both"/>
+        <w:rPr>
+          <w:b/>
+          <w:bCs/>
+          <w:color w:val="D86DCB" w:themeColor="accent5" w:themeTint="99"/>
+          <w:sz w:val="32"/>
+          <w:szCs w:val="32"/>
+        </w:rPr>
+      </w:pPr>
+    </w:p>
+    <w:p>
+      <w:pPr>
+        <w:jc w:val="both"/>
+        <w:rPr>
+          <w:b/>
+          <w:bCs/>
+          <w:color w:val="D86DCB" w:themeColor="accent5" w:themeTint="99"/>
+          <w:sz w:val="32"/>
+          <w:szCs w:val="32"/>
+        </w:rPr>
+      </w:pPr>
+      <w:r>
+        <w:rPr>
+          <w:b/>
+          <w:bCs/>
+          <w:color w:val="D86DCB" w:themeColor="accent5" w:themeTint="99"/>
+          <w:sz w:val="32"/>
+          <w:szCs w:val="32"/>
+        </w:rPr>
+        <w:t xml:space="preserve">  void </w:t>
+      </w:r>
+      <w:proofErr w:type="spellStart"/>
+      <w:proofErr w:type="gramStart"/>
+      <w:r>
+        <w:rPr>
+          <w:b/>
+          <w:bCs/>
+          <w:color w:val="D86DCB" w:themeColor="accent5" w:themeTint="99"/>
+          <w:sz w:val="32"/>
+          <w:szCs w:val="32"/>
+        </w:rPr>
+        <w:t>onQueryChanged</w:t>
+      </w:r>
+      <w:proofErr w:type="spellEnd"/>
+      <w:r>
+        <w:rPr>
+          <w:b/>
+          <w:bCs/>
+          <w:color w:val="D86DCB" w:themeColor="accent5" w:themeTint="99"/>
+          <w:sz w:val="32"/>
+          <w:szCs w:val="32"/>
+        </w:rPr>
+        <w:t>(</w:t>
+      </w:r>
+      <w:proofErr w:type="gramEnd"/>
+      <w:r>
+        <w:rPr>
+          <w:b/>
+          <w:bCs/>
+          <w:color w:val="D86DCB" w:themeColor="accent5" w:themeTint="99"/>
+          <w:sz w:val="32"/>
+          <w:szCs w:val="32"/>
+        </w:rPr>
+        <w:t xml:space="preserve">String query, void Function(List&lt;Song&gt;) </w:t>
+      </w:r>
+      <w:proofErr w:type="spellStart"/>
+      <w:r>
+        <w:rPr>
+          <w:b/>
+          <w:bCs/>
+          <w:color w:val="D86DCB" w:themeColor="accent5" w:themeTint="99"/>
+          <w:sz w:val="32"/>
+          <w:szCs w:val="32"/>
+        </w:rPr>
+        <w:t>onResult</w:t>
+      </w:r>
+      <w:proofErr w:type="spellEnd"/>
+      <w:r>
+        <w:rPr>
+          <w:b/>
+          <w:bCs/>
+          <w:color w:val="D86DCB" w:themeColor="accent5" w:themeTint="99"/>
+          <w:sz w:val="32"/>
+          <w:szCs w:val="32"/>
+        </w:rPr>
+        <w:t>) {</w:t>
+      </w:r>
+    </w:p>
+    <w:p>
+      <w:pPr>
+        <w:jc w:val="both"/>
+        <w:rPr>
+          <w:b/>
+          <w:bCs/>
+          <w:color w:val="D86DCB" w:themeColor="accent5" w:themeTint="99"/>
+          <w:sz w:val="32"/>
+          <w:szCs w:val="32"/>
+        </w:rPr>
+      </w:pPr>
+      <w:r>
+        <w:rPr>
+          <w:b/>
+          <w:bCs/>
+          <w:color w:val="D86DCB" w:themeColor="accent5" w:themeTint="99"/>
+          <w:sz w:val="32"/>
+          <w:szCs w:val="32"/>
+        </w:rPr>
+        <w:t xml:space="preserve">    _</w:t>
+      </w:r>
+      <w:proofErr w:type="spellStart"/>
+      <w:proofErr w:type="gramStart"/>
+      <w:r>
+        <w:rPr>
+          <w:b/>
+          <w:bCs/>
+          <w:color w:val="D86DCB" w:themeColor="accent5" w:themeTint="99"/>
+          <w:sz w:val="32"/>
+          <w:szCs w:val="32"/>
+        </w:rPr>
+        <w:t>debounce?.</w:t>
+      </w:r>
+      <w:proofErr w:type="gramEnd"/>
+      <w:r>
+        <w:rPr>
+          <w:b/>
+          <w:bCs/>
+          <w:color w:val="D86DCB" w:themeColor="accent5" w:themeTint="99"/>
+          <w:sz w:val="32"/>
+          <w:szCs w:val="32"/>
+        </w:rPr>
+        <w:t>cancel</w:t>
+      </w:r>
+      <w:proofErr w:type="spellEnd"/>
+      <w:r>
+        <w:rPr>
+          <w:b/>
+          <w:bCs/>
+          <w:color w:val="D86DCB" w:themeColor="accent5" w:themeTint="99"/>
+          <w:sz w:val="32"/>
+          <w:szCs w:val="32"/>
+        </w:rPr>
+        <w:t>();</w:t>
+      </w:r>
+    </w:p>
+    <w:p>
+      <w:pPr>
+        <w:jc w:val="both"/>
+        <w:rPr>
+          <w:b/>
+          <w:bCs/>
+          <w:color w:val="D86DCB" w:themeColor="accent5" w:themeTint="99"/>
+          <w:sz w:val="32"/>
+          <w:szCs w:val="32"/>
+        </w:rPr>
+      </w:pPr>
+      <w:r>
+        <w:rPr>
+          <w:b/>
+          <w:bCs/>
+          <w:color w:val="D86DCB" w:themeColor="accent5" w:themeTint="99"/>
+          <w:sz w:val="32"/>
+          <w:szCs w:val="32"/>
+        </w:rPr>
+        <w:t xml:space="preserve">    _debounce = </w:t>
+      </w:r>
+      <w:proofErr w:type="gramStart"/>
+      <w:r>
+        <w:rPr>
+          <w:b/>
+          <w:bCs/>
+          <w:color w:val="D86DCB" w:themeColor="accent5" w:themeTint="99"/>
+          <w:sz w:val="32"/>
+          <w:szCs w:val="32"/>
+        </w:rPr>
+        <w:t>Timer(</w:t>
+      </w:r>
+      <w:proofErr w:type="gramEnd"/>
+      <w:r>
+        <w:rPr>
+          <w:b/>
+          <w:bCs/>
+          <w:color w:val="D86DCB" w:themeColor="accent5" w:themeTint="99"/>
+          <w:sz w:val="32"/>
+          <w:szCs w:val="32"/>
+        </w:rPr>
+        <w:t>const Duration(milliseconds: 300), () async {</w:t>
+      </w:r>
+    </w:p>
+    <w:p>
+      <w:pPr>
+        <w:jc w:val="both"/>
+        <w:rPr>
+          <w:b/>
+          <w:bCs/>
+          <w:color w:val="D86DCB" w:themeColor="accent5" w:themeTint="99"/>
+          <w:sz w:val="32"/>
+          <w:szCs w:val="32"/>
+        </w:rPr>
+      </w:pPr>
+      <w:r>
+        <w:rPr>
+          <w:b/>
+          <w:bCs/>
+          <w:color w:val="D86DCB" w:themeColor="accent5" w:themeTint="99"/>
+          <w:sz w:val="32"/>
+          <w:szCs w:val="32"/>
+        </w:rPr>
+        <w:t xml:space="preserve">      final results = await </w:t>
+      </w:r>
+      <w:proofErr w:type="spellStart"/>
+      <w:proofErr w:type="gramStart"/>
+      <w:r>
+        <w:rPr>
+          <w:b/>
+          <w:bCs/>
+          <w:color w:val="D86DCB" w:themeColor="accent5" w:themeTint="99"/>
+          <w:sz w:val="32"/>
+          <w:szCs w:val="32"/>
+        </w:rPr>
+        <w:t>api.searchSongs</w:t>
+      </w:r>
+      <w:proofErr w:type="spellEnd"/>
+      <w:proofErr w:type="gramEnd"/>
+      <w:r>
+        <w:rPr>
+          <w:b/>
+          <w:bCs/>
+          <w:color w:val="D86DCB" w:themeColor="accent5" w:themeTint="99"/>
+          <w:sz w:val="32"/>
+          <w:szCs w:val="32"/>
+        </w:rPr>
+        <w:t>(query);</w:t>
+      </w:r>
+    </w:p>
+    <w:p>
+      <w:pPr>
+        <w:jc w:val="both"/>
+        <w:rPr>
+          <w:b/>
+          <w:bCs/>
+          <w:color w:val="D86DCB" w:themeColor="accent5" w:themeTint="99"/>
+          <w:sz w:val="32"/>
+          <w:szCs w:val="32"/>
+        </w:rPr>
+      </w:pPr>
+      <w:r>
+        <w:rPr>
+          <w:b/>
+          <w:bCs/>
+          <w:color w:val="D86DCB" w:themeColor="accent5" w:themeTint="99"/>
+          <w:sz w:val="32"/>
+          <w:szCs w:val="32"/>
+        </w:rPr>
+        <w:t xml:space="preserve">      </w:t>
+      </w:r>
+      <w:proofErr w:type="spellStart"/>
+      <w:r>
+        <w:rPr>
+          <w:b/>
+          <w:bCs/>
+          <w:color w:val="D86DCB" w:themeColor="accent5" w:themeTint="99"/>
+          <w:sz w:val="32"/>
+          <w:szCs w:val="32"/>
+        </w:rPr>
+        <w:t>onResult</w:t>
+      </w:r>
+      <w:proofErr w:type="spellEnd"/>
+      <w:r>
+        <w:rPr>
+          <w:b/>
+          <w:bCs/>
+          <w:color w:val="D86DCB" w:themeColor="accent5" w:themeTint="99"/>
+          <w:sz w:val="32"/>
+          <w:szCs w:val="32"/>
+        </w:rPr>
+        <w:t>(results);</w:t>
+      </w:r>
+    </w:p>
+    <w:p>
+      <w:pPr>
+        <w:jc w:val="both"/>
+        <w:rPr>
+          <w:b/>
+          <w:bCs/>
+          <w:color w:val="D86DCB" w:themeColor="accent5" w:themeTint="99"/>
+          <w:sz w:val="32"/>
+          <w:szCs w:val="32"/>
+        </w:rPr>
+      </w:pPr>
+      <w:r>
+        <w:rPr>
+          <w:b/>
+          <w:bCs/>
+          <w:color w:val="D86DCB" w:themeColor="accent5" w:themeTint="99"/>
+          <w:sz w:val="32"/>
+          <w:szCs w:val="32"/>
+        </w:rPr>
+        <w:t xml:space="preserve">    });</w:t>
+      </w:r>
+    </w:p>
+    <w:p>
+      <w:pPr>
+        <w:jc w:val="both"/>
+        <w:rPr>
+          <w:b/>
+          <w:bCs/>
+          <w:color w:val="D86DCB" w:themeColor="accent5" w:themeTint="99"/>
+          <w:sz w:val="32"/>
+          <w:szCs w:val="32"/>
+        </w:rPr>
+      </w:pPr>
+      <w:r>
+        <w:rPr>
+          <w:b/>
+          <w:bCs/>
+          <w:color w:val="D86DCB" w:themeColor="accent5" w:themeTint="99"/>
+          <w:sz w:val="32"/>
+          <w:szCs w:val="32"/>
+        </w:rPr>
+        <w:t xml:space="preserve">  }</w:t>
+      </w:r>
+    </w:p>
+    <w:p>
+      <w:pPr>
+        <w:jc w:val="both"/>
+        <w:rPr>
+          <w:b/>
+          <w:bCs/>
+          <w:color w:val="D86DCB" w:themeColor="accent5" w:themeTint="99"/>
+          <w:sz w:val="32"/>
+          <w:szCs w:val="32"/>
+        </w:rPr>
+      </w:pPr>
+    </w:p>
+    <w:p>
+      <w:pPr>
+        <w:jc w:val="both"/>
+        <w:rPr>
+          <w:b/>
+          <w:bCs/>
+          <w:color w:val="D86DCB" w:themeColor="accent5" w:themeTint="99"/>
+          <w:sz w:val="32"/>
+          <w:szCs w:val="32"/>
+        </w:rPr>
+      </w:pPr>
+      <w:r>
+        <w:rPr>
+          <w:b/>
+          <w:bCs/>
+          <w:color w:val="D86DCB" w:themeColor="accent5" w:themeTint="99"/>
+          <w:sz w:val="32"/>
+          <w:szCs w:val="32"/>
+        </w:rPr>
+        <w:t xml:space="preserve">  void </w:t>
+      </w:r>
+      <w:proofErr w:type="gramStart"/>
+      <w:r>
+        <w:rPr>
+          <w:b/>
+          <w:bCs/>
+          <w:color w:val="D86DCB" w:themeColor="accent5" w:themeTint="99"/>
+          <w:sz w:val="32"/>
+          <w:szCs w:val="32"/>
+        </w:rPr>
+        <w:t>dispose(</w:t>
+      </w:r>
+      <w:proofErr w:type="gramEnd"/>
+      <w:r>
+        <w:rPr>
+          <w:b/>
+          <w:bCs/>
+          <w:color w:val="D86DCB" w:themeColor="accent5" w:themeTint="99"/>
+          <w:sz w:val="32"/>
+          <w:szCs w:val="32"/>
+        </w:rPr>
+        <w:t>) =&gt; _</w:t>
+      </w:r>
+      <w:proofErr w:type="spellStart"/>
+      <w:r>
+        <w:rPr>
+          <w:b/>
+          <w:bCs/>
+          <w:color w:val="D86DCB" w:themeColor="accent5" w:themeTint="99"/>
+          <w:sz w:val="32"/>
+          <w:szCs w:val="32"/>
+        </w:rPr>
+        <w:t>debounce?.cancel</w:t>
+      </w:r>
+      <w:proofErr w:type="spellEnd"/>
+      <w:r>
+        <w:rPr>
+          <w:b/>
+          <w:bCs/>
+          <w:color w:val="D86DCB" w:themeColor="accent5" w:themeTint="99"/>
+          <w:sz w:val="32"/>
+          <w:szCs w:val="32"/>
+        </w:rPr>
+        <w:t>();</w:t>
       </w:r>
     </w:p>
     <w:p>
@@ -23323,706 +23891,6 @@
       <w:pPr>
         <w:jc w:val="both"/>
         <w:rPr>
-          <w:b/>
-          <w:bCs/>
-          <w:color w:val="D86DCB" w:themeColor="accent5" w:themeTint="99"/>
-          <w:sz w:val="32"/>
-          <w:szCs w:val="32"/>
-        </w:rPr>
-      </w:pPr>
-      <w:r>
-        <w:rPr>
-          <w:b/>
-          <w:bCs/>
-          <w:color w:val="D86DCB" w:themeColor="accent5" w:themeTint="99"/>
-          <w:sz w:val="32"/>
-          <w:szCs w:val="32"/>
-        </w:rPr>
-        <w:t>// lib/</w:t>
-      </w:r>
-      <w:r>
-        <w:rPr>
-          <w:b/>
-          <w:bCs/>
-          <w:color w:val="D86DCB" w:themeColor="accent5" w:themeTint="99"/>
-          <w:sz w:val="32"/>
-          <w:szCs w:val="32"/>
-        </w:rPr>
-        <w:t>core/</w:t>
-      </w:r>
-      <w:r>
-        <w:rPr>
-          <w:b/>
-          <w:bCs/>
-          <w:color w:val="D86DCB" w:themeColor="accent5" w:themeTint="99"/>
-          <w:sz w:val="32"/>
-          <w:szCs w:val="32"/>
-        </w:rPr>
-        <w:t>controllers/</w:t>
-      </w:r>
-      <w:proofErr w:type="spellStart"/>
-      <w:r>
-        <w:rPr>
-          <w:b/>
-          <w:bCs/>
-          <w:color w:val="D86DCB" w:themeColor="accent5" w:themeTint="99"/>
-          <w:sz w:val="32"/>
-          <w:szCs w:val="32"/>
-        </w:rPr>
-        <w:t>song_search_controller.dart</w:t>
-      </w:r>
-      <w:proofErr w:type="spellEnd"/>
-    </w:p>
-    <w:p>
-      <w:pPr>
-        <w:jc w:val="both"/>
-        <w:rPr>
-          <w:b/>
-          <w:bCs/>
-          <w:color w:val="D86DCB" w:themeColor="accent5" w:themeTint="99"/>
-          <w:sz w:val="32"/>
-          <w:szCs w:val="32"/>
-        </w:rPr>
-      </w:pPr>
-      <w:r>
-        <w:rPr>
-          <w:b/>
-          <w:bCs/>
-          <w:color w:val="D86DCB" w:themeColor="accent5" w:themeTint="99"/>
-          <w:sz w:val="32"/>
-          <w:szCs w:val="32"/>
-        </w:rPr>
-        <w:t xml:space="preserve">class </w:t>
-      </w:r>
-      <w:proofErr w:type="spellStart"/>
-      <w:r>
-        <w:rPr>
-          <w:b/>
-          <w:bCs/>
-          <w:color w:val="D86DCB" w:themeColor="accent5" w:themeTint="99"/>
-          <w:sz w:val="32"/>
-          <w:szCs w:val="32"/>
-        </w:rPr>
-        <w:t>SongSearchController</w:t>
-      </w:r>
-      <w:proofErr w:type="spellEnd"/>
-      <w:r>
-        <w:rPr>
-          <w:b/>
-          <w:bCs/>
-          <w:color w:val="D86DCB" w:themeColor="accent5" w:themeTint="99"/>
-          <w:sz w:val="32"/>
-          <w:szCs w:val="32"/>
-        </w:rPr>
-        <w:t xml:space="preserve"> {</w:t>
-      </w:r>
-    </w:p>
-    <w:p>
-      <w:pPr>
-        <w:jc w:val="both"/>
-        <w:rPr>
-          <w:b/>
-          <w:bCs/>
-          <w:color w:val="D86DCB" w:themeColor="accent5" w:themeTint="99"/>
-          <w:sz w:val="32"/>
-          <w:szCs w:val="32"/>
-        </w:rPr>
-      </w:pPr>
-      <w:r>
-        <w:rPr>
-          <w:b/>
-          <w:bCs/>
-          <w:color w:val="D86DCB" w:themeColor="accent5" w:themeTint="99"/>
-          <w:sz w:val="32"/>
-          <w:szCs w:val="32"/>
-        </w:rPr>
-        <w:t xml:space="preserve">  final </w:t>
-      </w:r>
-      <w:proofErr w:type="spellStart"/>
-      <w:r>
-        <w:rPr>
-          <w:b/>
-          <w:bCs/>
-          <w:color w:val="D86DCB" w:themeColor="accent5" w:themeTint="99"/>
-          <w:sz w:val="32"/>
-          <w:szCs w:val="32"/>
-        </w:rPr>
-        <w:t>SearchApi</w:t>
-      </w:r>
-      <w:proofErr w:type="spellEnd"/>
-      <w:r>
-        <w:rPr>
-          <w:b/>
-          <w:bCs/>
-          <w:color w:val="D86DCB" w:themeColor="accent5" w:themeTint="99"/>
-          <w:sz w:val="32"/>
-          <w:szCs w:val="32"/>
-        </w:rPr>
-        <w:t xml:space="preserve"> </w:t>
-      </w:r>
-      <w:proofErr w:type="spellStart"/>
-      <w:r>
-        <w:rPr>
-          <w:b/>
-          <w:bCs/>
-          <w:color w:val="D86DCB" w:themeColor="accent5" w:themeTint="99"/>
-          <w:sz w:val="32"/>
-          <w:szCs w:val="32"/>
-        </w:rPr>
-        <w:t>api</w:t>
-      </w:r>
-      <w:proofErr w:type="spellEnd"/>
-      <w:r>
-        <w:rPr>
-          <w:b/>
-          <w:bCs/>
-          <w:color w:val="D86DCB" w:themeColor="accent5" w:themeTint="99"/>
-          <w:sz w:val="32"/>
-          <w:szCs w:val="32"/>
-        </w:rPr>
-        <w:t>;</w:t>
-      </w:r>
-    </w:p>
-    <w:p>
-      <w:pPr>
-        <w:jc w:val="both"/>
-        <w:rPr>
-          <w:b/>
-          <w:bCs/>
-          <w:color w:val="D86DCB" w:themeColor="accent5" w:themeTint="99"/>
-          <w:sz w:val="32"/>
-          <w:szCs w:val="32"/>
-        </w:rPr>
-      </w:pPr>
-      <w:r>
-        <w:rPr>
-          <w:b/>
-          <w:bCs/>
-          <w:color w:val="D86DCB" w:themeColor="accent5" w:themeTint="99"/>
-          <w:sz w:val="32"/>
-          <w:szCs w:val="32"/>
-        </w:rPr>
-        <w:t xml:space="preserve">  Timer? _debounce;</w:t>
-      </w:r>
-    </w:p>
-    <w:p>
-      <w:pPr>
-        <w:jc w:val="both"/>
-        <w:rPr>
-          <w:b/>
-          <w:bCs/>
-          <w:color w:val="D86DCB" w:themeColor="accent5" w:themeTint="99"/>
-          <w:sz w:val="32"/>
-          <w:szCs w:val="32"/>
-        </w:rPr>
-      </w:pPr>
-    </w:p>
-    <w:p>
-      <w:pPr>
-        <w:jc w:val="both"/>
-        <w:rPr>
-          <w:b/>
-          <w:bCs/>
-          <w:color w:val="D86DCB" w:themeColor="accent5" w:themeTint="99"/>
-          <w:sz w:val="32"/>
-          <w:szCs w:val="32"/>
-        </w:rPr>
-      </w:pPr>
-      <w:r>
-        <w:rPr>
-          <w:b/>
-          <w:bCs/>
-          <w:color w:val="D86DCB" w:themeColor="accent5" w:themeTint="99"/>
-          <w:sz w:val="32"/>
-          <w:szCs w:val="32"/>
-        </w:rPr>
-        <w:t xml:space="preserve">  </w:t>
-      </w:r>
-      <w:proofErr w:type="spellStart"/>
-      <w:proofErr w:type="gramStart"/>
-      <w:r>
-        <w:rPr>
-          <w:b/>
-          <w:bCs/>
-          <w:color w:val="D86DCB" w:themeColor="accent5" w:themeTint="99"/>
-          <w:sz w:val="32"/>
-          <w:szCs w:val="32"/>
-        </w:rPr>
-        <w:t>SongSearchController</w:t>
-      </w:r>
-      <w:proofErr w:type="spellEnd"/>
-      <w:r>
-        <w:rPr>
-          <w:b/>
-          <w:bCs/>
-          <w:color w:val="D86DCB" w:themeColor="accent5" w:themeTint="99"/>
-          <w:sz w:val="32"/>
-          <w:szCs w:val="32"/>
-        </w:rPr>
-        <w:t>(</w:t>
-      </w:r>
-      <w:proofErr w:type="gramEnd"/>
-      <w:r>
-        <w:rPr>
-          <w:b/>
-          <w:bCs/>
-          <w:color w:val="D86DCB" w:themeColor="accent5" w:themeTint="99"/>
-          <w:sz w:val="32"/>
-          <w:szCs w:val="32"/>
-        </w:rPr>
-        <w:t xml:space="preserve">{required </w:t>
-      </w:r>
-      <w:proofErr w:type="spellStart"/>
-      <w:r>
-        <w:rPr>
-          <w:b/>
-          <w:bCs/>
-          <w:color w:val="D86DCB" w:themeColor="accent5" w:themeTint="99"/>
-          <w:sz w:val="32"/>
-          <w:szCs w:val="32"/>
-        </w:rPr>
-        <w:t>this.api</w:t>
-      </w:r>
-      <w:proofErr w:type="spellEnd"/>
-      <w:r>
-        <w:rPr>
-          <w:b/>
-          <w:bCs/>
-          <w:color w:val="D86DCB" w:themeColor="accent5" w:themeTint="99"/>
-          <w:sz w:val="32"/>
-          <w:szCs w:val="32"/>
-        </w:rPr>
-        <w:t>});</w:t>
-      </w:r>
-    </w:p>
-    <w:p>
-      <w:pPr>
-        <w:jc w:val="both"/>
-        <w:rPr>
-          <w:b/>
-          <w:bCs/>
-          <w:color w:val="D86DCB" w:themeColor="accent5" w:themeTint="99"/>
-          <w:sz w:val="32"/>
-          <w:szCs w:val="32"/>
-        </w:rPr>
-      </w:pPr>
-    </w:p>
-    <w:p>
-      <w:pPr>
-        <w:jc w:val="both"/>
-        <w:rPr>
-          <w:b/>
-          <w:bCs/>
-          <w:color w:val="D86DCB" w:themeColor="accent5" w:themeTint="99"/>
-          <w:sz w:val="32"/>
-          <w:szCs w:val="32"/>
-        </w:rPr>
-      </w:pPr>
-      <w:r>
-        <w:rPr>
-          <w:b/>
-          <w:bCs/>
-          <w:color w:val="D86DCB" w:themeColor="accent5" w:themeTint="99"/>
-          <w:sz w:val="32"/>
-          <w:szCs w:val="32"/>
-        </w:rPr>
-        <w:t xml:space="preserve">  void </w:t>
-      </w:r>
-      <w:proofErr w:type="spellStart"/>
-      <w:proofErr w:type="gramStart"/>
-      <w:r>
-        <w:rPr>
-          <w:b/>
-          <w:bCs/>
-          <w:color w:val="D86DCB" w:themeColor="accent5" w:themeTint="99"/>
-          <w:sz w:val="32"/>
-          <w:szCs w:val="32"/>
-        </w:rPr>
-        <w:t>onQueryChanged</w:t>
-      </w:r>
-      <w:proofErr w:type="spellEnd"/>
-      <w:r>
-        <w:rPr>
-          <w:b/>
-          <w:bCs/>
-          <w:color w:val="D86DCB" w:themeColor="accent5" w:themeTint="99"/>
-          <w:sz w:val="32"/>
-          <w:szCs w:val="32"/>
-        </w:rPr>
-        <w:t>(</w:t>
-      </w:r>
-      <w:proofErr w:type="gramEnd"/>
-      <w:r>
-        <w:rPr>
-          <w:b/>
-          <w:bCs/>
-          <w:color w:val="D86DCB" w:themeColor="accent5" w:themeTint="99"/>
-          <w:sz w:val="32"/>
-          <w:szCs w:val="32"/>
-        </w:rPr>
-        <w:t xml:space="preserve">String query, void Function(List&lt;Song&gt;) </w:t>
-      </w:r>
-      <w:proofErr w:type="spellStart"/>
-      <w:r>
-        <w:rPr>
-          <w:b/>
-          <w:bCs/>
-          <w:color w:val="D86DCB" w:themeColor="accent5" w:themeTint="99"/>
-          <w:sz w:val="32"/>
-          <w:szCs w:val="32"/>
-        </w:rPr>
-        <w:t>onResult</w:t>
-      </w:r>
-      <w:proofErr w:type="spellEnd"/>
-      <w:r>
-        <w:rPr>
-          <w:b/>
-          <w:bCs/>
-          <w:color w:val="D86DCB" w:themeColor="accent5" w:themeTint="99"/>
-          <w:sz w:val="32"/>
-          <w:szCs w:val="32"/>
-        </w:rPr>
-        <w:t>) {</w:t>
-      </w:r>
-    </w:p>
-    <w:p>
-      <w:pPr>
-        <w:jc w:val="both"/>
-        <w:rPr>
-          <w:b/>
-          <w:bCs/>
-          <w:color w:val="D86DCB" w:themeColor="accent5" w:themeTint="99"/>
-          <w:sz w:val="32"/>
-          <w:szCs w:val="32"/>
-        </w:rPr>
-      </w:pPr>
-      <w:r>
-        <w:rPr>
-          <w:b/>
-          <w:bCs/>
-          <w:color w:val="D86DCB" w:themeColor="accent5" w:themeTint="99"/>
-          <w:sz w:val="32"/>
-          <w:szCs w:val="32"/>
-        </w:rPr>
-        <w:t xml:space="preserve">    _</w:t>
-      </w:r>
-      <w:proofErr w:type="spellStart"/>
-      <w:proofErr w:type="gramStart"/>
-      <w:r>
-        <w:rPr>
-          <w:b/>
-          <w:bCs/>
-          <w:color w:val="D86DCB" w:themeColor="accent5" w:themeTint="99"/>
-          <w:sz w:val="32"/>
-          <w:szCs w:val="32"/>
-        </w:rPr>
-        <w:t>debounce?.</w:t>
-      </w:r>
-      <w:proofErr w:type="gramEnd"/>
-      <w:r>
-        <w:rPr>
-          <w:b/>
-          <w:bCs/>
-          <w:color w:val="D86DCB" w:themeColor="accent5" w:themeTint="99"/>
-          <w:sz w:val="32"/>
-          <w:szCs w:val="32"/>
-        </w:rPr>
-        <w:t>cancel</w:t>
-      </w:r>
-      <w:proofErr w:type="spellEnd"/>
-      <w:r>
-        <w:rPr>
-          <w:b/>
-          <w:bCs/>
-          <w:color w:val="D86DCB" w:themeColor="accent5" w:themeTint="99"/>
-          <w:sz w:val="32"/>
-          <w:szCs w:val="32"/>
-        </w:rPr>
-        <w:t>();</w:t>
-      </w:r>
-    </w:p>
-    <w:p>
-      <w:pPr>
-        <w:jc w:val="both"/>
-        <w:rPr>
-          <w:b/>
-          <w:bCs/>
-          <w:color w:val="D86DCB" w:themeColor="accent5" w:themeTint="99"/>
-          <w:sz w:val="32"/>
-          <w:szCs w:val="32"/>
-        </w:rPr>
-      </w:pPr>
-      <w:r>
-        <w:rPr>
-          <w:b/>
-          <w:bCs/>
-          <w:color w:val="D86DCB" w:themeColor="accent5" w:themeTint="99"/>
-          <w:sz w:val="32"/>
-          <w:szCs w:val="32"/>
-        </w:rPr>
-        <w:t xml:space="preserve">    _debounce = </w:t>
-      </w:r>
-      <w:proofErr w:type="gramStart"/>
-      <w:r>
-        <w:rPr>
-          <w:b/>
-          <w:bCs/>
-          <w:color w:val="D86DCB" w:themeColor="accent5" w:themeTint="99"/>
-          <w:sz w:val="32"/>
-          <w:szCs w:val="32"/>
-        </w:rPr>
-        <w:t>Timer(</w:t>
-      </w:r>
-      <w:proofErr w:type="gramEnd"/>
-      <w:r>
-        <w:rPr>
-          <w:b/>
-          <w:bCs/>
-          <w:color w:val="D86DCB" w:themeColor="accent5" w:themeTint="99"/>
-          <w:sz w:val="32"/>
-          <w:szCs w:val="32"/>
-        </w:rPr>
-        <w:t>const Duration(milliseconds: 300), () async {</w:t>
-      </w:r>
-    </w:p>
-    <w:p>
-      <w:pPr>
-        <w:jc w:val="both"/>
-        <w:rPr>
-          <w:b/>
-          <w:bCs/>
-          <w:color w:val="D86DCB" w:themeColor="accent5" w:themeTint="99"/>
-          <w:sz w:val="32"/>
-          <w:szCs w:val="32"/>
-        </w:rPr>
-      </w:pPr>
-      <w:r>
-        <w:rPr>
-          <w:b/>
-          <w:bCs/>
-          <w:color w:val="D86DCB" w:themeColor="accent5" w:themeTint="99"/>
-          <w:sz w:val="32"/>
-          <w:szCs w:val="32"/>
-        </w:rPr>
-        <w:t xml:space="preserve">      final results = await </w:t>
-      </w:r>
-      <w:proofErr w:type="spellStart"/>
-      <w:proofErr w:type="gramStart"/>
-      <w:r>
-        <w:rPr>
-          <w:b/>
-          <w:bCs/>
-          <w:color w:val="D86DCB" w:themeColor="accent5" w:themeTint="99"/>
-          <w:sz w:val="32"/>
-          <w:szCs w:val="32"/>
-        </w:rPr>
-        <w:t>api.searchSongs</w:t>
-      </w:r>
-      <w:proofErr w:type="spellEnd"/>
-      <w:proofErr w:type="gramEnd"/>
-      <w:r>
-        <w:rPr>
-          <w:b/>
-          <w:bCs/>
-          <w:color w:val="D86DCB" w:themeColor="accent5" w:themeTint="99"/>
-          <w:sz w:val="32"/>
-          <w:szCs w:val="32"/>
-        </w:rPr>
-        <w:t>(query);</w:t>
-      </w:r>
-    </w:p>
-    <w:p>
-      <w:pPr>
-        <w:jc w:val="both"/>
-        <w:rPr>
-          <w:b/>
-          <w:bCs/>
-          <w:color w:val="D86DCB" w:themeColor="accent5" w:themeTint="99"/>
-          <w:sz w:val="32"/>
-          <w:szCs w:val="32"/>
-        </w:rPr>
-      </w:pPr>
-      <w:r>
-        <w:rPr>
-          <w:b/>
-          <w:bCs/>
-          <w:color w:val="D86DCB" w:themeColor="accent5" w:themeTint="99"/>
-          <w:sz w:val="32"/>
-          <w:szCs w:val="32"/>
-        </w:rPr>
-        <w:t xml:space="preserve">      </w:t>
-      </w:r>
-      <w:proofErr w:type="spellStart"/>
-      <w:r>
-        <w:rPr>
-          <w:b/>
-          <w:bCs/>
-          <w:color w:val="D86DCB" w:themeColor="accent5" w:themeTint="99"/>
-          <w:sz w:val="32"/>
-          <w:szCs w:val="32"/>
-        </w:rPr>
-        <w:t>onResult</w:t>
-      </w:r>
-      <w:proofErr w:type="spellEnd"/>
-      <w:r>
-        <w:rPr>
-          <w:b/>
-          <w:bCs/>
-          <w:color w:val="D86DCB" w:themeColor="accent5" w:themeTint="99"/>
-          <w:sz w:val="32"/>
-          <w:szCs w:val="32"/>
-        </w:rPr>
-        <w:t>(results);</w:t>
-      </w:r>
-    </w:p>
-    <w:p>
-      <w:pPr>
-        <w:jc w:val="both"/>
-        <w:rPr>
-          <w:b/>
-          <w:bCs/>
-          <w:color w:val="D86DCB" w:themeColor="accent5" w:themeTint="99"/>
-          <w:sz w:val="32"/>
-          <w:szCs w:val="32"/>
-        </w:rPr>
-      </w:pPr>
-      <w:r>
-        <w:rPr>
-          <w:b/>
-          <w:bCs/>
-          <w:color w:val="D86DCB" w:themeColor="accent5" w:themeTint="99"/>
-          <w:sz w:val="32"/>
-          <w:szCs w:val="32"/>
-        </w:rPr>
-        <w:t xml:space="preserve">    });</w:t>
-      </w:r>
-    </w:p>
-    <w:p>
-      <w:pPr>
-        <w:jc w:val="both"/>
-        <w:rPr>
-          <w:b/>
-          <w:bCs/>
-          <w:color w:val="D86DCB" w:themeColor="accent5" w:themeTint="99"/>
-          <w:sz w:val="32"/>
-          <w:szCs w:val="32"/>
-        </w:rPr>
-      </w:pPr>
-      <w:r>
-        <w:rPr>
-          <w:b/>
-          <w:bCs/>
-          <w:color w:val="D86DCB" w:themeColor="accent5" w:themeTint="99"/>
-          <w:sz w:val="32"/>
-          <w:szCs w:val="32"/>
-        </w:rPr>
-        <w:t xml:space="preserve">  }</w:t>
-      </w:r>
-    </w:p>
-    <w:p>
-      <w:pPr>
-        <w:jc w:val="both"/>
-        <w:rPr>
-          <w:b/>
-          <w:bCs/>
-          <w:color w:val="D86DCB" w:themeColor="accent5" w:themeTint="99"/>
-          <w:sz w:val="32"/>
-          <w:szCs w:val="32"/>
-        </w:rPr>
-      </w:pPr>
-    </w:p>
-    <w:p>
-      <w:pPr>
-        <w:jc w:val="both"/>
-        <w:rPr>
-          <w:b/>
-          <w:bCs/>
-          <w:color w:val="D86DCB" w:themeColor="accent5" w:themeTint="99"/>
-          <w:sz w:val="32"/>
-          <w:szCs w:val="32"/>
-        </w:rPr>
-      </w:pPr>
-      <w:r>
-        <w:rPr>
-          <w:b/>
-          <w:bCs/>
-          <w:color w:val="D86DCB" w:themeColor="accent5" w:themeTint="99"/>
-          <w:sz w:val="32"/>
-          <w:szCs w:val="32"/>
-        </w:rPr>
-        <w:t xml:space="preserve">  void </w:t>
-      </w:r>
-      <w:proofErr w:type="gramStart"/>
-      <w:r>
-        <w:rPr>
-          <w:b/>
-          <w:bCs/>
-          <w:color w:val="D86DCB" w:themeColor="accent5" w:themeTint="99"/>
-          <w:sz w:val="32"/>
-          <w:szCs w:val="32"/>
-        </w:rPr>
-        <w:t>dispose(</w:t>
-      </w:r>
-      <w:proofErr w:type="gramEnd"/>
-      <w:r>
-        <w:rPr>
-          <w:b/>
-          <w:bCs/>
-          <w:color w:val="D86DCB" w:themeColor="accent5" w:themeTint="99"/>
-          <w:sz w:val="32"/>
-          <w:szCs w:val="32"/>
-        </w:rPr>
-        <w:t>) =&gt; _</w:t>
-      </w:r>
-      <w:proofErr w:type="spellStart"/>
-      <w:r>
-        <w:rPr>
-          <w:b/>
-          <w:bCs/>
-          <w:color w:val="D86DCB" w:themeColor="accent5" w:themeTint="99"/>
-          <w:sz w:val="32"/>
-          <w:szCs w:val="32"/>
-        </w:rPr>
-        <w:t>debounce?.cancel</w:t>
-      </w:r>
-      <w:proofErr w:type="spellEnd"/>
-      <w:r>
-        <w:rPr>
-          <w:b/>
-          <w:bCs/>
-          <w:color w:val="D86DCB" w:themeColor="accent5" w:themeTint="99"/>
-          <w:sz w:val="32"/>
-          <w:szCs w:val="32"/>
-        </w:rPr>
-        <w:t>();</w:t>
-      </w:r>
-    </w:p>
-    <w:p>
-      <w:pPr>
-        <w:jc w:val="both"/>
-        <w:rPr>
-          <w:b/>
-          <w:bCs/>
-          <w:color w:val="D86DCB" w:themeColor="accent5" w:themeTint="99"/>
-          <w:sz w:val="32"/>
-          <w:szCs w:val="32"/>
-        </w:rPr>
-      </w:pPr>
-      <w:r>
-        <w:rPr>
-          <w:b/>
-          <w:bCs/>
-          <w:color w:val="D86DCB" w:themeColor="accent5" w:themeTint="99"/>
-          <w:sz w:val="32"/>
-          <w:szCs w:val="32"/>
-        </w:rPr>
-        <w:t>}</w:t>
-      </w:r>
-    </w:p>
-    <w:p>
-      <w:pPr>
-        <w:jc w:val="both"/>
-        <w:rPr>
           <w:sz w:val="32"/>
           <w:szCs w:val="32"/>
         </w:rPr>
@@ -24078,14 +23946,7 @@
           <w:sz w:val="32"/>
           <w:szCs w:val="32"/>
         </w:rPr>
-        <w:t>o,</w:t>
-      </w:r>
-      <w:r>
-        <w:rPr>
-          <w:sz w:val="32"/>
-          <w:szCs w:val="32"/>
-        </w:rPr>
-        <w:t xml:space="preserve"> the API should be called exactly once, with</w:t>
+        <w:t>o, the API should be called exactly once, with</w:t>
       </w:r>
       <w:r>
         <w:rPr>
@@ -26217,16 +26078,7 @@
           <w:sz w:val="32"/>
           <w:szCs w:val="32"/>
         </w:rPr>
-        <w:t>Forgetting to elapse enough time</w:t>
-      </w:r>
-      <w:r>
-        <w:rPr>
-          <w:b/>
-          <w:bCs/>
-          <w:sz w:val="32"/>
-          <w:szCs w:val="32"/>
-        </w:rPr>
-        <w:t>:</w:t>
+        <w:t>Forgetting to elapse enough time:</w:t>
       </w:r>
     </w:p>
     <w:p>
@@ -26395,6 +26247,7 @@
         </w:rPr>
         <w:t>fakeAsync</w:t>
       </w:r>
+      <w:proofErr w:type="spellEnd"/>
       <w:r>
         <w:rPr>
           <w:b/>
@@ -26404,7 +26257,6 @@
         </w:rPr>
         <w:t>:</w:t>
       </w:r>
-      <w:proofErr w:type="spellEnd"/>
     </w:p>
     <w:p>
       <w:pPr>
@@ -26477,12 +26329,750 @@
           <w:sz w:val="32"/>
           <w:szCs w:val="32"/>
         </w:rPr>
-        <w:t>elapse</w:t>
-      </w:r>
-      <w:r>
-        <w:rPr>
-          <w:b/>
-          <w:bCs/>
+        <w:t>elapse(</w:t>
+      </w:r>
+      <w:proofErr w:type="gramEnd"/>
+      <w:r>
+        <w:rPr>
+          <w:b/>
+          <w:bCs/>
+          <w:sz w:val="32"/>
+          <w:szCs w:val="32"/>
+        </w:rPr>
+        <w:t>)</w:t>
+      </w:r>
+      <w:r>
+        <w:rPr>
+          <w:sz w:val="32"/>
+          <w:szCs w:val="32"/>
+        </w:rPr>
+        <w:t xml:space="preserve"> enough to let it fire, or explicitly </w:t>
+      </w:r>
+      <w:r>
+        <w:rPr>
+          <w:b/>
+          <w:bCs/>
+          <w:sz w:val="32"/>
+          <w:szCs w:val="32"/>
+        </w:rPr>
+        <w:t>dispose()/cancel</w:t>
+      </w:r>
+      <w:r>
+        <w:rPr>
+          <w:sz w:val="32"/>
+          <w:szCs w:val="32"/>
+        </w:rPr>
+        <w:t xml:space="preserve"> it in our test</w:t>
+      </w:r>
+      <w:r>
+        <w:rPr>
+          <w:sz w:val="32"/>
+          <w:szCs w:val="32"/>
+        </w:rPr>
+        <w:t>,</w:t>
+      </w:r>
+      <w:r>
+        <w:rPr>
+          <w:sz w:val="32"/>
+          <w:szCs w:val="32"/>
+        </w:rPr>
+        <w:t xml:space="preserve"> mirroring real lifecycle cleanup.</w:t>
+      </w:r>
+    </w:p>
+    <w:p>
+      <w:pPr>
+        <w:jc w:val="both"/>
+        <w:rPr>
+          <w:sz w:val="32"/>
+          <w:szCs w:val="32"/>
+        </w:rPr>
+      </w:pPr>
+    </w:p>
+    <w:p>
+      <w:pPr>
+        <w:jc w:val="both"/>
+        <w:rPr>
+          <w:sz w:val="32"/>
+          <w:szCs w:val="32"/>
+        </w:rPr>
+      </w:pPr>
+      <w:r>
+        <w:rPr>
+          <w:sz w:val="32"/>
+          <w:szCs w:val="32"/>
+        </w:rPr>
+        <w:t>Industry Best Practice</w:t>
+      </w:r>
+      <w:r>
+        <w:rPr>
+          <w:sz w:val="32"/>
+          <w:szCs w:val="32"/>
+        </w:rPr>
+        <w:t>:</w:t>
+      </w:r>
+    </w:p>
+    <w:p>
+      <w:pPr>
+        <w:jc w:val="both"/>
+        <w:rPr>
+          <w:sz w:val="32"/>
+          <w:szCs w:val="32"/>
+        </w:rPr>
+      </w:pPr>
+      <w:r>
+        <w:rPr>
+          <w:sz w:val="32"/>
+          <w:szCs w:val="32"/>
+        </w:rPr>
+        <w:t xml:space="preserve"># </w:t>
+      </w:r>
+      <w:r>
+        <w:rPr>
+          <w:sz w:val="32"/>
+          <w:szCs w:val="32"/>
+        </w:rPr>
+        <w:t xml:space="preserve">No unit test in a healthy </w:t>
+      </w:r>
+      <w:r>
+        <w:rPr>
+          <w:b/>
+          <w:bCs/>
+          <w:sz w:val="32"/>
+          <w:szCs w:val="32"/>
+        </w:rPr>
+        <w:t xml:space="preserve">Flutter </w:t>
+      </w:r>
+      <w:r>
+        <w:rPr>
+          <w:sz w:val="32"/>
+          <w:szCs w:val="32"/>
+        </w:rPr>
+        <w:t xml:space="preserve">project should ever let real wall-clock time pass. If </w:t>
+      </w:r>
+      <w:r>
+        <w:rPr>
+          <w:sz w:val="32"/>
+          <w:szCs w:val="32"/>
+        </w:rPr>
+        <w:t>we</w:t>
+      </w:r>
+      <w:r>
+        <w:rPr>
+          <w:sz w:val="32"/>
+          <w:szCs w:val="32"/>
+        </w:rPr>
+        <w:t xml:space="preserve"> see await</w:t>
+      </w:r>
+      <w:r>
+        <w:rPr>
+          <w:b/>
+          <w:bCs/>
+          <w:sz w:val="32"/>
+          <w:szCs w:val="32"/>
+        </w:rPr>
+        <w:t xml:space="preserve"> </w:t>
+      </w:r>
+      <w:proofErr w:type="spellStart"/>
+      <w:r>
+        <w:rPr>
+          <w:b/>
+          <w:bCs/>
+          <w:sz w:val="32"/>
+          <w:szCs w:val="32"/>
+        </w:rPr>
+        <w:t>Future.delayed</w:t>
+      </w:r>
+      <w:proofErr w:type="spellEnd"/>
+      <w:r>
+        <w:rPr>
+          <w:b/>
+          <w:bCs/>
+          <w:sz w:val="32"/>
+          <w:szCs w:val="32"/>
+        </w:rPr>
+        <w:t xml:space="preserve"> </w:t>
+      </w:r>
+      <w:r>
+        <w:rPr>
+          <w:sz w:val="32"/>
+          <w:szCs w:val="32"/>
+        </w:rPr>
+        <w:t xml:space="preserve">inside a </w:t>
+      </w:r>
+      <w:proofErr w:type="gramStart"/>
+      <w:r>
+        <w:rPr>
+          <w:b/>
+          <w:bCs/>
+          <w:sz w:val="32"/>
+          <w:szCs w:val="32"/>
+        </w:rPr>
+        <w:t>test(</w:t>
+      </w:r>
+      <w:proofErr w:type="gramEnd"/>
+      <w:r>
+        <w:rPr>
+          <w:b/>
+          <w:bCs/>
+          <w:sz w:val="32"/>
+          <w:szCs w:val="32"/>
+        </w:rPr>
+        <w:t xml:space="preserve">) </w:t>
+      </w:r>
+      <w:r>
+        <w:rPr>
+          <w:sz w:val="32"/>
+          <w:szCs w:val="32"/>
+        </w:rPr>
+        <w:t>body in code review, that's a flag to fix it with</w:t>
+      </w:r>
+      <w:r>
+        <w:rPr>
+          <w:b/>
+          <w:bCs/>
+          <w:sz w:val="32"/>
+          <w:szCs w:val="32"/>
+        </w:rPr>
+        <w:t xml:space="preserve"> </w:t>
+      </w:r>
+      <w:proofErr w:type="spellStart"/>
+      <w:r>
+        <w:rPr>
+          <w:b/>
+          <w:bCs/>
+          <w:sz w:val="32"/>
+          <w:szCs w:val="32"/>
+        </w:rPr>
+        <w:t>fakeAsync</w:t>
+      </w:r>
+      <w:proofErr w:type="spellEnd"/>
+      <w:r>
+        <w:rPr>
+          <w:sz w:val="32"/>
+          <w:szCs w:val="32"/>
+        </w:rPr>
+        <w:t>.</w:t>
+      </w:r>
+    </w:p>
+    <w:p>
+      <w:pPr>
+        <w:jc w:val="both"/>
+        <w:rPr>
+          <w:sz w:val="32"/>
+          <w:szCs w:val="32"/>
+        </w:rPr>
+      </w:pPr>
+      <w:r>
+        <w:rPr>
+          <w:sz w:val="32"/>
+          <w:szCs w:val="32"/>
+        </w:rPr>
+        <w:t xml:space="preserve"># It’s </w:t>
+      </w:r>
+      <w:r>
+        <w:rPr>
+          <w:sz w:val="32"/>
+          <w:szCs w:val="32"/>
+        </w:rPr>
+        <w:t>a real reliability problem waiting to make our CI flaky six months from now.</w:t>
+      </w:r>
+    </w:p>
+    <w:p>
+      <w:pPr>
+        <w:jc w:val="both"/>
+        <w:rPr>
+          <w:sz w:val="32"/>
+          <w:szCs w:val="32"/>
+        </w:rPr>
+      </w:pPr>
+    </w:p>
+    <w:p>
+      <w:pPr>
+        <w:jc w:val="center"/>
+        <w:rPr>
+          <w:sz w:val="32"/>
+          <w:szCs w:val="32"/>
+        </w:rPr>
+      </w:pPr>
+      <w:r>
+        <w:rPr>
+          <w:sz w:val="32"/>
+          <w:szCs w:val="32"/>
+        </w:rPr>
+        <w:t>Break</w:t>
+      </w:r>
+    </w:p>
+    <w:p>
+      <w:pPr>
+        <w:jc w:val="both"/>
+        <w:rPr>
+          <w:sz w:val="32"/>
+          <w:szCs w:val="32"/>
+        </w:rPr>
+      </w:pPr>
+    </w:p>
+    <w:p>
+      <w:pPr>
+        <w:jc w:val="both"/>
+        <w:rPr>
+          <w:b/>
+          <w:bCs/>
+          <w:sz w:val="32"/>
+          <w:szCs w:val="32"/>
+        </w:rPr>
+      </w:pPr>
+      <w:r>
+        <w:rPr>
+          <w:b/>
+          <w:bCs/>
+          <w:sz w:val="32"/>
+          <w:szCs w:val="32"/>
+        </w:rPr>
+        <w:t>Stream Testing:</w:t>
+      </w:r>
+    </w:p>
+    <w:p>
+      <w:pPr>
+        <w:jc w:val="both"/>
+        <w:rPr>
+          <w:sz w:val="32"/>
+          <w:szCs w:val="32"/>
+        </w:rPr>
+      </w:pPr>
+      <w:r>
+        <w:rPr>
+          <w:sz w:val="32"/>
+          <w:szCs w:val="32"/>
+        </w:rPr>
+        <w:t xml:space="preserve"># </w:t>
+      </w:r>
+      <w:r>
+        <w:rPr>
+          <w:sz w:val="32"/>
+          <w:szCs w:val="32"/>
+        </w:rPr>
+        <w:t xml:space="preserve">We’ll create a </w:t>
+      </w:r>
+      <w:r>
+        <w:rPr>
+          <w:b/>
+          <w:bCs/>
+          <w:sz w:val="32"/>
+          <w:szCs w:val="32"/>
+        </w:rPr>
+        <w:t>Stream</w:t>
+      </w:r>
+      <w:r>
+        <w:rPr>
+          <w:sz w:val="32"/>
+          <w:szCs w:val="32"/>
+        </w:rPr>
+        <w:t xml:space="preserve"> first using </w:t>
+      </w:r>
+      <w:proofErr w:type="spellStart"/>
+      <w:r>
+        <w:rPr>
+          <w:b/>
+          <w:bCs/>
+          <w:sz w:val="32"/>
+          <w:szCs w:val="32"/>
+        </w:rPr>
+        <w:t>StreamController</w:t>
+      </w:r>
+      <w:proofErr w:type="spellEnd"/>
+      <w:r>
+        <w:rPr>
+          <w:b/>
+          <w:bCs/>
+          <w:sz w:val="32"/>
+          <w:szCs w:val="32"/>
+        </w:rPr>
+        <w:t>&lt;T&gt;</w:t>
+      </w:r>
+      <w:r>
+        <w:rPr>
+          <w:sz w:val="32"/>
+          <w:szCs w:val="32"/>
+        </w:rPr>
+        <w:t xml:space="preserve"> </w:t>
+      </w:r>
+      <w:proofErr w:type="gramStart"/>
+      <w:r>
+        <w:rPr>
+          <w:sz w:val="32"/>
+          <w:szCs w:val="32"/>
+        </w:rPr>
+        <w:t xml:space="preserve">and </w:t>
+      </w:r>
+      <w:r>
+        <w:rPr>
+          <w:b/>
+          <w:bCs/>
+          <w:sz w:val="32"/>
+          <w:szCs w:val="32"/>
+        </w:rPr>
+        <w:t>.broadcast</w:t>
+      </w:r>
+      <w:proofErr w:type="gramEnd"/>
+      <w:r>
+        <w:rPr>
+          <w:b/>
+          <w:bCs/>
+          <w:sz w:val="32"/>
+          <w:szCs w:val="32"/>
+        </w:rPr>
+        <w:t>()</w:t>
+      </w:r>
+      <w:r>
+        <w:rPr>
+          <w:sz w:val="32"/>
+          <w:szCs w:val="32"/>
+        </w:rPr>
+        <w:t xml:space="preserve"> method so whenever the value of </w:t>
+      </w:r>
+      <w:r>
+        <w:rPr>
+          <w:b/>
+          <w:bCs/>
+          <w:sz w:val="32"/>
+          <w:szCs w:val="32"/>
+        </w:rPr>
+        <w:t>_count</w:t>
+      </w:r>
+      <w:r>
+        <w:rPr>
+          <w:sz w:val="32"/>
+          <w:szCs w:val="32"/>
+        </w:rPr>
+        <w:t xml:space="preserve"> changes we add it to the controller using</w:t>
+      </w:r>
+      <w:r>
+        <w:rPr>
+          <w:b/>
+          <w:bCs/>
+          <w:sz w:val="32"/>
+          <w:szCs w:val="32"/>
+        </w:rPr>
+        <w:t xml:space="preserve"> .add()</w:t>
+      </w:r>
+      <w:r>
+        <w:rPr>
+          <w:sz w:val="32"/>
+          <w:szCs w:val="32"/>
+        </w:rPr>
+        <w:t xml:space="preserve"> method to emit a value.</w:t>
+      </w:r>
+    </w:p>
+    <w:p>
+      <w:pPr>
+        <w:jc w:val="both"/>
+        <w:rPr>
+          <w:sz w:val="32"/>
+          <w:szCs w:val="32"/>
+        </w:rPr>
+      </w:pPr>
+      <w:proofErr w:type="gramStart"/>
+      <w:r>
+        <w:rPr>
+          <w:sz w:val="32"/>
+          <w:szCs w:val="32"/>
+        </w:rPr>
+        <w:t>#</w:t>
+      </w:r>
+      <w:r>
+        <w:rPr>
+          <w:b/>
+          <w:bCs/>
+          <w:sz w:val="32"/>
+          <w:szCs w:val="32"/>
+        </w:rPr>
+        <w:t xml:space="preserve"> .stream</w:t>
+      </w:r>
+      <w:proofErr w:type="gramEnd"/>
+      <w:r>
+        <w:rPr>
+          <w:sz w:val="32"/>
+          <w:szCs w:val="32"/>
+        </w:rPr>
+        <w:t xml:space="preserve"> property gives us the stream from the controller</w:t>
+      </w:r>
+    </w:p>
+    <w:p>
+      <w:pPr>
+        <w:jc w:val="both"/>
+        <w:rPr>
+          <w:b/>
+          <w:bCs/>
+          <w:color w:val="D86DCB" w:themeColor="accent5" w:themeTint="99"/>
+          <w:sz w:val="32"/>
+          <w:szCs w:val="32"/>
+        </w:rPr>
+      </w:pPr>
+      <w:r>
+        <w:rPr>
+          <w:b/>
+          <w:bCs/>
+          <w:color w:val="D86DCB" w:themeColor="accent5" w:themeTint="99"/>
+          <w:sz w:val="32"/>
+          <w:szCs w:val="32"/>
+        </w:rPr>
+        <w:t>// lib/core/controllers/</w:t>
+      </w:r>
+      <w:proofErr w:type="spellStart"/>
+      <w:r>
+        <w:rPr>
+          <w:b/>
+          <w:bCs/>
+          <w:color w:val="D86DCB" w:themeColor="accent5" w:themeTint="99"/>
+          <w:sz w:val="32"/>
+          <w:szCs w:val="32"/>
+        </w:rPr>
+        <w:t>favourites_counter.dart</w:t>
+      </w:r>
+      <w:proofErr w:type="spellEnd"/>
+    </w:p>
+    <w:p>
+      <w:pPr>
+        <w:jc w:val="both"/>
+        <w:rPr>
+          <w:b/>
+          <w:bCs/>
+          <w:color w:val="D86DCB" w:themeColor="accent5" w:themeTint="99"/>
+          <w:sz w:val="32"/>
+          <w:szCs w:val="32"/>
+        </w:rPr>
+      </w:pPr>
+      <w:r>
+        <w:rPr>
+          <w:b/>
+          <w:bCs/>
+          <w:color w:val="D86DCB" w:themeColor="accent5" w:themeTint="99"/>
+          <w:sz w:val="32"/>
+          <w:szCs w:val="32"/>
+        </w:rPr>
+        <w:lastRenderedPageBreak/>
+        <w:t xml:space="preserve">class </w:t>
+      </w:r>
+      <w:proofErr w:type="spellStart"/>
+      <w:r>
+        <w:rPr>
+          <w:b/>
+          <w:bCs/>
+          <w:color w:val="D86DCB" w:themeColor="accent5" w:themeTint="99"/>
+          <w:sz w:val="32"/>
+          <w:szCs w:val="32"/>
+        </w:rPr>
+        <w:t>FavoritesCounter</w:t>
+      </w:r>
+      <w:proofErr w:type="spellEnd"/>
+      <w:r>
+        <w:rPr>
+          <w:b/>
+          <w:bCs/>
+          <w:color w:val="D86DCB" w:themeColor="accent5" w:themeTint="99"/>
+          <w:sz w:val="32"/>
+          <w:szCs w:val="32"/>
+        </w:rPr>
+        <w:t xml:space="preserve"> {</w:t>
+      </w:r>
+    </w:p>
+    <w:p>
+      <w:pPr>
+        <w:jc w:val="both"/>
+        <w:rPr>
+          <w:b/>
+          <w:bCs/>
+          <w:color w:val="D86DCB" w:themeColor="accent5" w:themeTint="99"/>
+          <w:sz w:val="32"/>
+          <w:szCs w:val="32"/>
+        </w:rPr>
+      </w:pPr>
+      <w:r>
+        <w:rPr>
+          <w:b/>
+          <w:bCs/>
+          <w:color w:val="D86DCB" w:themeColor="accent5" w:themeTint="99"/>
+          <w:sz w:val="32"/>
+          <w:szCs w:val="32"/>
+        </w:rPr>
+        <w:t xml:space="preserve">  final _controller = </w:t>
+      </w:r>
+      <w:proofErr w:type="spellStart"/>
+      <w:r>
+        <w:rPr>
+          <w:b/>
+          <w:bCs/>
+          <w:color w:val="D86DCB" w:themeColor="accent5" w:themeTint="99"/>
+          <w:sz w:val="32"/>
+          <w:szCs w:val="32"/>
+        </w:rPr>
+        <w:t>StreamController</w:t>
+      </w:r>
+      <w:proofErr w:type="spellEnd"/>
+      <w:r>
+        <w:rPr>
+          <w:b/>
+          <w:bCs/>
+          <w:color w:val="D86DCB" w:themeColor="accent5" w:themeTint="99"/>
+          <w:sz w:val="32"/>
+          <w:szCs w:val="32"/>
+        </w:rPr>
+        <w:t>&lt;int&gt;.broadcast();</w:t>
+      </w:r>
+    </w:p>
+    <w:p>
+      <w:pPr>
+        <w:jc w:val="both"/>
+        <w:rPr>
+          <w:b/>
+          <w:bCs/>
+          <w:color w:val="D86DCB" w:themeColor="accent5" w:themeTint="99"/>
+          <w:sz w:val="32"/>
+          <w:szCs w:val="32"/>
+        </w:rPr>
+      </w:pPr>
+      <w:r>
+        <w:rPr>
+          <w:b/>
+          <w:bCs/>
+          <w:color w:val="D86DCB" w:themeColor="accent5" w:themeTint="99"/>
+          <w:sz w:val="32"/>
+          <w:szCs w:val="32"/>
+        </w:rPr>
+        <w:t xml:space="preserve">  int _count = 0;</w:t>
+      </w:r>
+    </w:p>
+    <w:p>
+      <w:pPr>
+        <w:jc w:val="both"/>
+        <w:rPr>
+          <w:b/>
+          <w:bCs/>
+          <w:color w:val="D86DCB" w:themeColor="accent5" w:themeTint="99"/>
+          <w:sz w:val="32"/>
+          <w:szCs w:val="32"/>
+        </w:rPr>
+      </w:pPr>
+    </w:p>
+    <w:p>
+      <w:pPr>
+        <w:jc w:val="both"/>
+        <w:rPr>
+          <w:b/>
+          <w:bCs/>
+          <w:color w:val="D86DCB" w:themeColor="accent5" w:themeTint="99"/>
+          <w:sz w:val="32"/>
+          <w:szCs w:val="32"/>
+        </w:rPr>
+      </w:pPr>
+      <w:r>
+        <w:rPr>
+          <w:b/>
+          <w:bCs/>
+          <w:color w:val="D86DCB" w:themeColor="accent5" w:themeTint="99"/>
+          <w:sz w:val="32"/>
+          <w:szCs w:val="32"/>
+        </w:rPr>
+        <w:t xml:space="preserve">  Stream&lt;int&gt; get </w:t>
+      </w:r>
+      <w:proofErr w:type="spellStart"/>
+      <w:r>
+        <w:rPr>
+          <w:b/>
+          <w:bCs/>
+          <w:color w:val="D86DCB" w:themeColor="accent5" w:themeTint="99"/>
+          <w:sz w:val="32"/>
+          <w:szCs w:val="32"/>
+        </w:rPr>
+        <w:t>countStream</w:t>
+      </w:r>
+      <w:proofErr w:type="spellEnd"/>
+      <w:r>
+        <w:rPr>
+          <w:b/>
+          <w:bCs/>
+          <w:color w:val="D86DCB" w:themeColor="accent5" w:themeTint="99"/>
+          <w:sz w:val="32"/>
+          <w:szCs w:val="32"/>
+        </w:rPr>
+        <w:t xml:space="preserve"> =&gt; _</w:t>
+      </w:r>
+      <w:proofErr w:type="spellStart"/>
+      <w:proofErr w:type="gramStart"/>
+      <w:r>
+        <w:rPr>
+          <w:b/>
+          <w:bCs/>
+          <w:color w:val="D86DCB" w:themeColor="accent5" w:themeTint="99"/>
+          <w:sz w:val="32"/>
+          <w:szCs w:val="32"/>
+        </w:rPr>
+        <w:t>controller.stream</w:t>
+      </w:r>
+      <w:proofErr w:type="spellEnd"/>
+      <w:proofErr w:type="gramEnd"/>
+      <w:r>
+        <w:rPr>
+          <w:b/>
+          <w:bCs/>
+          <w:color w:val="D86DCB" w:themeColor="accent5" w:themeTint="99"/>
+          <w:sz w:val="32"/>
+          <w:szCs w:val="32"/>
+        </w:rPr>
+        <w:t>;</w:t>
+      </w:r>
+    </w:p>
+    <w:p>
+      <w:pPr>
+        <w:jc w:val="both"/>
+        <w:rPr>
+          <w:b/>
+          <w:bCs/>
+          <w:color w:val="D86DCB" w:themeColor="accent5" w:themeTint="99"/>
+          <w:sz w:val="32"/>
+          <w:szCs w:val="32"/>
+        </w:rPr>
+      </w:pPr>
+    </w:p>
+    <w:p>
+      <w:pPr>
+        <w:jc w:val="both"/>
+        <w:rPr>
+          <w:b/>
+          <w:bCs/>
+          <w:color w:val="D86DCB" w:themeColor="accent5" w:themeTint="99"/>
+          <w:sz w:val="32"/>
+          <w:szCs w:val="32"/>
+        </w:rPr>
+      </w:pPr>
+      <w:r>
+        <w:rPr>
+          <w:b/>
+          <w:bCs/>
+          <w:color w:val="D86DCB" w:themeColor="accent5" w:themeTint="99"/>
+          <w:sz w:val="32"/>
+          <w:szCs w:val="32"/>
+        </w:rPr>
+        <w:t xml:space="preserve">  void </w:t>
+      </w:r>
+      <w:proofErr w:type="spellStart"/>
+      <w:proofErr w:type="gramStart"/>
+      <w:r>
+        <w:rPr>
+          <w:b/>
+          <w:bCs/>
+          <w:color w:val="D86DCB" w:themeColor="accent5" w:themeTint="99"/>
+          <w:sz w:val="32"/>
+          <w:szCs w:val="32"/>
+        </w:rPr>
+        <w:t>addFavorite</w:t>
+      </w:r>
+      <w:proofErr w:type="spellEnd"/>
+      <w:r>
+        <w:rPr>
+          <w:b/>
+          <w:bCs/>
+          <w:color w:val="D86DCB" w:themeColor="accent5" w:themeTint="99"/>
           <w:sz w:val="32"/>
           <w:szCs w:val="32"/>
         </w:rPr>
@@ -26493,6 +27083,333 @@
         <w:rPr>
           <w:b/>
           <w:bCs/>
+          <w:color w:val="D86DCB" w:themeColor="accent5" w:themeTint="99"/>
+          <w:sz w:val="32"/>
+          <w:szCs w:val="32"/>
+        </w:rPr>
+        <w:t>) {</w:t>
+      </w:r>
+    </w:p>
+    <w:p>
+      <w:pPr>
+        <w:jc w:val="both"/>
+        <w:rPr>
+          <w:b/>
+          <w:bCs/>
+          <w:color w:val="D86DCB" w:themeColor="accent5" w:themeTint="99"/>
+          <w:sz w:val="32"/>
+          <w:szCs w:val="32"/>
+        </w:rPr>
+      </w:pPr>
+      <w:r>
+        <w:rPr>
+          <w:b/>
+          <w:bCs/>
+          <w:color w:val="D86DCB" w:themeColor="accent5" w:themeTint="99"/>
+          <w:sz w:val="32"/>
+          <w:szCs w:val="32"/>
+        </w:rPr>
+        <w:t xml:space="preserve">    _count++;</w:t>
+      </w:r>
+    </w:p>
+    <w:p>
+      <w:pPr>
+        <w:jc w:val="both"/>
+        <w:rPr>
+          <w:b/>
+          <w:bCs/>
+          <w:color w:val="D86DCB" w:themeColor="accent5" w:themeTint="99"/>
+          <w:sz w:val="32"/>
+          <w:szCs w:val="32"/>
+        </w:rPr>
+      </w:pPr>
+      <w:r>
+        <w:rPr>
+          <w:b/>
+          <w:bCs/>
+          <w:color w:val="D86DCB" w:themeColor="accent5" w:themeTint="99"/>
+          <w:sz w:val="32"/>
+          <w:szCs w:val="32"/>
+        </w:rPr>
+        <w:t xml:space="preserve">    _</w:t>
+      </w:r>
+      <w:proofErr w:type="spellStart"/>
+      <w:r>
+        <w:rPr>
+          <w:b/>
+          <w:bCs/>
+          <w:color w:val="D86DCB" w:themeColor="accent5" w:themeTint="99"/>
+          <w:sz w:val="32"/>
+          <w:szCs w:val="32"/>
+        </w:rPr>
+        <w:t>controller.add</w:t>
+      </w:r>
+      <w:proofErr w:type="spellEnd"/>
+      <w:r>
+        <w:rPr>
+          <w:b/>
+          <w:bCs/>
+          <w:color w:val="D86DCB" w:themeColor="accent5" w:themeTint="99"/>
+          <w:sz w:val="32"/>
+          <w:szCs w:val="32"/>
+        </w:rPr>
+        <w:t>(_count);</w:t>
+      </w:r>
+    </w:p>
+    <w:p>
+      <w:pPr>
+        <w:jc w:val="both"/>
+        <w:rPr>
+          <w:b/>
+          <w:bCs/>
+          <w:color w:val="D86DCB" w:themeColor="accent5" w:themeTint="99"/>
+          <w:sz w:val="32"/>
+          <w:szCs w:val="32"/>
+        </w:rPr>
+      </w:pPr>
+      <w:r>
+        <w:rPr>
+          <w:b/>
+          <w:bCs/>
+          <w:color w:val="D86DCB" w:themeColor="accent5" w:themeTint="99"/>
+          <w:sz w:val="32"/>
+          <w:szCs w:val="32"/>
+        </w:rPr>
+        <w:t xml:space="preserve">  }</w:t>
+      </w:r>
+    </w:p>
+    <w:p>
+      <w:pPr>
+        <w:jc w:val="both"/>
+        <w:rPr>
+          <w:b/>
+          <w:bCs/>
+          <w:color w:val="D86DCB" w:themeColor="accent5" w:themeTint="99"/>
+          <w:sz w:val="32"/>
+          <w:szCs w:val="32"/>
+        </w:rPr>
+      </w:pPr>
+    </w:p>
+    <w:p>
+      <w:pPr>
+        <w:jc w:val="both"/>
+        <w:rPr>
+          <w:b/>
+          <w:bCs/>
+          <w:color w:val="D86DCB" w:themeColor="accent5" w:themeTint="99"/>
+          <w:sz w:val="32"/>
+          <w:szCs w:val="32"/>
+        </w:rPr>
+      </w:pPr>
+      <w:r>
+        <w:rPr>
+          <w:b/>
+          <w:bCs/>
+          <w:color w:val="D86DCB" w:themeColor="accent5" w:themeTint="99"/>
+          <w:sz w:val="32"/>
+          <w:szCs w:val="32"/>
+        </w:rPr>
+        <w:t xml:space="preserve">  void </w:t>
+      </w:r>
+      <w:proofErr w:type="gramStart"/>
+      <w:r>
+        <w:rPr>
+          <w:b/>
+          <w:bCs/>
+          <w:color w:val="D86DCB" w:themeColor="accent5" w:themeTint="99"/>
+          <w:sz w:val="32"/>
+          <w:szCs w:val="32"/>
+        </w:rPr>
+        <w:t>dispose(</w:t>
+      </w:r>
+      <w:proofErr w:type="gramEnd"/>
+      <w:r>
+        <w:rPr>
+          <w:b/>
+          <w:bCs/>
+          <w:color w:val="D86DCB" w:themeColor="accent5" w:themeTint="99"/>
+          <w:sz w:val="32"/>
+          <w:szCs w:val="32"/>
+        </w:rPr>
+        <w:t>) =&gt; _</w:t>
+      </w:r>
+      <w:proofErr w:type="spellStart"/>
+      <w:r>
+        <w:rPr>
+          <w:b/>
+          <w:bCs/>
+          <w:color w:val="D86DCB" w:themeColor="accent5" w:themeTint="99"/>
+          <w:sz w:val="32"/>
+          <w:szCs w:val="32"/>
+        </w:rPr>
+        <w:t>controller.close</w:t>
+      </w:r>
+      <w:proofErr w:type="spellEnd"/>
+      <w:r>
+        <w:rPr>
+          <w:b/>
+          <w:bCs/>
+          <w:color w:val="D86DCB" w:themeColor="accent5" w:themeTint="99"/>
+          <w:sz w:val="32"/>
+          <w:szCs w:val="32"/>
+        </w:rPr>
+        <w:t>();</w:t>
+      </w:r>
+    </w:p>
+    <w:p>
+      <w:pPr>
+        <w:jc w:val="both"/>
+        <w:rPr>
+          <w:b/>
+          <w:bCs/>
+          <w:color w:val="D86DCB" w:themeColor="accent5" w:themeTint="99"/>
+          <w:sz w:val="32"/>
+          <w:szCs w:val="32"/>
+        </w:rPr>
+      </w:pPr>
+      <w:r>
+        <w:rPr>
+          <w:b/>
+          <w:bCs/>
+          <w:color w:val="D86DCB" w:themeColor="accent5" w:themeTint="99"/>
+          <w:sz w:val="32"/>
+          <w:szCs w:val="32"/>
+        </w:rPr>
+        <w:t>}</w:t>
+      </w:r>
+    </w:p>
+    <w:p>
+      <w:pPr>
+        <w:jc w:val="both"/>
+        <w:rPr>
+          <w:sz w:val="32"/>
+          <w:szCs w:val="32"/>
+        </w:rPr>
+      </w:pPr>
+      <w:r>
+        <w:rPr>
+          <w:sz w:val="32"/>
+          <w:szCs w:val="32"/>
+        </w:rPr>
+        <w:t>#</w:t>
+      </w:r>
+      <w:r>
+        <w:rPr>
+          <w:sz w:val="32"/>
+          <w:szCs w:val="32"/>
+        </w:rPr>
+        <w:t xml:space="preserve"> Now the </w:t>
+      </w:r>
+      <w:r>
+        <w:rPr>
+          <w:b/>
+          <w:bCs/>
+          <w:sz w:val="32"/>
+          <w:szCs w:val="32"/>
+        </w:rPr>
+        <w:t>test</w:t>
+      </w:r>
+      <w:r>
+        <w:rPr>
+          <w:sz w:val="32"/>
+          <w:szCs w:val="32"/>
+        </w:rPr>
+        <w:t>,</w:t>
+      </w:r>
+      <w:r>
+        <w:rPr>
+          <w:sz w:val="32"/>
+          <w:szCs w:val="32"/>
+        </w:rPr>
+        <w:t xml:space="preserve"> </w:t>
+      </w:r>
+      <w:proofErr w:type="spellStart"/>
+      <w:r>
+        <w:rPr>
+          <w:b/>
+          <w:bCs/>
+          <w:sz w:val="32"/>
+          <w:szCs w:val="32"/>
+        </w:rPr>
+        <w:t>expectLater</w:t>
+      </w:r>
+      <w:proofErr w:type="spellEnd"/>
+      <w:r>
+        <w:rPr>
+          <w:sz w:val="32"/>
+          <w:szCs w:val="32"/>
+        </w:rPr>
+        <w:t xml:space="preserve"> + stream matchers are used to test a sequence of emitted values like a</w:t>
+      </w:r>
+      <w:r>
+        <w:rPr>
+          <w:b/>
+          <w:bCs/>
+          <w:sz w:val="32"/>
+          <w:szCs w:val="32"/>
+        </w:rPr>
+        <w:t xml:space="preserve"> Stream</w:t>
+      </w:r>
+    </w:p>
+    <w:p>
+      <w:pPr>
+        <w:jc w:val="both"/>
+        <w:rPr>
+          <w:sz w:val="32"/>
+          <w:szCs w:val="32"/>
+        </w:rPr>
+      </w:pPr>
+      <w:r>
+        <w:rPr>
+          <w:sz w:val="32"/>
+          <w:szCs w:val="32"/>
+        </w:rPr>
+        <w:t># Use</w:t>
+      </w:r>
+      <w:r>
+        <w:rPr>
+          <w:b/>
+          <w:bCs/>
+          <w:sz w:val="32"/>
+          <w:szCs w:val="32"/>
+        </w:rPr>
+        <w:t xml:space="preserve"> </w:t>
+      </w:r>
+      <w:proofErr w:type="gramStart"/>
+      <w:r>
+        <w:rPr>
+          <w:b/>
+          <w:bCs/>
+          <w:sz w:val="32"/>
+          <w:szCs w:val="32"/>
+        </w:rPr>
+        <w:t>expectL</w:t>
+      </w:r>
+      <w:proofErr w:type="spellStart"/>
+      <w:r>
+        <w:rPr>
+          <w:b/>
+          <w:bCs/>
+          <w:sz w:val="32"/>
+          <w:szCs w:val="32"/>
+        </w:rPr>
+        <w:t>ater</w:t>
+      </w:r>
+      <w:proofErr w:type="spellEnd"/>
+      <w:r>
+        <w:rPr>
+          <w:b/>
+          <w:bCs/>
+          <w:sz w:val="32"/>
+          <w:szCs w:val="32"/>
+        </w:rPr>
+        <w:t>(</w:t>
+      </w:r>
+      <w:proofErr w:type="gramEnd"/>
+      <w:r>
+        <w:rPr>
+          <w:b/>
+          <w:bCs/>
           <w:sz w:val="32"/>
           <w:szCs w:val="32"/>
         </w:rPr>
@@ -26503,306 +27420,979 @@
           <w:sz w:val="32"/>
           <w:szCs w:val="32"/>
         </w:rPr>
-        <w:t xml:space="preserve"> enough to let it fire, or explicitly </w:t>
-      </w:r>
-      <w:r>
-        <w:rPr>
-          <w:b/>
-          <w:bCs/>
-          <w:sz w:val="32"/>
-          <w:szCs w:val="32"/>
-        </w:rPr>
-        <w:t>dispose()/cancel</w:t>
-      </w:r>
-      <w:r>
-        <w:rPr>
-          <w:sz w:val="32"/>
-          <w:szCs w:val="32"/>
-        </w:rPr>
-        <w:t xml:space="preserve"> it in our test</w:t>
-      </w:r>
-      <w:r>
-        <w:rPr>
+        <w:t xml:space="preserve"> function to subscribe to the </w:t>
+      </w:r>
+      <w:r>
+        <w:rPr>
+          <w:b/>
+          <w:bCs/>
+          <w:sz w:val="32"/>
+          <w:szCs w:val="32"/>
+        </w:rPr>
+        <w:t>Stream</w:t>
+      </w:r>
+      <w:r>
+        <w:rPr>
+          <w:sz w:val="32"/>
+          <w:szCs w:val="32"/>
+        </w:rPr>
+        <w:t xml:space="preserve"> immediately before triggering events. </w:t>
+      </w:r>
+      <w:proofErr w:type="spellStart"/>
+      <w:proofErr w:type="gramStart"/>
+      <w:r>
+        <w:rPr>
+          <w:b/>
+          <w:bCs/>
+          <w:sz w:val="32"/>
+          <w:szCs w:val="32"/>
+        </w:rPr>
+        <w:t>emitsInOrder</w:t>
+      </w:r>
+      <w:proofErr w:type="spellEnd"/>
+      <w:r>
+        <w:rPr>
+          <w:b/>
+          <w:bCs/>
+          <w:sz w:val="32"/>
+          <w:szCs w:val="32"/>
+        </w:rPr>
+        <w:t>(</w:t>
+      </w:r>
+      <w:proofErr w:type="gramEnd"/>
+      <w:r>
+        <w:rPr>
+          <w:b/>
+          <w:bCs/>
+          <w:sz w:val="32"/>
+          <w:szCs w:val="32"/>
+        </w:rPr>
+        <w:t>)</w:t>
+      </w:r>
+      <w:r>
+        <w:rPr>
+          <w:sz w:val="32"/>
+          <w:szCs w:val="32"/>
+        </w:rPr>
+        <w:t xml:space="preserve"> function specifies what will be the emitted values like 1, 2 and to mark that emitting or </w:t>
+      </w:r>
+      <w:r>
+        <w:rPr>
+          <w:b/>
+          <w:bCs/>
+          <w:sz w:val="32"/>
+          <w:szCs w:val="32"/>
+        </w:rPr>
+        <w:t>Stream</w:t>
+      </w:r>
+      <w:r>
+        <w:rPr>
+          <w:sz w:val="32"/>
+          <w:szCs w:val="32"/>
+        </w:rPr>
+        <w:t xml:space="preserve"> is done, </w:t>
+      </w:r>
+      <w:proofErr w:type="spellStart"/>
+      <w:r>
+        <w:rPr>
+          <w:b/>
+          <w:bCs/>
+          <w:sz w:val="32"/>
+          <w:szCs w:val="32"/>
+        </w:rPr>
+        <w:t>emitsDone</w:t>
+      </w:r>
+      <w:proofErr w:type="spellEnd"/>
+      <w:r>
+        <w:rPr>
+          <w:sz w:val="32"/>
+          <w:szCs w:val="32"/>
+        </w:rPr>
+        <w:t xml:space="preserve"> is used</w:t>
+      </w:r>
+    </w:p>
+    <w:p>
+      <w:pPr>
+        <w:jc w:val="both"/>
+        <w:rPr>
+          <w:sz w:val="32"/>
+          <w:szCs w:val="32"/>
+        </w:rPr>
+      </w:pPr>
+      <w:r>
+        <w:rPr>
+          <w:sz w:val="32"/>
+          <w:szCs w:val="32"/>
+        </w:rPr>
+        <w:t xml:space="preserve"># Then simply ACT by calling the method that will increase the value of the </w:t>
+      </w:r>
+      <w:r>
+        <w:rPr>
+          <w:b/>
+          <w:bCs/>
+          <w:sz w:val="32"/>
+          <w:szCs w:val="32"/>
+        </w:rPr>
+        <w:t>_counter</w:t>
+      </w:r>
+      <w:r>
+        <w:rPr>
+          <w:sz w:val="32"/>
+          <w:szCs w:val="32"/>
+        </w:rPr>
+        <w:t xml:space="preserve"> and emitted as a </w:t>
+      </w:r>
+      <w:r>
+        <w:rPr>
+          <w:b/>
+          <w:bCs/>
+          <w:sz w:val="32"/>
+          <w:szCs w:val="32"/>
+        </w:rPr>
+        <w:t>Stream</w:t>
+      </w:r>
+      <w:r>
+        <w:rPr>
+          <w:sz w:val="32"/>
+          <w:szCs w:val="32"/>
+        </w:rPr>
+        <w:t xml:space="preserve"> value</w:t>
+      </w:r>
+    </w:p>
+    <w:p>
+      <w:pPr>
+        <w:jc w:val="both"/>
+        <w:rPr>
+          <w:sz w:val="32"/>
+          <w:szCs w:val="32"/>
+        </w:rPr>
+      </w:pPr>
+      <w:r>
+        <w:rPr>
+          <w:sz w:val="32"/>
+          <w:szCs w:val="32"/>
+        </w:rPr>
+        <w:t># IMPORTANT, expectation must be awaited (</w:t>
+      </w:r>
+      <w:r>
+        <w:rPr>
+          <w:b/>
+          <w:bCs/>
+          <w:sz w:val="32"/>
+          <w:szCs w:val="32"/>
+        </w:rPr>
+        <w:t>await</w:t>
+      </w:r>
+      <w:r>
+        <w:rPr>
+          <w:sz w:val="32"/>
+          <w:szCs w:val="32"/>
+        </w:rPr>
+        <w:t xml:space="preserve">) or the test can pass before the matcher finishes checking throwing error. Also don’t forget to dispose or </w:t>
+      </w:r>
+      <w:proofErr w:type="gramStart"/>
+      <w:r>
+        <w:rPr>
+          <w:b/>
+          <w:bCs/>
+          <w:sz w:val="32"/>
+          <w:szCs w:val="32"/>
+        </w:rPr>
+        <w:t>close(</w:t>
+      </w:r>
+      <w:proofErr w:type="gramEnd"/>
+      <w:r>
+        <w:rPr>
+          <w:b/>
+          <w:bCs/>
+          <w:sz w:val="32"/>
+          <w:szCs w:val="32"/>
+        </w:rPr>
+        <w:t>)</w:t>
+      </w:r>
+      <w:r>
+        <w:rPr>
+          <w:sz w:val="32"/>
+          <w:szCs w:val="32"/>
+        </w:rPr>
+        <w:t xml:space="preserve"> the</w:t>
+      </w:r>
+      <w:r>
+        <w:rPr>
+          <w:b/>
+          <w:bCs/>
+          <w:sz w:val="32"/>
+          <w:szCs w:val="32"/>
+        </w:rPr>
+        <w:t xml:space="preserve"> </w:t>
+      </w:r>
+      <w:proofErr w:type="spellStart"/>
+      <w:r>
+        <w:rPr>
+          <w:b/>
+          <w:bCs/>
+          <w:sz w:val="32"/>
+          <w:szCs w:val="32"/>
+        </w:rPr>
+        <w:t>StreamController</w:t>
+      </w:r>
+      <w:proofErr w:type="spellEnd"/>
+      <w:r>
+        <w:rPr>
+          <w:sz w:val="32"/>
+          <w:szCs w:val="32"/>
+        </w:rPr>
+        <w:t xml:space="preserve"> to prevent memory leak</w:t>
+      </w:r>
+    </w:p>
+    <w:p>
+      <w:pPr>
+        <w:jc w:val="both"/>
+        <w:rPr>
+          <w:b/>
+          <w:bCs/>
+          <w:color w:val="D86DCB" w:themeColor="accent5" w:themeTint="99"/>
+          <w:sz w:val="32"/>
+          <w:szCs w:val="32"/>
+        </w:rPr>
+      </w:pPr>
+      <w:r>
+        <w:rPr>
+          <w:b/>
+          <w:bCs/>
+          <w:color w:val="D86DCB" w:themeColor="accent5" w:themeTint="99"/>
+          <w:sz w:val="32"/>
+          <w:szCs w:val="32"/>
+        </w:rPr>
+        <w:lastRenderedPageBreak/>
+        <w:t>void main () {</w:t>
+      </w:r>
+    </w:p>
+    <w:p>
+      <w:pPr>
+        <w:jc w:val="both"/>
+        <w:rPr>
+          <w:b/>
+          <w:bCs/>
+          <w:color w:val="D86DCB" w:themeColor="accent5" w:themeTint="99"/>
+          <w:sz w:val="32"/>
+          <w:szCs w:val="32"/>
+        </w:rPr>
+      </w:pPr>
+    </w:p>
+    <w:p>
+      <w:pPr>
+        <w:jc w:val="both"/>
+        <w:rPr>
+          <w:b/>
+          <w:bCs/>
+          <w:color w:val="D86DCB" w:themeColor="accent5" w:themeTint="99"/>
+          <w:sz w:val="32"/>
+          <w:szCs w:val="32"/>
+        </w:rPr>
+      </w:pPr>
+      <w:r>
+        <w:rPr>
+          <w:b/>
+          <w:bCs/>
+          <w:color w:val="D86DCB" w:themeColor="accent5" w:themeTint="99"/>
+          <w:sz w:val="32"/>
+          <w:szCs w:val="32"/>
+        </w:rPr>
+        <w:t xml:space="preserve">  </w:t>
+      </w:r>
+      <w:proofErr w:type="gramStart"/>
+      <w:r>
+        <w:rPr>
+          <w:b/>
+          <w:bCs/>
+          <w:color w:val="D86DCB" w:themeColor="accent5" w:themeTint="99"/>
+          <w:sz w:val="32"/>
+          <w:szCs w:val="32"/>
+        </w:rPr>
+        <w:t>test(</w:t>
+      </w:r>
+      <w:proofErr w:type="gramEnd"/>
+      <w:r>
+        <w:rPr>
+          <w:b/>
+          <w:bCs/>
+          <w:color w:val="D86DCB" w:themeColor="accent5" w:themeTint="99"/>
+          <w:sz w:val="32"/>
+          <w:szCs w:val="32"/>
+        </w:rPr>
+        <w:t xml:space="preserve">'emits incrementing counts as </w:t>
+      </w:r>
+      <w:proofErr w:type="spellStart"/>
+      <w:r>
+        <w:rPr>
+          <w:b/>
+          <w:bCs/>
+          <w:color w:val="D86DCB" w:themeColor="accent5" w:themeTint="99"/>
+          <w:sz w:val="32"/>
+          <w:szCs w:val="32"/>
+        </w:rPr>
+        <w:t>favourites</w:t>
+      </w:r>
+      <w:proofErr w:type="spellEnd"/>
+      <w:r>
+        <w:rPr>
+          <w:b/>
+          <w:bCs/>
+          <w:color w:val="D86DCB" w:themeColor="accent5" w:themeTint="99"/>
+          <w:sz w:val="32"/>
+          <w:szCs w:val="32"/>
+        </w:rPr>
+        <w:t xml:space="preserve"> are added', () async {</w:t>
+      </w:r>
+    </w:p>
+    <w:p>
+      <w:pPr>
+        <w:jc w:val="both"/>
+        <w:rPr>
+          <w:b/>
+          <w:bCs/>
+          <w:color w:val="D86DCB" w:themeColor="accent5" w:themeTint="99"/>
+          <w:sz w:val="32"/>
+          <w:szCs w:val="32"/>
+        </w:rPr>
+      </w:pPr>
+    </w:p>
+    <w:p>
+      <w:pPr>
+        <w:jc w:val="both"/>
+        <w:rPr>
+          <w:b/>
+          <w:bCs/>
+          <w:color w:val="D86DCB" w:themeColor="accent5" w:themeTint="99"/>
+          <w:sz w:val="32"/>
+          <w:szCs w:val="32"/>
+        </w:rPr>
+      </w:pPr>
+      <w:r>
+        <w:rPr>
+          <w:b/>
+          <w:bCs/>
+          <w:color w:val="D86DCB" w:themeColor="accent5" w:themeTint="99"/>
+          <w:sz w:val="32"/>
+          <w:szCs w:val="32"/>
+        </w:rPr>
+        <w:t xml:space="preserve">    // ARRANGE</w:t>
+      </w:r>
+    </w:p>
+    <w:p>
+      <w:pPr>
+        <w:jc w:val="both"/>
+        <w:rPr>
+          <w:b/>
+          <w:bCs/>
+          <w:color w:val="D86DCB" w:themeColor="accent5" w:themeTint="99"/>
+          <w:sz w:val="32"/>
+          <w:szCs w:val="32"/>
+        </w:rPr>
+      </w:pPr>
+      <w:r>
+        <w:rPr>
+          <w:b/>
+          <w:bCs/>
+          <w:color w:val="D86DCB" w:themeColor="accent5" w:themeTint="99"/>
+          <w:sz w:val="32"/>
+          <w:szCs w:val="32"/>
+        </w:rPr>
+        <w:t xml:space="preserve">    final counter = </w:t>
+      </w:r>
+      <w:proofErr w:type="spellStart"/>
+      <w:proofErr w:type="gramStart"/>
+      <w:r>
+        <w:rPr>
+          <w:b/>
+          <w:bCs/>
+          <w:color w:val="D86DCB" w:themeColor="accent5" w:themeTint="99"/>
+          <w:sz w:val="32"/>
+          <w:szCs w:val="32"/>
+        </w:rPr>
+        <w:t>FavouritesCounter</w:t>
+      </w:r>
+      <w:proofErr w:type="spellEnd"/>
+      <w:r>
+        <w:rPr>
+          <w:b/>
+          <w:bCs/>
+          <w:color w:val="D86DCB" w:themeColor="accent5" w:themeTint="99"/>
+          <w:sz w:val="32"/>
+          <w:szCs w:val="32"/>
+        </w:rPr>
+        <w:t>(</w:t>
+      </w:r>
+      <w:proofErr w:type="gramEnd"/>
+      <w:r>
+        <w:rPr>
+          <w:b/>
+          <w:bCs/>
+          <w:color w:val="D86DCB" w:themeColor="accent5" w:themeTint="99"/>
+          <w:sz w:val="32"/>
+          <w:szCs w:val="32"/>
+        </w:rPr>
+        <w:t>);</w:t>
+      </w:r>
+    </w:p>
+    <w:p>
+      <w:pPr>
+        <w:jc w:val="both"/>
+        <w:rPr>
+          <w:b/>
+          <w:bCs/>
+          <w:color w:val="D86DCB" w:themeColor="accent5" w:themeTint="99"/>
+          <w:sz w:val="32"/>
+          <w:szCs w:val="32"/>
+        </w:rPr>
+      </w:pPr>
+    </w:p>
+    <w:p>
+      <w:pPr>
+        <w:jc w:val="both"/>
+        <w:rPr>
+          <w:b/>
+          <w:bCs/>
+          <w:color w:val="D86DCB" w:themeColor="accent5" w:themeTint="99"/>
+          <w:sz w:val="32"/>
+          <w:szCs w:val="32"/>
+        </w:rPr>
+      </w:pPr>
+      <w:r>
+        <w:rPr>
+          <w:b/>
+          <w:bCs/>
+          <w:color w:val="D86DCB" w:themeColor="accent5" w:themeTint="99"/>
+          <w:sz w:val="32"/>
+          <w:szCs w:val="32"/>
+        </w:rPr>
+        <w:t xml:space="preserve">    // setup the expectation before triggering events</w:t>
+      </w:r>
+    </w:p>
+    <w:p>
+      <w:pPr>
+        <w:jc w:val="both"/>
+        <w:rPr>
+          <w:b/>
+          <w:bCs/>
+          <w:color w:val="D86DCB" w:themeColor="accent5" w:themeTint="99"/>
+          <w:sz w:val="32"/>
+          <w:szCs w:val="32"/>
+        </w:rPr>
+      </w:pPr>
+      <w:r>
+        <w:rPr>
+          <w:b/>
+          <w:bCs/>
+          <w:color w:val="D86DCB" w:themeColor="accent5" w:themeTint="99"/>
+          <w:sz w:val="32"/>
+          <w:szCs w:val="32"/>
+        </w:rPr>
+        <w:t xml:space="preserve">    final expectation = </w:t>
+      </w:r>
+      <w:proofErr w:type="spellStart"/>
+      <w:proofErr w:type="gramStart"/>
+      <w:r>
+        <w:rPr>
+          <w:b/>
+          <w:bCs/>
+          <w:color w:val="D86DCB" w:themeColor="accent5" w:themeTint="99"/>
+          <w:sz w:val="32"/>
+          <w:szCs w:val="32"/>
+        </w:rPr>
+        <w:t>expectLater</w:t>
+      </w:r>
+      <w:proofErr w:type="spellEnd"/>
+      <w:r>
+        <w:rPr>
+          <w:b/>
+          <w:bCs/>
+          <w:color w:val="D86DCB" w:themeColor="accent5" w:themeTint="99"/>
+          <w:sz w:val="32"/>
+          <w:szCs w:val="32"/>
+        </w:rPr>
+        <w:t>(</w:t>
+      </w:r>
+      <w:proofErr w:type="gramEnd"/>
+    </w:p>
+    <w:p>
+      <w:pPr>
+        <w:jc w:val="both"/>
+        <w:rPr>
+          <w:b/>
+          <w:bCs/>
+          <w:color w:val="D86DCB" w:themeColor="accent5" w:themeTint="99"/>
+          <w:sz w:val="32"/>
+          <w:szCs w:val="32"/>
+        </w:rPr>
+      </w:pPr>
+      <w:r>
+        <w:rPr>
+          <w:b/>
+          <w:bCs/>
+          <w:color w:val="D86DCB" w:themeColor="accent5" w:themeTint="99"/>
+          <w:sz w:val="32"/>
+          <w:szCs w:val="32"/>
+        </w:rPr>
+        <w:t xml:space="preserve">      </w:t>
+      </w:r>
+      <w:proofErr w:type="spellStart"/>
+      <w:proofErr w:type="gramStart"/>
+      <w:r>
+        <w:rPr>
+          <w:b/>
+          <w:bCs/>
+          <w:color w:val="D86DCB" w:themeColor="accent5" w:themeTint="99"/>
+          <w:sz w:val="32"/>
+          <w:szCs w:val="32"/>
+        </w:rPr>
+        <w:t>counter.countStream</w:t>
+      </w:r>
+      <w:proofErr w:type="spellEnd"/>
+      <w:proofErr w:type="gramEnd"/>
+      <w:r>
+        <w:rPr>
+          <w:b/>
+          <w:bCs/>
+          <w:color w:val="D86DCB" w:themeColor="accent5" w:themeTint="99"/>
           <w:sz w:val="32"/>
           <w:szCs w:val="32"/>
         </w:rPr>
         <w:t>,</w:t>
       </w:r>
-      <w:r>
-        <w:rPr>
-          <w:sz w:val="32"/>
-          <w:szCs w:val="32"/>
-        </w:rPr>
-        <w:t xml:space="preserve"> mirroring real lifecycle cleanup.</w:t>
-      </w:r>
-    </w:p>
-    <w:p>
-      <w:pPr>
-        <w:jc w:val="both"/>
-        <w:rPr>
-          <w:sz w:val="32"/>
-          <w:szCs w:val="32"/>
-        </w:rPr>
-      </w:pPr>
-    </w:p>
-    <w:p>
-      <w:pPr>
-        <w:jc w:val="both"/>
-        <w:rPr>
-          <w:sz w:val="32"/>
-          <w:szCs w:val="32"/>
-        </w:rPr>
-      </w:pPr>
-      <w:r>
-        <w:rPr>
-          <w:sz w:val="32"/>
-          <w:szCs w:val="32"/>
-        </w:rPr>
-        <w:t>Industry Best Practice</w:t>
-      </w:r>
-      <w:r>
-        <w:rPr>
-          <w:sz w:val="32"/>
-          <w:szCs w:val="32"/>
-        </w:rPr>
-        <w:t>:</w:t>
-      </w:r>
-    </w:p>
-    <w:p>
-      <w:pPr>
-        <w:jc w:val="both"/>
-        <w:rPr>
-          <w:sz w:val="32"/>
-          <w:szCs w:val="32"/>
-        </w:rPr>
-      </w:pPr>
-      <w:r>
-        <w:rPr>
-          <w:sz w:val="32"/>
-          <w:szCs w:val="32"/>
-        </w:rPr>
-        <w:t xml:space="preserve"># </w:t>
-      </w:r>
-      <w:r>
-        <w:rPr>
-          <w:sz w:val="32"/>
-          <w:szCs w:val="32"/>
-        </w:rPr>
-        <w:t xml:space="preserve">No unit test in a healthy </w:t>
-      </w:r>
-      <w:r>
-        <w:rPr>
-          <w:b/>
-          <w:bCs/>
-          <w:sz w:val="32"/>
-          <w:szCs w:val="32"/>
-        </w:rPr>
-        <w:t xml:space="preserve">Flutter </w:t>
-      </w:r>
-      <w:r>
-        <w:rPr>
-          <w:sz w:val="32"/>
-          <w:szCs w:val="32"/>
-        </w:rPr>
-        <w:t xml:space="preserve">project should ever let real wall-clock time pass. If </w:t>
-      </w:r>
-      <w:r>
-        <w:rPr>
-          <w:sz w:val="32"/>
-          <w:szCs w:val="32"/>
-        </w:rPr>
-        <w:t>we</w:t>
-      </w:r>
-      <w:r>
-        <w:rPr>
-          <w:sz w:val="32"/>
-          <w:szCs w:val="32"/>
-        </w:rPr>
-        <w:t xml:space="preserve"> see await</w:t>
-      </w:r>
-      <w:r>
-        <w:rPr>
-          <w:b/>
-          <w:bCs/>
-          <w:sz w:val="32"/>
-          <w:szCs w:val="32"/>
-        </w:rPr>
-        <w:t xml:space="preserve"> </w:t>
-      </w:r>
-      <w:proofErr w:type="spellStart"/>
-      <w:r>
-        <w:rPr>
-          <w:b/>
-          <w:bCs/>
-          <w:sz w:val="32"/>
-          <w:szCs w:val="32"/>
-        </w:rPr>
-        <w:t>Future.delayed</w:t>
-      </w:r>
-      <w:proofErr w:type="spellEnd"/>
-      <w:r>
-        <w:rPr>
-          <w:b/>
-          <w:bCs/>
-          <w:sz w:val="32"/>
-          <w:szCs w:val="32"/>
-        </w:rPr>
-        <w:t xml:space="preserve"> </w:t>
-      </w:r>
-      <w:r>
-        <w:rPr>
-          <w:sz w:val="32"/>
-          <w:szCs w:val="32"/>
-        </w:rPr>
-        <w:t xml:space="preserve">inside a </w:t>
-      </w:r>
+    </w:p>
+    <w:p>
+      <w:pPr>
+        <w:jc w:val="both"/>
+        <w:rPr>
+          <w:b/>
+          <w:bCs/>
+          <w:color w:val="D86DCB" w:themeColor="accent5" w:themeTint="99"/>
+          <w:sz w:val="32"/>
+          <w:szCs w:val="32"/>
+        </w:rPr>
+      </w:pPr>
+      <w:r>
+        <w:rPr>
+          <w:b/>
+          <w:bCs/>
+          <w:color w:val="D86DCB" w:themeColor="accent5" w:themeTint="99"/>
+          <w:sz w:val="32"/>
+          <w:szCs w:val="32"/>
+        </w:rPr>
+        <w:t xml:space="preserve">      </w:t>
+      </w:r>
+      <w:proofErr w:type="spellStart"/>
       <w:proofErr w:type="gramStart"/>
       <w:r>
         <w:rPr>
           <w:b/>
           <w:bCs/>
-          <w:sz w:val="32"/>
-          <w:szCs w:val="32"/>
-        </w:rPr>
-        <w:t>test(</w:t>
+          <w:color w:val="D86DCB" w:themeColor="accent5" w:themeTint="99"/>
+          <w:sz w:val="32"/>
+          <w:szCs w:val="32"/>
+        </w:rPr>
+        <w:t>emitsInOrder</w:t>
+      </w:r>
+      <w:proofErr w:type="spellEnd"/>
+      <w:r>
+        <w:rPr>
+          <w:b/>
+          <w:bCs/>
+          <w:color w:val="D86DCB" w:themeColor="accent5" w:themeTint="99"/>
+          <w:sz w:val="32"/>
+          <w:szCs w:val="32"/>
+        </w:rPr>
+        <w:t>(</w:t>
       </w:r>
       <w:proofErr w:type="gramEnd"/>
       <w:r>
         <w:rPr>
           <w:b/>
           <w:bCs/>
-          <w:sz w:val="32"/>
-          <w:szCs w:val="32"/>
-        </w:rPr>
-        <w:t xml:space="preserve">) </w:t>
-      </w:r>
-      <w:r>
-        <w:rPr>
-          <w:sz w:val="32"/>
-          <w:szCs w:val="32"/>
-        </w:rPr>
-        <w:t>body in code review, that's a flag to fix it with</w:t>
-      </w:r>
-      <w:r>
-        <w:rPr>
-          <w:b/>
-          <w:bCs/>
-          <w:sz w:val="32"/>
-          <w:szCs w:val="32"/>
-        </w:rPr>
-        <w:t xml:space="preserve"> </w:t>
-      </w:r>
-      <w:proofErr w:type="spellStart"/>
-      <w:r>
-        <w:rPr>
-          <w:b/>
-          <w:bCs/>
-          <w:sz w:val="32"/>
-          <w:szCs w:val="32"/>
-        </w:rPr>
-        <w:t>fakeAsync</w:t>
-      </w:r>
-      <w:r>
-        <w:rPr>
-          <w:sz w:val="32"/>
-          <w:szCs w:val="32"/>
-        </w:rPr>
-        <w:t>.</w:t>
-      </w:r>
-      <w:proofErr w:type="spellEnd"/>
-    </w:p>
-    <w:p>
-      <w:pPr>
-        <w:jc w:val="both"/>
-        <w:rPr>
-          <w:sz w:val="32"/>
-          <w:szCs w:val="32"/>
-        </w:rPr>
-      </w:pPr>
-      <w:r>
-        <w:rPr>
-          <w:sz w:val="32"/>
-          <w:szCs w:val="32"/>
-        </w:rPr>
-        <w:t xml:space="preserve"># It’s </w:t>
-      </w:r>
-      <w:r>
-        <w:rPr>
-          <w:sz w:val="32"/>
-          <w:szCs w:val="32"/>
-        </w:rPr>
-        <w:t>a real reliability problem waiting to make our CI flaky six months from now.</w:t>
-      </w:r>
-    </w:p>
-    <w:p>
-      <w:pPr>
-        <w:jc w:val="both"/>
-        <w:rPr>
-          <w:sz w:val="32"/>
-          <w:szCs w:val="32"/>
-        </w:rPr>
-      </w:pPr>
-    </w:p>
-    <w:p>
-      <w:pPr>
-        <w:jc w:val="center"/>
-        <w:rPr>
-          <w:sz w:val="32"/>
-          <w:szCs w:val="32"/>
-        </w:rPr>
-      </w:pPr>
-      <w:r>
-        <w:rPr>
-          <w:sz w:val="32"/>
-          <w:szCs w:val="32"/>
-        </w:rPr>
-        <w:t>Break</w:t>
-      </w:r>
-    </w:p>
-    <w:p>
-      <w:pPr>
-        <w:jc w:val="both"/>
-        <w:rPr>
-          <w:sz w:val="32"/>
-          <w:szCs w:val="32"/>
-        </w:rPr>
-      </w:pPr>
-    </w:p>
-    <w:p>
-      <w:pPr>
-        <w:jc w:val="both"/>
-        <w:rPr>
-          <w:b/>
-          <w:bCs/>
-          <w:sz w:val="32"/>
-          <w:szCs w:val="32"/>
-        </w:rPr>
-      </w:pPr>
-      <w:r>
-        <w:rPr>
-          <w:b/>
-          <w:bCs/>
-          <w:sz w:val="32"/>
-          <w:szCs w:val="32"/>
-        </w:rPr>
-        <w:t>Stream Testing:</w:t>
-      </w:r>
-    </w:p>
-    <w:p>
-      <w:pPr>
-        <w:jc w:val="both"/>
-        <w:rPr>
-          <w:sz w:val="32"/>
-          <w:szCs w:val="32"/>
-        </w:rPr>
-      </w:pPr>
-      <w:r>
-        <w:rPr>
-          <w:sz w:val="32"/>
-          <w:szCs w:val="32"/>
-        </w:rPr>
-        <w:t xml:space="preserve"># </w:t>
-      </w:r>
+          <w:color w:val="D86DCB" w:themeColor="accent5" w:themeTint="99"/>
+          <w:sz w:val="32"/>
+          <w:szCs w:val="32"/>
+        </w:rPr>
+        <w:t xml:space="preserve">[1, 2, </w:t>
+      </w:r>
+      <w:proofErr w:type="spellStart"/>
+      <w:r>
+        <w:rPr>
+          <w:b/>
+          <w:bCs/>
+          <w:color w:val="D86DCB" w:themeColor="accent5" w:themeTint="99"/>
+          <w:sz w:val="32"/>
+          <w:szCs w:val="32"/>
+        </w:rPr>
+        <w:t>emitsDone</w:t>
+      </w:r>
+      <w:proofErr w:type="spellEnd"/>
+      <w:r>
+        <w:rPr>
+          <w:b/>
+          <w:bCs/>
+          <w:color w:val="D86DCB" w:themeColor="accent5" w:themeTint="99"/>
+          <w:sz w:val="32"/>
+          <w:szCs w:val="32"/>
+        </w:rPr>
+        <w:t>])</w:t>
+      </w:r>
+    </w:p>
+    <w:p>
+      <w:pPr>
+        <w:jc w:val="both"/>
+        <w:rPr>
+          <w:b/>
+          <w:bCs/>
+          <w:color w:val="D86DCB" w:themeColor="accent5" w:themeTint="99"/>
+          <w:sz w:val="32"/>
+          <w:szCs w:val="32"/>
+        </w:rPr>
+      </w:pPr>
+      <w:r>
+        <w:rPr>
+          <w:b/>
+          <w:bCs/>
+          <w:color w:val="D86DCB" w:themeColor="accent5" w:themeTint="99"/>
+          <w:sz w:val="32"/>
+          <w:szCs w:val="32"/>
+        </w:rPr>
+        <w:t xml:space="preserve">    );</w:t>
+      </w:r>
+    </w:p>
+    <w:p>
+      <w:pPr>
+        <w:jc w:val="both"/>
+        <w:rPr>
+          <w:b/>
+          <w:bCs/>
+          <w:color w:val="D86DCB" w:themeColor="accent5" w:themeTint="99"/>
+          <w:sz w:val="32"/>
+          <w:szCs w:val="32"/>
+        </w:rPr>
+      </w:pPr>
+    </w:p>
+    <w:p>
+      <w:pPr>
+        <w:jc w:val="both"/>
+        <w:rPr>
+          <w:b/>
+          <w:bCs/>
+          <w:color w:val="D86DCB" w:themeColor="accent5" w:themeTint="99"/>
+          <w:sz w:val="32"/>
+          <w:szCs w:val="32"/>
+        </w:rPr>
+      </w:pPr>
+      <w:r>
+        <w:rPr>
+          <w:b/>
+          <w:bCs/>
+          <w:color w:val="D86DCB" w:themeColor="accent5" w:themeTint="99"/>
+          <w:sz w:val="32"/>
+          <w:szCs w:val="32"/>
+        </w:rPr>
+        <w:t xml:space="preserve">    // ACT</w:t>
+      </w:r>
+    </w:p>
+    <w:p>
+      <w:pPr>
+        <w:jc w:val="both"/>
+        <w:rPr>
+          <w:b/>
+          <w:bCs/>
+          <w:color w:val="D86DCB" w:themeColor="accent5" w:themeTint="99"/>
+          <w:sz w:val="32"/>
+          <w:szCs w:val="32"/>
+        </w:rPr>
+      </w:pPr>
+      <w:r>
+        <w:rPr>
+          <w:b/>
+          <w:bCs/>
+          <w:color w:val="D86DCB" w:themeColor="accent5" w:themeTint="99"/>
+          <w:sz w:val="32"/>
+          <w:szCs w:val="32"/>
+        </w:rPr>
+        <w:t xml:space="preserve">    </w:t>
+      </w:r>
+      <w:proofErr w:type="spellStart"/>
+      <w:proofErr w:type="gramStart"/>
+      <w:r>
+        <w:rPr>
+          <w:b/>
+          <w:bCs/>
+          <w:color w:val="D86DCB" w:themeColor="accent5" w:themeTint="99"/>
+          <w:sz w:val="32"/>
+          <w:szCs w:val="32"/>
+        </w:rPr>
+        <w:t>counter.addFavourite</w:t>
+      </w:r>
+      <w:proofErr w:type="spellEnd"/>
+      <w:proofErr w:type="gramEnd"/>
+      <w:r>
+        <w:rPr>
+          <w:b/>
+          <w:bCs/>
+          <w:color w:val="D86DCB" w:themeColor="accent5" w:themeTint="99"/>
+          <w:sz w:val="32"/>
+          <w:szCs w:val="32"/>
+        </w:rPr>
+        <w:t>();</w:t>
+      </w:r>
+    </w:p>
+    <w:p>
+      <w:pPr>
+        <w:jc w:val="both"/>
+        <w:rPr>
+          <w:b/>
+          <w:bCs/>
+          <w:color w:val="D86DCB" w:themeColor="accent5" w:themeTint="99"/>
+          <w:sz w:val="32"/>
+          <w:szCs w:val="32"/>
+        </w:rPr>
+      </w:pPr>
+      <w:r>
+        <w:rPr>
+          <w:b/>
+          <w:bCs/>
+          <w:color w:val="D86DCB" w:themeColor="accent5" w:themeTint="99"/>
+          <w:sz w:val="32"/>
+          <w:szCs w:val="32"/>
+        </w:rPr>
+        <w:t xml:space="preserve">    </w:t>
+      </w:r>
+      <w:proofErr w:type="spellStart"/>
+      <w:proofErr w:type="gramStart"/>
+      <w:r>
+        <w:rPr>
+          <w:b/>
+          <w:bCs/>
+          <w:color w:val="D86DCB" w:themeColor="accent5" w:themeTint="99"/>
+          <w:sz w:val="32"/>
+          <w:szCs w:val="32"/>
+        </w:rPr>
+        <w:t>counter.addFavourite</w:t>
+      </w:r>
+      <w:proofErr w:type="spellEnd"/>
+      <w:proofErr w:type="gramEnd"/>
+      <w:r>
+        <w:rPr>
+          <w:b/>
+          <w:bCs/>
+          <w:color w:val="D86DCB" w:themeColor="accent5" w:themeTint="99"/>
+          <w:sz w:val="32"/>
+          <w:szCs w:val="32"/>
+        </w:rPr>
+        <w:t>();</w:t>
+      </w:r>
+    </w:p>
+    <w:p>
+      <w:pPr>
+        <w:jc w:val="both"/>
+        <w:rPr>
+          <w:b/>
+          <w:bCs/>
+          <w:color w:val="D86DCB" w:themeColor="accent5" w:themeTint="99"/>
+          <w:sz w:val="32"/>
+          <w:szCs w:val="32"/>
+        </w:rPr>
+      </w:pPr>
+      <w:r>
+        <w:rPr>
+          <w:b/>
+          <w:bCs/>
+          <w:color w:val="D86DCB" w:themeColor="accent5" w:themeTint="99"/>
+          <w:sz w:val="32"/>
+          <w:szCs w:val="32"/>
+        </w:rPr>
+        <w:t xml:space="preserve">    </w:t>
+      </w:r>
+      <w:proofErr w:type="spellStart"/>
+      <w:proofErr w:type="gramStart"/>
+      <w:r>
+        <w:rPr>
+          <w:b/>
+          <w:bCs/>
+          <w:color w:val="D86DCB" w:themeColor="accent5" w:themeTint="99"/>
+          <w:sz w:val="32"/>
+          <w:szCs w:val="32"/>
+        </w:rPr>
+        <w:t>counter.dispose</w:t>
+      </w:r>
+      <w:proofErr w:type="spellEnd"/>
+      <w:proofErr w:type="gramEnd"/>
+      <w:r>
+        <w:rPr>
+          <w:b/>
+          <w:bCs/>
+          <w:color w:val="D86DCB" w:themeColor="accent5" w:themeTint="99"/>
+          <w:sz w:val="32"/>
+          <w:szCs w:val="32"/>
+        </w:rPr>
+        <w:t>();</w:t>
+      </w:r>
+    </w:p>
+    <w:p>
+      <w:pPr>
+        <w:jc w:val="both"/>
+        <w:rPr>
+          <w:b/>
+          <w:bCs/>
+          <w:color w:val="D86DCB" w:themeColor="accent5" w:themeTint="99"/>
+          <w:sz w:val="32"/>
+          <w:szCs w:val="32"/>
+        </w:rPr>
+      </w:pPr>
+    </w:p>
+    <w:p>
+      <w:pPr>
+        <w:jc w:val="both"/>
+        <w:rPr>
+          <w:b/>
+          <w:bCs/>
+          <w:color w:val="D86DCB" w:themeColor="accent5" w:themeTint="99"/>
+          <w:sz w:val="32"/>
+          <w:szCs w:val="32"/>
+        </w:rPr>
+      </w:pPr>
+      <w:r>
+        <w:rPr>
+          <w:b/>
+          <w:bCs/>
+          <w:color w:val="D86DCB" w:themeColor="accent5" w:themeTint="99"/>
+          <w:sz w:val="32"/>
+          <w:szCs w:val="32"/>
+        </w:rPr>
+        <w:t xml:space="preserve">    // ASSERT, must await</w:t>
+      </w:r>
+    </w:p>
+    <w:p>
+      <w:pPr>
+        <w:jc w:val="both"/>
+        <w:rPr>
+          <w:b/>
+          <w:bCs/>
+          <w:color w:val="D86DCB" w:themeColor="accent5" w:themeTint="99"/>
+          <w:sz w:val="32"/>
+          <w:szCs w:val="32"/>
+        </w:rPr>
+      </w:pPr>
+      <w:r>
+        <w:rPr>
+          <w:b/>
+          <w:bCs/>
+          <w:color w:val="D86DCB" w:themeColor="accent5" w:themeTint="99"/>
+          <w:sz w:val="32"/>
+          <w:szCs w:val="32"/>
+        </w:rPr>
+        <w:t xml:space="preserve">    await expectation;</w:t>
+      </w:r>
+    </w:p>
+    <w:p>
+      <w:pPr>
+        <w:jc w:val="both"/>
+        <w:rPr>
+          <w:b/>
+          <w:bCs/>
+          <w:color w:val="D86DCB" w:themeColor="accent5" w:themeTint="99"/>
+          <w:sz w:val="32"/>
+          <w:szCs w:val="32"/>
+        </w:rPr>
+      </w:pPr>
+    </w:p>
+    <w:p>
+      <w:pPr>
+        <w:jc w:val="both"/>
+        <w:rPr>
+          <w:b/>
+          <w:bCs/>
+          <w:color w:val="D86DCB" w:themeColor="accent5" w:themeTint="99"/>
+          <w:sz w:val="32"/>
+          <w:szCs w:val="32"/>
+        </w:rPr>
+      </w:pPr>
+      <w:r>
+        <w:rPr>
+          <w:b/>
+          <w:bCs/>
+          <w:color w:val="D86DCB" w:themeColor="accent5" w:themeTint="99"/>
+          <w:sz w:val="32"/>
+          <w:szCs w:val="32"/>
+        </w:rPr>
+        <w:t xml:space="preserve">  });</w:t>
+      </w:r>
+    </w:p>
+    <w:p>
+      <w:pPr>
+        <w:jc w:val="both"/>
+        <w:rPr>
+          <w:b/>
+          <w:bCs/>
+          <w:color w:val="D86DCB" w:themeColor="accent5" w:themeTint="99"/>
+          <w:sz w:val="32"/>
+          <w:szCs w:val="32"/>
+        </w:rPr>
+      </w:pPr>
+    </w:p>
+    <w:p>
+      <w:pPr>
+        <w:jc w:val="both"/>
+        <w:rPr>
+          <w:b/>
+          <w:bCs/>
+          <w:color w:val="D86DCB" w:themeColor="accent5" w:themeTint="99"/>
+          <w:sz w:val="32"/>
+          <w:szCs w:val="32"/>
+        </w:rPr>
+      </w:pPr>
+      <w:r>
+        <w:rPr>
+          <w:b/>
+          <w:bCs/>
+          <w:color w:val="D86DCB" w:themeColor="accent5" w:themeTint="99"/>
+          <w:sz w:val="32"/>
+          <w:szCs w:val="32"/>
+        </w:rPr>
+        <w:t>}</w:t>
+      </w:r>
+    </w:p>
+    <w:p>
+      <w:pPr>
+        <w:jc w:val="both"/>
+        <w:rPr>
+          <w:sz w:val="32"/>
+          <w:szCs w:val="32"/>
+        </w:rPr>
+      </w:pPr>
+    </w:p>
+    <w:p>
+      <w:pPr>
+        <w:jc w:val="both"/>
+        <w:rPr>
+          <w:sz w:val="32"/>
+          <w:szCs w:val="32"/>
+        </w:rPr>
+      </w:pPr>
+    </w:p>
+    <w:p>
+      <w:pPr>
+        <w:jc w:val="both"/>
+        <w:rPr>
+          <w:sz w:val="32"/>
+          <w:szCs w:val="32"/>
+        </w:rPr>
+      </w:pPr>
+    </w:p>
+    <w:p>
+      <w:pPr>
+        <w:jc w:val="both"/>
+        <w:rPr>
+          <w:sz w:val="32"/>
+          <w:szCs w:val="32"/>
+        </w:rPr>
+      </w:pPr>
     </w:p>
     <w:sectPr>
       <w:footerReference w:type="default" r:id="rId7"/>
